--- a/docs/Oficial/PROPUESTA_TECNICA_MVP_TOMBSTONE_MES_temp_styled.docx
+++ b/docs/Oficial/PROPUESTA_TECNICA_MVP_TOMBSTONE_MES_temp_styled.docx
@@ -4,14 +4,14 @@
   <w:body>
     <w:p>
       <w:pPr>
-        <w:spacing w:before="240" w:after="80"/>
+        <w:spacing w:before="120" w:after="80"/>
       </w:pPr>
       <w:r>
         <w:rPr>
-          <w:rFonts w:ascii="Arial" w:hAnsi="Arial"/>
+          <w:rFonts w:ascii="Inter" w:hAnsi="Inter"/>
           <w:b/>
-          <w:color w:val="8B5E3C"/>
-          <w:sz w:val="44"/>
+          <w:color w:val="0F172A"/>
+          <w:sz w:val="46"/>
         </w:rPr>
         <w:t>Propuesta Técnica y Arquitectura Operativa · MES Tombstone Hats</w:t>
       </w:r>
@@ -22,7 +22,7 @@
       </w:pPr>
       <w:r>
         <w:rPr>
-          <w:rFonts w:ascii="Arial" w:hAnsi="Arial"/>
+          <w:rFonts w:ascii="Inter" w:hAnsi="Inter"/>
           <w:b/>
           <w:color w:val="0F172A"/>
           <w:sz w:val="20"/>
@@ -36,10 +36,10 @@
       </w:pPr>
       <w:r>
         <w:rPr>
-          <w:rFonts w:ascii="Arial" w:hAnsi="Arial"/>
+          <w:rFonts w:ascii="Inter" w:hAnsi="Inter"/>
           <w:b w:val="0"/>
           <w:i/>
-          <w:color w:val="1E293B"/>
+          <w:color w:val="334155"/>
           <w:sz w:val="20"/>
         </w:rPr>
         <w:t>Documento de Especificación de Alcance, Procesos de Piso y Modelo Operativo.</w:t>
@@ -52,22 +52,22 @@
         <w:tblLook w:firstColumn="1" w:firstRow="1" w:lastColumn="0" w:lastRow="0" w:noHBand="0" w:noVBand="1" w:val="04A0"/>
       </w:tblPr>
       <w:tblGrid>
-        <w:gridCol w:w="9360"/>
+        <w:gridCol w:w="9648"/>
       </w:tblGrid>
       <w:tr>
         <w:tc>
           <w:tcPr>
-            <w:tcW w:type="dxa" w:w="9360"/>
+            <w:tcW w:type="dxa" w:w="9648"/>
             <w:shd w:fill="F8FAFC"/>
             <w:tcMar>
-              <w:top w:w="140" w:type="dxa"/>
-              <w:bottom w:w="140" w:type="dxa"/>
-              <w:left w:w="220" w:type="dxa"/>
-              <w:right w:w="220" w:type="dxa"/>
+              <w:top w:w="130" w:type="dxa"/>
+              <w:bottom w:w="130" w:type="dxa"/>
+              <w:left w:w="200" w:type="dxa"/>
+              <w:right w:w="200" w:type="dxa"/>
             </w:tcMar>
             <w:tcBorders>
               <w:top w:val="none"/>
-              <w:left w:val="single" w:sz="24" w:space="0" w:color="8B5E3C"/>
+              <w:left w:val="single" w:sz="24" w:space="0" w:color="2563EB"/>
               <w:bottom w:val="none"/>
               <w:right w:val="none"/>
             </w:tcBorders>
@@ -78,7 +78,7 @@
             </w:pPr>
             <w:r>
               <w:rPr>
-                <w:rFonts w:ascii="Arial" w:hAnsi="Arial"/>
+                <w:rFonts w:ascii="Inter" w:hAnsi="Inter"/>
                 <w:b/>
                 <w:color w:val="0F172A"/>
                 <w:sz w:val="19"/>
@@ -87,9 +87,9 @@
             </w:r>
             <w:r>
               <w:rPr>
-                <w:rFonts w:ascii="Arial" w:hAnsi="Arial"/>
+                <w:rFonts w:ascii="Inter" w:hAnsi="Inter"/>
                 <w:b w:val="0"/>
-                <w:color w:val="1E293B"/>
+                <w:color w:val="334155"/>
                 <w:sz w:val="19"/>
               </w:rPr>
               <w:t xml:space="preserve"> 7 de Octubre de 2026</w:t>
@@ -99,7 +99,7 @@
             </w:r>
             <w:r>
               <w:rPr>
-                <w:rFonts w:ascii="Arial" w:hAnsi="Arial"/>
+                <w:rFonts w:ascii="Inter" w:hAnsi="Inter"/>
                 <w:b/>
                 <w:color w:val="0F172A"/>
                 <w:sz w:val="19"/>
@@ -108,9 +108,9 @@
             </w:r>
             <w:r>
               <w:rPr>
-                <w:rFonts w:ascii="Arial" w:hAnsi="Arial"/>
+                <w:rFonts w:ascii="Inter" w:hAnsi="Inter"/>
                 <w:b w:val="0"/>
-                <w:color w:val="1E293B"/>
+                <w:color w:val="334155"/>
                 <w:sz w:val="19"/>
               </w:rPr>
               <w:t xml:space="preserve"> Tombstone Hats (San Francisco del Rincón, Guanajuato)</w:t>
@@ -120,7 +120,7 @@
             </w:r>
             <w:r>
               <w:rPr>
-                <w:rFonts w:ascii="Arial" w:hAnsi="Arial"/>
+                <w:rFonts w:ascii="Inter" w:hAnsi="Inter"/>
                 <w:b/>
                 <w:color w:val="0F172A"/>
                 <w:sz w:val="19"/>
@@ -129,9 +129,9 @@
             </w:r>
             <w:r>
               <w:rPr>
-                <w:rFonts w:ascii="Arial" w:hAnsi="Arial"/>
+                <w:rFonts w:ascii="Inter" w:hAnsi="Inter"/>
                 <w:b w:val="0"/>
-                <w:color w:val="1E293B"/>
+                <w:color w:val="334155"/>
                 <w:sz w:val="19"/>
               </w:rPr>
               <w:t xml:space="preserve"> Andrés Villanueva (Uanify)</w:t>
@@ -148,12 +148,20 @@
     </w:p>
     <w:p>
       <w:pPr>
+        <w:spacing w:before="80" w:after="160"/>
+        <w:pBdr>
+          <w:bottom w:val="single" w:sz="6" w:space="8" w:color="CBD5E1"/>
+        </w:pBdr>
+      </w:pPr>
+    </w:p>
+    <w:p>
+      <w:pPr>
         <w:keepNext/>
         <w:spacing w:before="320" w:after="80"/>
       </w:pPr>
       <w:r>
         <w:rPr>
-          <w:rFonts w:ascii="Arial" w:hAnsi="Arial"/>
+          <w:rFonts w:ascii="Inter" w:hAnsi="Inter"/>
           <w:b/>
           <w:color w:val="0F172A"/>
           <w:sz w:val="28"/>
@@ -167,16 +175,16 @@
       </w:pPr>
       <w:r>
         <w:rPr>
-          <w:rFonts w:ascii="Arial" w:hAnsi="Arial"/>
+          <w:rFonts w:ascii="Inter" w:hAnsi="Inter"/>
           <w:b w:val="0"/>
-          <w:color w:val="1E293B"/>
+          <w:color w:val="334155"/>
           <w:sz w:val="20"/>
         </w:rPr>
         <w:t xml:space="preserve">La presente propuesta define la arquitectura, flujos operativos y alcance funcional del </w:t>
       </w:r>
       <w:r>
         <w:rPr>
-          <w:rFonts w:ascii="Arial" w:hAnsi="Arial"/>
+          <w:rFonts w:ascii="Inter" w:hAnsi="Inter"/>
           <w:b/>
           <w:color w:val="0F172A"/>
           <w:sz w:val="20"/>
@@ -185,9 +193,9 @@
       </w:r>
       <w:r>
         <w:rPr>
-          <w:rFonts w:ascii="Arial" w:hAnsi="Arial"/>
+          <w:rFonts w:ascii="Inter" w:hAnsi="Inter"/>
           <w:b w:val="0"/>
-          <w:color w:val="1E293B"/>
+          <w:color w:val="334155"/>
           <w:sz w:val="20"/>
         </w:rPr>
         <w:t>, digitalizando la producción desde que copa y falda se unen en Prensas hasta la entrega al cliente, y conectándolo con CONTPAQi Comercial 11.3.1.</w:t>
@@ -199,16 +207,16 @@
       </w:pPr>
       <w:r>
         <w:rPr>
-          <w:rFonts w:ascii="Arial" w:hAnsi="Arial"/>
+          <w:rFonts w:ascii="Inter" w:hAnsi="Inter"/>
           <w:b w:val="0"/>
-          <w:color w:val="1E293B"/>
+          <w:color w:val="334155"/>
           <w:sz w:val="20"/>
         </w:rPr>
         <w:t xml:space="preserve">El objetivo central es que Dirección e Ingeniería visualicen en tiempo real los </w:t>
       </w:r>
       <w:r>
         <w:rPr>
-          <w:rFonts w:ascii="Arial" w:hAnsi="Arial"/>
+          <w:rFonts w:ascii="Inter" w:hAnsi="Inter"/>
           <w:b/>
           <w:color w:val="0F172A"/>
           <w:sz w:val="20"/>
@@ -217,9 +225,9 @@
       </w:r>
       <w:r>
         <w:rPr>
-          <w:rFonts w:ascii="Arial" w:hAnsi="Arial"/>
+          <w:rFonts w:ascii="Inter" w:hAnsi="Inter"/>
           <w:b w:val="0"/>
-          <w:color w:val="1E293B"/>
+          <w:color w:val="334155"/>
           <w:sz w:val="20"/>
         </w:rPr>
         <w:t xml:space="preserve"> solicitados por la planta:</w:t>
@@ -232,15 +240,15 @@
         <w:tblLook w:firstColumn="1" w:firstRow="1" w:lastColumn="0" w:lastRow="0" w:noHBand="0" w:noVBand="1" w:val="04A0"/>
       </w:tblPr>
       <w:tblGrid>
-        <w:gridCol w:w="2340"/>
-        <w:gridCol w:w="2340"/>
-        <w:gridCol w:w="2340"/>
-        <w:gridCol w:w="2340"/>
+        <w:gridCol w:w="2412"/>
+        <w:gridCol w:w="2412"/>
+        <w:gridCol w:w="2412"/>
+        <w:gridCol w:w="2412"/>
       </w:tblGrid>
       <w:tr>
         <w:tc>
           <w:tcPr>
-            <w:tcW w:type="dxa" w:w="2340"/>
+            <w:tcW w:type="dxa" w:w="2412"/>
             <w:tcMar>
               <w:top w:w="100" w:type="dxa"/>
               <w:bottom w:w="100" w:type="dxa"/>
@@ -255,7 +263,7 @@
             </w:pPr>
             <w:r>
               <w:rPr>
-                <w:rFonts w:ascii="Arial" w:hAnsi="Arial"/>
+                <w:rFonts w:ascii="Inter" w:hAnsi="Inter"/>
                 <w:b/>
                 <w:color w:val="0F172A"/>
                 <w:sz w:val="19"/>
@@ -266,7 +274,7 @@
         </w:tc>
         <w:tc>
           <w:tcPr>
-            <w:tcW w:type="dxa" w:w="2340"/>
+            <w:tcW w:type="dxa" w:w="2412"/>
             <w:tcMar>
               <w:top w:w="100" w:type="dxa"/>
               <w:bottom w:w="100" w:type="dxa"/>
@@ -281,7 +289,7 @@
             </w:pPr>
             <w:r>
               <w:rPr>
-                <w:rFonts w:ascii="Arial" w:hAnsi="Arial"/>
+                <w:rFonts w:ascii="Inter" w:hAnsi="Inter"/>
                 <w:b/>
                 <w:color w:val="0F172A"/>
                 <w:sz w:val="19"/>
@@ -292,7 +300,7 @@
         </w:tc>
         <w:tc>
           <w:tcPr>
-            <w:tcW w:type="dxa" w:w="2340"/>
+            <w:tcW w:type="dxa" w:w="2412"/>
             <w:tcMar>
               <w:top w:w="100" w:type="dxa"/>
               <w:bottom w:w="100" w:type="dxa"/>
@@ -307,7 +315,7 @@
             </w:pPr>
             <w:r>
               <w:rPr>
-                <w:rFonts w:ascii="Arial" w:hAnsi="Arial"/>
+                <w:rFonts w:ascii="Inter" w:hAnsi="Inter"/>
                 <w:b/>
                 <w:color w:val="0F172A"/>
                 <w:sz w:val="19"/>
@@ -318,7 +326,7 @@
         </w:tc>
         <w:tc>
           <w:tcPr>
-            <w:tcW w:type="dxa" w:w="2340"/>
+            <w:tcW w:type="dxa" w:w="2412"/>
             <w:tcMar>
               <w:top w:w="100" w:type="dxa"/>
               <w:bottom w:w="100" w:type="dxa"/>
@@ -333,7 +341,7 @@
             </w:pPr>
             <w:r>
               <w:rPr>
-                <w:rFonts w:ascii="Arial" w:hAnsi="Arial"/>
+                <w:rFonts w:ascii="Inter" w:hAnsi="Inter"/>
                 <w:b/>
                 <w:color w:val="0F172A"/>
                 <w:sz w:val="19"/>
@@ -346,7 +354,7 @@
       <w:tr>
         <w:tc>
           <w:tcPr>
-            <w:tcW w:type="dxa" w:w="2340"/>
+            <w:tcW w:type="dxa" w:w="2412"/>
             <w:tcMar>
               <w:top w:w="100" w:type="dxa"/>
               <w:bottom w:w="100" w:type="dxa"/>
@@ -361,7 +369,7 @@
             </w:pPr>
             <w:r>
               <w:rPr>
-                <w:rFonts w:ascii="Arial" w:hAnsi="Arial"/>
+                <w:rFonts w:ascii="Inter" w:hAnsi="Inter"/>
                 <w:b/>
                 <w:color w:val="0F172A"/>
                 <w:sz w:val="18"/>
@@ -372,7 +380,7 @@
         </w:tc>
         <w:tc>
           <w:tcPr>
-            <w:tcW w:type="dxa" w:w="2340"/>
+            <w:tcW w:type="dxa" w:w="2412"/>
             <w:tcMar>
               <w:top w:w="100" w:type="dxa"/>
               <w:bottom w:w="100" w:type="dxa"/>
@@ -387,9 +395,9 @@
             </w:pPr>
             <w:r>
               <w:rPr>
-                <w:rFonts w:ascii="Arial" w:hAnsi="Arial"/>
+                <w:rFonts w:ascii="Inter" w:hAnsi="Inter"/>
                 <w:b w:val="0"/>
-                <w:color w:val="1E293B"/>
+                <w:color w:val="334155"/>
                 <w:sz w:val="18"/>
               </w:rPr>
               <w:t>¿Cuántos sombreros hay hoy en cada departamento y a qué orden pertenecen?</w:t>
@@ -398,7 +406,7 @@
         </w:tc>
         <w:tc>
           <w:tcPr>
-            <w:tcW w:type="dxa" w:w="2340"/>
+            <w:tcW w:type="dxa" w:w="2412"/>
             <w:tcMar>
               <w:top w:w="100" w:type="dxa"/>
               <w:bottom w:w="100" w:type="dxa"/>
@@ -413,9 +421,9 @@
             </w:pPr>
             <w:r>
               <w:rPr>
-                <w:rFonts w:ascii="Arial" w:hAnsi="Arial"/>
+                <w:rFonts w:ascii="Inter" w:hAnsi="Inter"/>
                 <w:b w:val="0"/>
-                <w:color w:val="1E293B"/>
+                <w:color w:val="334155"/>
                 <w:sz w:val="18"/>
               </w:rPr>
               <w:t>Escaneo de tarjeta viajera al depositar en almacén intermedio</w:t>
@@ -424,7 +432,7 @@
         </w:tc>
         <w:tc>
           <w:tcPr>
-            <w:tcW w:type="dxa" w:w="2340"/>
+            <w:tcW w:type="dxa" w:w="2412"/>
             <w:tcMar>
               <w:top w:w="100" w:type="dxa"/>
               <w:bottom w:w="100" w:type="dxa"/>
@@ -439,9 +447,9 @@
             </w:pPr>
             <w:r>
               <w:rPr>
-                <w:rFonts w:ascii="Arial" w:hAnsi="Arial"/>
+                <w:rFonts w:ascii="Inter" w:hAnsi="Inter"/>
                 <w:b w:val="0"/>
-                <w:color w:val="1E293B"/>
+                <w:color w:val="334155"/>
                 <w:sz w:val="18"/>
               </w:rPr>
               <w:t>Por departamento, orden, modelo y talla</w:t>
@@ -452,7 +460,7 @@
       <w:tr>
         <w:tc>
           <w:tcPr>
-            <w:tcW w:type="dxa" w:w="2340"/>
+            <w:tcW w:type="dxa" w:w="2412"/>
             <w:tcMar>
               <w:top w:w="100" w:type="dxa"/>
               <w:bottom w:w="100" w:type="dxa"/>
@@ -467,7 +475,7 @@
             </w:pPr>
             <w:r>
               <w:rPr>
-                <w:rFonts w:ascii="Arial" w:hAnsi="Arial"/>
+                <w:rFonts w:ascii="Inter" w:hAnsi="Inter"/>
                 <w:b/>
                 <w:color w:val="0F172A"/>
                 <w:sz w:val="18"/>
@@ -478,7 +486,7 @@
         </w:tc>
         <w:tc>
           <w:tcPr>
-            <w:tcW w:type="dxa" w:w="2340"/>
+            <w:tcW w:type="dxa" w:w="2412"/>
             <w:tcMar>
               <w:top w:w="100" w:type="dxa"/>
               <w:bottom w:w="100" w:type="dxa"/>
@@ -493,9 +501,9 @@
             </w:pPr>
             <w:r>
               <w:rPr>
-                <w:rFonts w:ascii="Arial" w:hAnsi="Arial"/>
+                <w:rFonts w:ascii="Inter" w:hAnsi="Inter"/>
                 <w:b w:val="0"/>
-                <w:color w:val="1E293B"/>
+                <w:color w:val="334155"/>
                 <w:sz w:val="18"/>
               </w:rPr>
               <w:t>¿Cuánto produjo cada departamento en el día y en la semana?</w:t>
@@ -504,7 +512,7 @@
         </w:tc>
         <w:tc>
           <w:tcPr>
-            <w:tcW w:type="dxa" w:w="2340"/>
+            <w:tcW w:type="dxa" w:w="2412"/>
             <w:tcMar>
               <w:top w:w="100" w:type="dxa"/>
               <w:bottom w:w="100" w:type="dxa"/>
@@ -519,9 +527,9 @@
             </w:pPr>
             <w:r>
               <w:rPr>
-                <w:rFonts w:ascii="Arial" w:hAnsi="Arial"/>
+                <w:rFonts w:ascii="Inter" w:hAnsi="Inter"/>
                 <w:b w:val="0"/>
-                <w:color w:val="1E293B"/>
+                <w:color w:val="334155"/>
                 <w:sz w:val="18"/>
               </w:rPr>
               <w:t>Escaneo de salida del departamento</w:t>
@@ -530,7 +538,7 @@
         </w:tc>
         <w:tc>
           <w:tcPr>
-            <w:tcW w:type="dxa" w:w="2340"/>
+            <w:tcW w:type="dxa" w:w="2412"/>
             <w:tcMar>
               <w:top w:w="100" w:type="dxa"/>
               <w:bottom w:w="100" w:type="dxa"/>
@@ -545,9 +553,9 @@
             </w:pPr>
             <w:r>
               <w:rPr>
-                <w:rFonts w:ascii="Arial" w:hAnsi="Arial"/>
+                <w:rFonts w:ascii="Inter" w:hAnsi="Inter"/>
                 <w:b w:val="0"/>
-                <w:color w:val="1E293B"/>
+                <w:color w:val="334155"/>
                 <w:sz w:val="18"/>
               </w:rPr>
               <w:t>Por día, semana, departamento y operador</w:t>
@@ -558,7 +566,7 @@
       <w:tr>
         <w:tc>
           <w:tcPr>
-            <w:tcW w:type="dxa" w:w="2340"/>
+            <w:tcW w:type="dxa" w:w="2412"/>
             <w:tcMar>
               <w:top w:w="100" w:type="dxa"/>
               <w:bottom w:w="100" w:type="dxa"/>
@@ -573,7 +581,7 @@
             </w:pPr>
             <w:r>
               <w:rPr>
-                <w:rFonts w:ascii="Arial" w:hAnsi="Arial"/>
+                <w:rFonts w:ascii="Inter" w:hAnsi="Inter"/>
                 <w:b/>
                 <w:color w:val="0F172A"/>
                 <w:sz w:val="18"/>
@@ -584,7 +592,7 @@
         </w:tc>
         <w:tc>
           <w:tcPr>
-            <w:tcW w:type="dxa" w:w="2340"/>
+            <w:tcW w:type="dxa" w:w="2412"/>
             <w:tcMar>
               <w:top w:w="100" w:type="dxa"/>
               <w:bottom w:w="100" w:type="dxa"/>
@@ -599,9 +607,9 @@
             </w:pPr>
             <w:r>
               <w:rPr>
-                <w:rFonts w:ascii="Arial" w:hAnsi="Arial"/>
+                <w:rFonts w:ascii="Inter" w:hAnsi="Inter"/>
                 <w:b w:val="0"/>
-                <w:color w:val="1E293B"/>
+                <w:color w:val="334155"/>
                 <w:sz w:val="18"/>
               </w:rPr>
               <w:t>¿Cuánto material consumió realmente cada orden contra su lista estándar?</w:t>
@@ -610,7 +618,7 @@
         </w:tc>
         <w:tc>
           <w:tcPr>
-            <w:tcW w:type="dxa" w:w="2340"/>
+            <w:tcW w:type="dxa" w:w="2412"/>
             <w:tcMar>
               <w:top w:w="100" w:type="dxa"/>
               <w:bottom w:w="100" w:type="dxa"/>
@@ -625,9 +633,9 @@
             </w:pPr>
             <w:r>
               <w:rPr>
-                <w:rFonts w:ascii="Arial" w:hAnsi="Arial"/>
+                <w:rFonts w:ascii="Inter" w:hAnsi="Inter"/>
                 <w:b w:val="0"/>
-                <w:color w:val="1E293B"/>
+                <w:color w:val="334155"/>
                 <w:sz w:val="18"/>
               </w:rPr>
               <w:t>Salidas de almacén cargadas a la orden vs lista de materiales (BOM) en CONTPAQi</w:t>
@@ -636,7 +644,7 @@
         </w:tc>
         <w:tc>
           <w:tcPr>
-            <w:tcW w:type="dxa" w:w="2340"/>
+            <w:tcW w:type="dxa" w:w="2412"/>
             <w:tcMar>
               <w:top w:w="100" w:type="dxa"/>
               <w:bottom w:w="100" w:type="dxa"/>
@@ -651,9 +659,9 @@
             </w:pPr>
             <w:r>
               <w:rPr>
-                <w:rFonts w:ascii="Arial" w:hAnsi="Arial"/>
+                <w:rFonts w:ascii="Inter" w:hAnsi="Inter"/>
                 <w:b w:val="0"/>
-                <w:color w:val="1E293B"/>
+                <w:color w:val="334155"/>
                 <w:sz w:val="18"/>
               </w:rPr>
               <w:t>Por orden, modelo e insumo</w:t>
@@ -664,7 +672,7 @@
       <w:tr>
         <w:tc>
           <w:tcPr>
-            <w:tcW w:type="dxa" w:w="2340"/>
+            <w:tcW w:type="dxa" w:w="2412"/>
             <w:tcMar>
               <w:top w:w="100" w:type="dxa"/>
               <w:bottom w:w="100" w:type="dxa"/>
@@ -679,7 +687,7 @@
             </w:pPr>
             <w:r>
               <w:rPr>
-                <w:rFonts w:ascii="Arial" w:hAnsi="Arial"/>
+                <w:rFonts w:ascii="Inter" w:hAnsi="Inter"/>
                 <w:b/>
                 <w:color w:val="0F172A"/>
                 <w:sz w:val="18"/>
@@ -690,7 +698,7 @@
         </w:tc>
         <w:tc>
           <w:tcPr>
-            <w:tcW w:type="dxa" w:w="2340"/>
+            <w:tcW w:type="dxa" w:w="2412"/>
             <w:tcMar>
               <w:top w:w="100" w:type="dxa"/>
               <w:bottom w:w="100" w:type="dxa"/>
@@ -705,9 +713,9 @@
             </w:pPr>
             <w:r>
               <w:rPr>
-                <w:rFonts w:ascii="Arial" w:hAnsi="Arial"/>
+                <w:rFonts w:ascii="Inter" w:hAnsi="Inter"/>
                 <w:b w:val="0"/>
-                <w:color w:val="1E293B"/>
+                <w:color w:val="334155"/>
                 <w:sz w:val="18"/>
               </w:rPr>
               <w:t>¿Cuántas piezas regresaron, desde qué punto de calidad y por qué causa raíz?</w:t>
@@ -716,7 +724,7 @@
         </w:tc>
         <w:tc>
           <w:tcPr>
-            <w:tcW w:type="dxa" w:w="2340"/>
+            <w:tcW w:type="dxa" w:w="2412"/>
             <w:tcMar>
               <w:top w:w="100" w:type="dxa"/>
               <w:bottom w:w="100" w:type="dxa"/>
@@ -731,9 +739,9 @@
             </w:pPr>
             <w:r>
               <w:rPr>
-                <w:rFonts w:ascii="Arial" w:hAnsi="Arial"/>
+                <w:rFonts w:ascii="Inter" w:hAnsi="Inter"/>
                 <w:b w:val="0"/>
-                <w:color w:val="1E293B"/>
+                <w:color w:val="334155"/>
                 <w:sz w:val="18"/>
               </w:rPr>
               <w:t>Registro del inspector en los 5 puntos de calidad con dictamen de supervisor</w:t>
@@ -742,7 +750,7 @@
         </w:tc>
         <w:tc>
           <w:tcPr>
-            <w:tcW w:type="dxa" w:w="2340"/>
+            <w:tcW w:type="dxa" w:w="2412"/>
             <w:tcMar>
               <w:top w:w="100" w:type="dxa"/>
               <w:bottom w:w="100" w:type="dxa"/>
@@ -757,9 +765,9 @@
             </w:pPr>
             <w:r>
               <w:rPr>
-                <w:rFonts w:ascii="Arial" w:hAnsi="Arial"/>
+                <w:rFonts w:ascii="Inter" w:hAnsi="Inter"/>
                 <w:b w:val="0"/>
-                <w:color w:val="1E293B"/>
+                <w:color w:val="334155"/>
                 <w:sz w:val="18"/>
               </w:rPr>
               <w:t>Por punto de calidad, causa y departamento origen</w:t>
@@ -770,7 +778,7 @@
       <w:tr>
         <w:tc>
           <w:tcPr>
-            <w:tcW w:type="dxa" w:w="2340"/>
+            <w:tcW w:type="dxa" w:w="2412"/>
             <w:tcMar>
               <w:top w:w="100" w:type="dxa"/>
               <w:bottom w:w="100" w:type="dxa"/>
@@ -785,7 +793,7 @@
             </w:pPr>
             <w:r>
               <w:rPr>
-                <w:rFonts w:ascii="Arial" w:hAnsi="Arial"/>
+                <w:rFonts w:ascii="Inter" w:hAnsi="Inter"/>
                 <w:b/>
                 <w:color w:val="0F172A"/>
                 <w:sz w:val="18"/>
@@ -796,7 +804,7 @@
         </w:tc>
         <w:tc>
           <w:tcPr>
-            <w:tcW w:type="dxa" w:w="2340"/>
+            <w:tcW w:type="dxa" w:w="2412"/>
             <w:tcMar>
               <w:top w:w="100" w:type="dxa"/>
               <w:bottom w:w="100" w:type="dxa"/>
@@ -811,9 +819,9 @@
             </w:pPr>
             <w:r>
               <w:rPr>
-                <w:rFonts w:ascii="Arial" w:hAnsi="Arial"/>
+                <w:rFonts w:ascii="Inter" w:hAnsi="Inter"/>
                 <w:b w:val="0"/>
-                <w:color w:val="1E293B"/>
+                <w:color w:val="334155"/>
                 <w:sz w:val="18"/>
               </w:rPr>
               <w:t>¿Cada pedido llegará a tiempo respecto a la fecha compromiso acordada?</w:t>
@@ -822,7 +830,7 @@
         </w:tc>
         <w:tc>
           <w:tcPr>
-            <w:tcW w:type="dxa" w:w="2340"/>
+            <w:tcW w:type="dxa" w:w="2412"/>
             <w:tcMar>
               <w:top w:w="100" w:type="dxa"/>
               <w:bottom w:w="100" w:type="dxa"/>
@@ -837,9 +845,9 @@
             </w:pPr>
             <w:r>
               <w:rPr>
-                <w:rFonts w:ascii="Arial" w:hAnsi="Arial"/>
+                <w:rFonts w:ascii="Inter" w:hAnsi="Inter"/>
                 <w:b w:val="0"/>
-                <w:color w:val="1E293B"/>
+                <w:color w:val="334155"/>
                 <w:sz w:val="18"/>
               </w:rPr>
               <w:t>Fecha compromiso capturada al crear la orden + registro de entrega final</w:t>
@@ -848,7 +856,7 @@
         </w:tc>
         <w:tc>
           <w:tcPr>
-            <w:tcW w:type="dxa" w:w="2340"/>
+            <w:tcW w:type="dxa" w:w="2412"/>
             <w:tcMar>
               <w:top w:w="100" w:type="dxa"/>
               <w:bottom w:w="100" w:type="dxa"/>
@@ -863,9 +871,9 @@
             </w:pPr>
             <w:r>
               <w:rPr>
-                <w:rFonts w:ascii="Arial" w:hAnsi="Arial"/>
+                <w:rFonts w:ascii="Inter" w:hAnsi="Inter"/>
                 <w:b w:val="0"/>
-                <w:color w:val="1E293B"/>
+                <w:color w:val="334155"/>
                 <w:sz w:val="18"/>
               </w:rPr>
               <w:t>Por pedido, cliente y semana</w:t>
@@ -885,19 +893,19 @@
       </w:pPr>
       <w:r>
         <w:rPr>
-          <w:rFonts w:ascii="Arial" w:hAnsi="Arial"/>
+          <w:rFonts w:ascii="Inter" w:hAnsi="Inter"/>
           <w:b w:val="0"/>
           <w:i/>
-          <w:color w:val="1E293B"/>
+          <w:color w:val="334155"/>
           <w:sz w:val="20"/>
         </w:rPr>
         <w:t>Nota sobre materiales y reprocesos:</w:t>
       </w:r>
       <w:r>
         <w:rPr>
-          <w:rFonts w:ascii="Arial" w:hAnsi="Arial"/>
+          <w:rFonts w:ascii="Inter" w:hAnsi="Inter"/>
           <w:b w:val="0"/>
-          <w:color w:val="1E293B"/>
+          <w:color w:val="334155"/>
           <w:sz w:val="20"/>
         </w:rPr>
         <w:t xml:space="preserve"> El control de materiales mide el consumo en unidades físicas contra la lista de materiales (BOM); la valorización monetaria se calcula con base en los costos unitarios registrados en CONTPAQi. Los reprocesos se contabilizan en piezas y causa raíz sin recosteo contable en esta fase. El tablero alerta en amarillo los pedidos próximos al vencimiento y en rojo los atrasados.</w:t>
@@ -910,9 +918,9 @@
       </w:pPr>
       <w:r>
         <w:rPr>
-          <w:rFonts w:ascii="Arial" w:hAnsi="Arial"/>
+          <w:rFonts w:ascii="Inter" w:hAnsi="Inter"/>
           <w:b/>
-          <w:color w:val="8B5E3C"/>
+          <w:color w:val="2563EB"/>
           <w:sz w:val="23"/>
         </w:rPr>
         <w:t>Directrices Rectoras de la Estrategia (2 Opciones):</w:t>
@@ -925,7 +933,7 @@
       </w:pPr>
       <w:r>
         <w:rPr>
-          <w:rFonts w:ascii="Arial" w:hAnsi="Arial"/>
+          <w:rFonts w:ascii="Inter" w:hAnsi="Inter"/>
           <w:b/>
           <w:color w:val="0F172A"/>
           <w:sz w:val="20"/>
@@ -934,9 +942,9 @@
       </w:r>
       <w:r>
         <w:rPr>
-          <w:rFonts w:ascii="Arial" w:hAnsi="Arial"/>
+          <w:rFonts w:ascii="Inter" w:hAnsi="Inter"/>
           <w:b w:val="0"/>
-          <w:color w:val="1E293B"/>
+          <w:color w:val="334155"/>
           <w:sz w:val="20"/>
         </w:rPr>
         <w:t xml:space="preserve"> Sistema MES Integral con enlace nativo a Microsoft SQL Server de CONTPAQi Comercial 11, trazabilidad por códigos QR en tarjetas viajeras y monitoreo de WIP por almacén intermedio. Operado en tablets/pantallas táctiles utilizando la cámara integrada del dispositivo.</w:t>
@@ -949,7 +957,7 @@
       </w:pPr>
       <w:r>
         <w:rPr>
-          <w:rFonts w:ascii="Arial" w:hAnsi="Arial"/>
+          <w:rFonts w:ascii="Inter" w:hAnsi="Inter"/>
           <w:b/>
           <w:color w:val="0F172A"/>
           <w:sz w:val="20"/>
@@ -958,13 +966,21 @@
       </w:r>
       <w:r>
         <w:rPr>
-          <w:rFonts w:ascii="Arial" w:hAnsi="Arial"/>
+          <w:rFonts w:ascii="Inter" w:hAnsi="Inter"/>
           <w:b w:val="0"/>
-          <w:color w:val="1E293B"/>
+          <w:color w:val="334155"/>
           <w:sz w:val="20"/>
         </w:rPr>
         <w:t xml:space="preserve"> Todo el alcance de la Opción A, complementado con kits de lectores ópticos industriales 2D (código QR) vía USB/Bluetooth en modo emulación teclado (HID) montados en estaciones clave para acelerar el escaneo continuo.</w:t>
       </w:r>
+    </w:p>
+    <w:p>
+      <w:pPr>
+        <w:spacing w:before="80" w:after="160"/>
+        <w:pBdr>
+          <w:bottom w:val="single" w:sz="6" w:space="8" w:color="CBD5E1"/>
+        </w:pBdr>
+      </w:pPr>
     </w:p>
     <w:p>
       <w:pPr>
@@ -973,7 +989,7 @@
       </w:pPr>
       <w:r>
         <w:rPr>
-          <w:rFonts w:ascii="Arial" w:hAnsi="Arial"/>
+          <w:rFonts w:ascii="Inter" w:hAnsi="Inter"/>
           <w:b/>
           <w:color w:val="0F172A"/>
           <w:sz w:val="28"/>
@@ -988,7 +1004,7 @@
       </w:pPr>
       <w:r>
         <w:rPr>
-          <w:rFonts w:ascii="Arial" w:hAnsi="Arial"/>
+          <w:rFonts w:ascii="Inter" w:hAnsi="Inter"/>
           <w:b/>
           <w:color w:val="0F172A"/>
           <w:sz w:val="20"/>
@@ -1002,16 +1018,16 @@
       </w:pPr>
       <w:r>
         <w:rPr>
-          <w:rFonts w:ascii="Arial" w:hAnsi="Arial"/>
+          <w:rFonts w:ascii="Inter" w:hAnsi="Inter"/>
           <w:b w:val="0"/>
-          <w:color w:val="1E293B"/>
+          <w:color w:val="334155"/>
           <w:sz w:val="20"/>
         </w:rPr>
         <w:t xml:space="preserve">El lote nace formalmente en el MES cuando copa y falda se unen en </w:t>
       </w:r>
       <w:r>
         <w:rPr>
-          <w:rFonts w:ascii="Arial" w:hAnsi="Arial"/>
+          <w:rFonts w:ascii="Inter" w:hAnsi="Inter"/>
           <w:b/>
           <w:color w:val="0F172A"/>
           <w:sz w:val="20"/>
@@ -1020,9 +1036,9 @@
       </w:r>
       <w:r>
         <w:rPr>
-          <w:rFonts w:ascii="Arial" w:hAnsi="Arial"/>
+          <w:rFonts w:ascii="Inter" w:hAnsi="Inter"/>
           <w:b w:val="0"/>
-          <w:color w:val="1E293B"/>
+          <w:color w:val="334155"/>
           <w:sz w:val="20"/>
         </w:rPr>
         <w:t>. El proceso previo (Corte, Endopado y Entallado de lienzos) no se rastrea con lote individual en piso, pero sí se carga su consumo de materia prima a la orden de producción.</w:t>
@@ -1035,7 +1051,7 @@
       </w:pPr>
       <w:r>
         <w:rPr>
-          <w:rFonts w:ascii="Arial" w:hAnsi="Arial"/>
+          <w:rFonts w:ascii="Inter" w:hAnsi="Inter"/>
           <w:b/>
           <w:color w:val="0F172A"/>
           <w:sz w:val="20"/>
@@ -1049,9 +1065,9 @@
       </w:pPr>
       <w:r>
         <w:rPr>
-          <w:rFonts w:ascii="Arial" w:hAnsi="Arial"/>
+          <w:rFonts w:ascii="Inter" w:hAnsi="Inter"/>
           <w:b w:val="0"/>
-          <w:color w:val="1E293B"/>
+          <w:color w:val="334155"/>
           <w:sz w:val="20"/>
         </w:rPr>
         <w:t>El Ingeniero Admin consulta en el MES la orden proveniente de CONTPAQi Comercial. Asigna manualmente la cantidad de lotes madre (base 60 pzas) y sublotes (15 pzas) conforme a la programación. Desde la misma pantalla genera e imprime las tarjetas viajeras oficiales con sus códigos QR en hojas tamaño carta estándar de oficina para recortar e introducirlas en fundas plásticas cosidas.</w:t>
@@ -1064,7 +1080,7 @@
       </w:pPr>
       <w:r>
         <w:rPr>
-          <w:rFonts w:ascii="Arial" w:hAnsi="Arial"/>
+          <w:rFonts w:ascii="Inter" w:hAnsi="Inter"/>
           <w:b/>
           <w:color w:val="0F172A"/>
           <w:sz w:val="20"/>
@@ -1078,9 +1094,9 @@
       </w:pPr>
       <w:r>
         <w:rPr>
-          <w:rFonts w:ascii="Arial" w:hAnsi="Arial"/>
+          <w:rFonts w:ascii="Inter" w:hAnsi="Inter"/>
           <w:b w:val="0"/>
-          <w:color w:val="1E293B"/>
+          <w:color w:val="334155"/>
           <w:sz w:val="20"/>
         </w:rPr>
         <w:t>El lote viaja como lote madre de 60 piezas desde Prensas hasta Alineado en Hidráulicas (T4), donde se divide formalmente en sublotes de 15 piezas mediante escaneo para transitar por acabados hasta Producto Liberado. El número de sublotes es configurable por orden.</w:t>
@@ -1093,7 +1109,7 @@
       </w:pPr>
       <w:r>
         <w:rPr>
-          <w:rFonts w:ascii="Arial" w:hAnsi="Arial"/>
+          <w:rFonts w:ascii="Inter" w:hAnsi="Inter"/>
           <w:b/>
           <w:color w:val="0F172A"/>
           <w:sz w:val="20"/>
@@ -1107,13 +1123,21 @@
       </w:pPr>
       <w:r>
         <w:rPr>
-          <w:rFonts w:ascii="Arial" w:hAnsi="Arial"/>
+          <w:rFonts w:ascii="Inter" w:hAnsi="Inter"/>
           <w:b w:val="0"/>
-          <w:color w:val="1E293B"/>
+          <w:color w:val="334155"/>
           <w:sz w:val="20"/>
         </w:rPr>
         <w:t>Se realiza al salir del departamento por el usuario/supervisor que concluye el proceso al depositar el lote en el almacén intermedio para el siguiente proceso. Con ello, el lote sale del WIP de un departamento e ingresa al inventario del siguiente.</w:t>
       </w:r>
+    </w:p>
+    <w:p>
+      <w:pPr>
+        <w:spacing w:before="80" w:after="160"/>
+        <w:pBdr>
+          <w:bottom w:val="single" w:sz="6" w:space="8" w:color="CBD5E1"/>
+        </w:pBdr>
+      </w:pPr>
     </w:p>
     <w:p>
       <w:pPr>
@@ -1122,7 +1146,7 @@
       </w:pPr>
       <w:r>
         <w:rPr>
-          <w:rFonts w:ascii="Arial" w:hAnsi="Arial"/>
+          <w:rFonts w:ascii="Inter" w:hAnsi="Inter"/>
           <w:b/>
           <w:color w:val="0F172A"/>
           <w:sz w:val="28"/>
@@ -1137,9 +1161,9 @@
       </w:pPr>
       <w:r>
         <w:rPr>
-          <w:rFonts w:ascii="Arial" w:hAnsi="Arial"/>
+          <w:rFonts w:ascii="Inter" w:hAnsi="Inter"/>
           <w:b/>
-          <w:color w:val="8B5E3C"/>
+          <w:color w:val="2563EB"/>
           <w:sz w:val="23"/>
         </w:rPr>
         <w:t>3.1 Estructura de Decisión en Filtros de Calidad:</w:t>
@@ -1151,16 +1175,16 @@
       </w:pPr>
       <w:r>
         <w:rPr>
-          <w:rFonts w:ascii="Arial" w:hAnsi="Arial"/>
+          <w:rFonts w:ascii="Inter" w:hAnsi="Inter"/>
           <w:b w:val="0"/>
-          <w:color w:val="1E293B"/>
+          <w:color w:val="334155"/>
           <w:sz w:val="20"/>
         </w:rPr>
         <w:t xml:space="preserve">El </w:t>
       </w:r>
       <w:r>
         <w:rPr>
-          <w:rFonts w:ascii="Arial" w:hAnsi="Arial"/>
+          <w:rFonts w:ascii="Inter" w:hAnsi="Inter"/>
           <w:b/>
           <w:color w:val="0F172A"/>
           <w:sz w:val="20"/>
@@ -1169,16 +1193,16 @@
       </w:r>
       <w:r>
         <w:rPr>
-          <w:rFonts w:ascii="Arial" w:hAnsi="Arial"/>
+          <w:rFonts w:ascii="Inter" w:hAnsi="Inter"/>
           <w:b w:val="0"/>
-          <w:color w:val="1E293B"/>
+          <w:color w:val="334155"/>
           <w:sz w:val="20"/>
         </w:rPr>
         <w:t xml:space="preserve"> valida físicamente las piezas en los filtros oficiales y tiene únicamente dos acciones: </w:t>
       </w:r>
       <w:r>
         <w:rPr>
-          <w:rFonts w:ascii="Arial" w:hAnsi="Arial"/>
+          <w:rFonts w:ascii="Inter" w:hAnsi="Inter"/>
           <w:b/>
           <w:color w:val="0F172A"/>
           <w:sz w:val="20"/>
@@ -1187,16 +1211,16 @@
       </w:r>
       <w:r>
         <w:rPr>
-          <w:rFonts w:ascii="Arial" w:hAnsi="Arial"/>
+          <w:rFonts w:ascii="Inter" w:hAnsi="Inter"/>
           <w:b w:val="0"/>
-          <w:color w:val="1E293B"/>
+          <w:color w:val="334155"/>
           <w:sz w:val="20"/>
         </w:rPr>
         <w:t xml:space="preserve"> o </w:t>
       </w:r>
       <w:r>
         <w:rPr>
-          <w:rFonts w:ascii="Arial" w:hAnsi="Arial"/>
+          <w:rFonts w:ascii="Inter" w:hAnsi="Inter"/>
           <w:b/>
           <w:color w:val="0F172A"/>
           <w:sz w:val="20"/>
@@ -1205,9 +1229,9 @@
       </w:r>
       <w:r>
         <w:rPr>
-          <w:rFonts w:ascii="Arial" w:hAnsi="Arial"/>
+          <w:rFonts w:ascii="Inter" w:hAnsi="Inter"/>
           <w:b w:val="0"/>
-          <w:color w:val="1E293B"/>
+          <w:color w:val="334155"/>
           <w:sz w:val="20"/>
         </w:rPr>
         <w:t>. Ante una no conformidad, el Supervisor o el Ingeniero de Calidad dictamina en pantalla:</w:t>
@@ -1220,7 +1244,7 @@
       </w:pPr>
       <w:r>
         <w:rPr>
-          <w:rFonts w:ascii="Arial" w:hAnsi="Arial"/>
+          <w:rFonts w:ascii="Inter" w:hAnsi="Inter"/>
           <w:b/>
           <w:color w:val="0F172A"/>
           <w:sz w:val="20"/>
@@ -1229,9 +1253,9 @@
       </w:r>
       <w:r>
         <w:rPr>
-          <w:rFonts w:ascii="Arial" w:hAnsi="Arial"/>
+          <w:rFonts w:ascii="Inter" w:hAnsi="Inter"/>
           <w:b w:val="0"/>
-          <w:color w:val="1E293B"/>
+          <w:color w:val="334155"/>
           <w:sz w:val="20"/>
         </w:rPr>
         <w:t xml:space="preserve"> Selecciona a qué proceso anterior regresa el lote para ser corregido.</w:t>
@@ -1244,7 +1268,7 @@
       </w:pPr>
       <w:r>
         <w:rPr>
-          <w:rFonts w:ascii="Arial" w:hAnsi="Arial"/>
+          <w:rFonts w:ascii="Inter" w:hAnsi="Inter"/>
           <w:b/>
           <w:color w:val="0F172A"/>
           <w:sz w:val="20"/>
@@ -1253,9 +1277,9 @@
       </w:r>
       <w:r>
         <w:rPr>
-          <w:rFonts w:ascii="Arial" w:hAnsi="Arial"/>
+          <w:rFonts w:ascii="Inter" w:hAnsi="Inter"/>
           <w:b w:val="0"/>
-          <w:color w:val="1E293B"/>
+          <w:color w:val="334155"/>
           <w:sz w:val="20"/>
         </w:rPr>
         <w:t xml:space="preserve"> El lote principal no se detiene; se captura la cantidad de piezas separadas y su causa raíz.</w:t>
@@ -1268,7 +1292,7 @@
       </w:pPr>
       <w:r>
         <w:rPr>
-          <w:rFonts w:ascii="Arial" w:hAnsi="Arial"/>
+          <w:rFonts w:ascii="Inter" w:hAnsi="Inter"/>
           <w:b/>
           <w:color w:val="0F172A"/>
           <w:sz w:val="20"/>
@@ -1277,9 +1301,9 @@
       </w:r>
       <w:r>
         <w:rPr>
-          <w:rFonts w:ascii="Arial" w:hAnsi="Arial"/>
+          <w:rFonts w:ascii="Inter" w:hAnsi="Inter"/>
           <w:b w:val="0"/>
-          <w:color w:val="1E293B"/>
+          <w:color w:val="334155"/>
           <w:sz w:val="20"/>
         </w:rPr>
         <w:t xml:space="preserve"> Registro de piezas descartadas definitivamente con su causa de falla.</w:t>
@@ -1291,19 +1315,19 @@
       </w:pPr>
       <w:r>
         <w:rPr>
-          <w:rFonts w:ascii="Arial" w:hAnsi="Arial"/>
+          <w:rFonts w:ascii="Inter" w:hAnsi="Inter"/>
           <w:b w:val="0"/>
           <w:i/>
-          <w:color w:val="1E293B"/>
+          <w:color w:val="334155"/>
           <w:sz w:val="20"/>
         </w:rPr>
         <w:t>Regla de Oro de Planta:</w:t>
       </w:r>
       <w:r>
         <w:rPr>
-          <w:rFonts w:ascii="Arial" w:hAnsi="Arial"/>
+          <w:rFonts w:ascii="Inter" w:hAnsi="Inter"/>
           <w:b w:val="0"/>
-          <w:color w:val="1E293B"/>
+          <w:color w:val="334155"/>
           <w:sz w:val="20"/>
         </w:rPr>
         <w:t xml:space="preserve"> Ningún lote sale incompleto hacia el cliente. Las piezas descartadas como segunda o merma se sustituyen físicamente en línea y quedan registradas contra su lote y orden.</w:t>
@@ -1316,9 +1340,9 @@
       </w:pPr>
       <w:r>
         <w:rPr>
-          <w:rFonts w:ascii="Arial" w:hAnsi="Arial"/>
+          <w:rFonts w:ascii="Inter" w:hAnsi="Inter"/>
           <w:b/>
-          <w:color w:val="8B5E3C"/>
+          <w:color w:val="2563EB"/>
           <w:sz w:val="23"/>
         </w:rPr>
         <w:t>3.2 Los 5 Puntos de Calidad en Línea y Destino de Rechazo:</w:t>
@@ -1331,15 +1355,15 @@
         <w:tblLook w:firstColumn="1" w:firstRow="1" w:lastColumn="0" w:lastRow="0" w:noHBand="0" w:noVBand="1" w:val="04A0"/>
       </w:tblPr>
       <w:tblGrid>
-        <w:gridCol w:w="2340"/>
-        <w:gridCol w:w="2340"/>
-        <w:gridCol w:w="2340"/>
-        <w:gridCol w:w="2340"/>
+        <w:gridCol w:w="2412"/>
+        <w:gridCol w:w="2412"/>
+        <w:gridCol w:w="2412"/>
+        <w:gridCol w:w="2412"/>
       </w:tblGrid>
       <w:tr>
         <w:tc>
           <w:tcPr>
-            <w:tcW w:type="dxa" w:w="2340"/>
+            <w:tcW w:type="dxa" w:w="2412"/>
             <w:tcMar>
               <w:top w:w="100" w:type="dxa"/>
               <w:bottom w:w="100" w:type="dxa"/>
@@ -1354,7 +1378,7 @@
             </w:pPr>
             <w:r>
               <w:rPr>
-                <w:rFonts w:ascii="Arial" w:hAnsi="Arial"/>
+                <w:rFonts w:ascii="Inter" w:hAnsi="Inter"/>
                 <w:b/>
                 <w:color w:val="0F172A"/>
                 <w:sz w:val="19"/>
@@ -1365,7 +1389,7 @@
         </w:tc>
         <w:tc>
           <w:tcPr>
-            <w:tcW w:type="dxa" w:w="2340"/>
+            <w:tcW w:type="dxa" w:w="2412"/>
             <w:tcMar>
               <w:top w:w="100" w:type="dxa"/>
               <w:bottom w:w="100" w:type="dxa"/>
@@ -1380,7 +1404,7 @@
             </w:pPr>
             <w:r>
               <w:rPr>
-                <w:rFonts w:ascii="Arial" w:hAnsi="Arial"/>
+                <w:rFonts w:ascii="Inter" w:hAnsi="Inter"/>
                 <w:b/>
                 <w:color w:val="0F172A"/>
                 <w:sz w:val="19"/>
@@ -1391,7 +1415,7 @@
         </w:tc>
         <w:tc>
           <w:tcPr>
-            <w:tcW w:type="dxa" w:w="2340"/>
+            <w:tcW w:type="dxa" w:w="2412"/>
             <w:tcMar>
               <w:top w:w="100" w:type="dxa"/>
               <w:bottom w:w="100" w:type="dxa"/>
@@ -1406,7 +1430,7 @@
             </w:pPr>
             <w:r>
               <w:rPr>
-                <w:rFonts w:ascii="Arial" w:hAnsi="Arial"/>
+                <w:rFonts w:ascii="Inter" w:hAnsi="Inter"/>
                 <w:b/>
                 <w:color w:val="0F172A"/>
                 <w:sz w:val="19"/>
@@ -1417,7 +1441,7 @@
         </w:tc>
         <w:tc>
           <w:tcPr>
-            <w:tcW w:type="dxa" w:w="2340"/>
+            <w:tcW w:type="dxa" w:w="2412"/>
             <w:tcMar>
               <w:top w:w="100" w:type="dxa"/>
               <w:bottom w:w="100" w:type="dxa"/>
@@ -1432,7 +1456,7 @@
             </w:pPr>
             <w:r>
               <w:rPr>
-                <w:rFonts w:ascii="Arial" w:hAnsi="Arial"/>
+                <w:rFonts w:ascii="Inter" w:hAnsi="Inter"/>
                 <w:b/>
                 <w:color w:val="0F172A"/>
                 <w:sz w:val="19"/>
@@ -1445,7 +1469,7 @@
       <w:tr>
         <w:tc>
           <w:tcPr>
-            <w:tcW w:type="dxa" w:w="2340"/>
+            <w:tcW w:type="dxa" w:w="2412"/>
             <w:tcMar>
               <w:top w:w="100" w:type="dxa"/>
               <w:bottom w:w="100" w:type="dxa"/>
@@ -1460,7 +1484,7 @@
             </w:pPr>
             <w:r>
               <w:rPr>
-                <w:rFonts w:ascii="Arial" w:hAnsi="Arial"/>
+                <w:rFonts w:ascii="Inter" w:hAnsi="Inter"/>
                 <w:b/>
                 <w:color w:val="0F172A"/>
                 <w:sz w:val="18"/>
@@ -1471,7 +1495,7 @@
         </w:tc>
         <w:tc>
           <w:tcPr>
-            <w:tcW w:type="dxa" w:w="2340"/>
+            <w:tcW w:type="dxa" w:w="2412"/>
             <w:tcMar>
               <w:top w:w="100" w:type="dxa"/>
               <w:bottom w:w="100" w:type="dxa"/>
@@ -1486,9 +1510,9 @@
             </w:pPr>
             <w:r>
               <w:rPr>
-                <w:rFonts w:ascii="Arial" w:hAnsi="Arial"/>
+                <w:rFonts w:ascii="Inter" w:hAnsi="Inter"/>
                 <w:b w:val="0"/>
-                <w:color w:val="1E293B"/>
+                <w:color w:val="334155"/>
                 <w:sz w:val="18"/>
               </w:rPr>
               <w:t>Corte de lienzos</w:t>
@@ -1497,7 +1521,7 @@
         </w:tc>
         <w:tc>
           <w:tcPr>
-            <w:tcW w:type="dxa" w:w="2340"/>
+            <w:tcW w:type="dxa" w:w="2412"/>
             <w:tcMar>
               <w:top w:w="100" w:type="dxa"/>
               <w:bottom w:w="100" w:type="dxa"/>
@@ -1512,9 +1536,9 @@
             </w:pPr>
             <w:r>
               <w:rPr>
-                <w:rFonts w:ascii="Arial" w:hAnsi="Arial"/>
+                <w:rFonts w:ascii="Inter" w:hAnsi="Inter"/>
                 <w:b w:val="0"/>
-                <w:color w:val="1E293B"/>
+                <w:color w:val="334155"/>
                 <w:sz w:val="18"/>
               </w:rPr>
               <w:t>Inspección visual</w:t>
@@ -1523,7 +1547,7 @@
         </w:tc>
         <w:tc>
           <w:tcPr>
-            <w:tcW w:type="dxa" w:w="2340"/>
+            <w:tcW w:type="dxa" w:w="2412"/>
             <w:tcMar>
               <w:top w:w="100" w:type="dxa"/>
               <w:bottom w:w="100" w:type="dxa"/>
@@ -1538,9 +1562,9 @@
             </w:pPr>
             <w:r>
               <w:rPr>
-                <w:rFonts w:ascii="Arial" w:hAnsi="Arial"/>
+                <w:rFonts w:ascii="Inter" w:hAnsi="Inter"/>
                 <w:b w:val="0"/>
-                <w:color w:val="1E293B"/>
+                <w:color w:val="334155"/>
                 <w:sz w:val="18"/>
               </w:rPr>
               <w:t>Almacén de cuadros con defecto (se descuenta del material de la orden)</w:t>
@@ -1551,7 +1575,7 @@
       <w:tr>
         <w:tc>
           <w:tcPr>
-            <w:tcW w:type="dxa" w:w="2340"/>
+            <w:tcW w:type="dxa" w:w="2412"/>
             <w:tcMar>
               <w:top w:w="100" w:type="dxa"/>
               <w:bottom w:w="100" w:type="dxa"/>
@@ -1566,7 +1590,7 @@
             </w:pPr>
             <w:r>
               <w:rPr>
-                <w:rFonts w:ascii="Arial" w:hAnsi="Arial"/>
+                <w:rFonts w:ascii="Inter" w:hAnsi="Inter"/>
                 <w:b/>
                 <w:color w:val="0F172A"/>
                 <w:sz w:val="18"/>
@@ -1577,7 +1601,7 @@
         </w:tc>
         <w:tc>
           <w:tcPr>
-            <w:tcW w:type="dxa" w:w="2340"/>
+            <w:tcW w:type="dxa" w:w="2412"/>
             <w:tcMar>
               <w:top w:w="100" w:type="dxa"/>
               <w:bottom w:w="100" w:type="dxa"/>
@@ -1592,9 +1616,9 @@
             </w:pPr>
             <w:r>
               <w:rPr>
-                <w:rFonts w:ascii="Arial" w:hAnsi="Arial"/>
+                <w:rFonts w:ascii="Inter" w:hAnsi="Inter"/>
                 <w:b w:val="0"/>
-                <w:color w:val="1E293B"/>
+                <w:color w:val="334155"/>
                 <w:sz w:val="18"/>
               </w:rPr>
               <w:t>Cabina de Refuerzo</w:t>
@@ -1603,7 +1627,7 @@
         </w:tc>
         <w:tc>
           <w:tcPr>
-            <w:tcW w:type="dxa" w:w="2340"/>
+            <w:tcW w:type="dxa" w:w="2412"/>
             <w:tcMar>
               <w:top w:w="100" w:type="dxa"/>
               <w:bottom w:w="100" w:type="dxa"/>
@@ -1618,9 +1642,9 @@
             </w:pPr>
             <w:r>
               <w:rPr>
-                <w:rFonts w:ascii="Arial" w:hAnsi="Arial"/>
+                <w:rFonts w:ascii="Inter" w:hAnsi="Inter"/>
                 <w:b w:val="0"/>
-                <w:color w:val="1E293B"/>
+                <w:color w:val="334155"/>
                 <w:sz w:val="18"/>
               </w:rPr>
               <w:t>T3 (Pintura)</w:t>
@@ -1629,7 +1653,7 @@
         </w:tc>
         <w:tc>
           <w:tcPr>
-            <w:tcW w:type="dxa" w:w="2340"/>
+            <w:tcW w:type="dxa" w:w="2412"/>
             <w:tcMar>
               <w:top w:w="100" w:type="dxa"/>
               <w:bottom w:w="100" w:type="dxa"/>
@@ -1644,9 +1668,9 @@
             </w:pPr>
             <w:r>
               <w:rPr>
-                <w:rFonts w:ascii="Arial" w:hAnsi="Arial"/>
+                <w:rFonts w:ascii="Inter" w:hAnsi="Inter"/>
                 <w:b w:val="0"/>
-                <w:color w:val="1E293B"/>
+                <w:color w:val="334155"/>
                 <w:sz w:val="18"/>
               </w:rPr>
               <w:t>Regresa a Refuerzo a pistola para reaplicación</w:t>
@@ -1657,7 +1681,7 @@
       <w:tr>
         <w:tc>
           <w:tcPr>
-            <w:tcW w:type="dxa" w:w="2340"/>
+            <w:tcW w:type="dxa" w:w="2412"/>
             <w:tcMar>
               <w:top w:w="100" w:type="dxa"/>
               <w:bottom w:w="100" w:type="dxa"/>
@@ -1672,7 +1696,7 @@
             </w:pPr>
             <w:r>
               <w:rPr>
-                <w:rFonts w:ascii="Arial" w:hAnsi="Arial"/>
+                <w:rFonts w:ascii="Inter" w:hAnsi="Inter"/>
                 <w:b/>
                 <w:color w:val="0F172A"/>
                 <w:sz w:val="18"/>
@@ -1683,7 +1707,7 @@
         </w:tc>
         <w:tc>
           <w:tcPr>
-            <w:tcW w:type="dxa" w:w="2340"/>
+            <w:tcW w:type="dxa" w:w="2412"/>
             <w:tcMar>
               <w:top w:w="100" w:type="dxa"/>
               <w:bottom w:w="100" w:type="dxa"/>
@@ -1698,9 +1722,9 @@
             </w:pPr>
             <w:r>
               <w:rPr>
-                <w:rFonts w:ascii="Arial" w:hAnsi="Arial"/>
+                <w:rFonts w:ascii="Inter" w:hAnsi="Inter"/>
                 <w:b w:val="0"/>
-                <w:color w:val="1E293B"/>
+                <w:color w:val="334155"/>
                 <w:sz w:val="18"/>
               </w:rPr>
               <w:t>Cabina de Pintura</w:t>
@@ -1709,7 +1733,7 @@
         </w:tc>
         <w:tc>
           <w:tcPr>
-            <w:tcW w:type="dxa" w:w="2340"/>
+            <w:tcW w:type="dxa" w:w="2412"/>
             <w:tcMar>
               <w:top w:w="100" w:type="dxa"/>
               <w:bottom w:w="100" w:type="dxa"/>
@@ -1724,9 +1748,9 @@
             </w:pPr>
             <w:r>
               <w:rPr>
-                <w:rFonts w:ascii="Arial" w:hAnsi="Arial"/>
+                <w:rFonts w:ascii="Inter" w:hAnsi="Inter"/>
                 <w:b w:val="0"/>
-                <w:color w:val="1E293B"/>
+                <w:color w:val="334155"/>
                 <w:sz w:val="18"/>
               </w:rPr>
               <w:t>T3 (Pintura)</w:t>
@@ -1735,7 +1759,7 @@
         </w:tc>
         <w:tc>
           <w:tcPr>
-            <w:tcW w:type="dxa" w:w="2340"/>
+            <w:tcW w:type="dxa" w:w="2412"/>
             <w:tcMar>
               <w:top w:w="100" w:type="dxa"/>
               <w:bottom w:w="100" w:type="dxa"/>
@@ -1750,9 +1774,9 @@
             </w:pPr>
             <w:r>
               <w:rPr>
-                <w:rFonts w:ascii="Arial" w:hAnsi="Arial"/>
+                <w:rFonts w:ascii="Inter" w:hAnsi="Inter"/>
                 <w:b w:val="0"/>
-                <w:color w:val="1E293B"/>
+                <w:color w:val="334155"/>
                 <w:sz w:val="18"/>
               </w:rPr>
               <w:t>Regresa a Pintura del sombrero para retoque</w:t>
@@ -1763,7 +1787,7 @@
       <w:tr>
         <w:tc>
           <w:tcPr>
-            <w:tcW w:type="dxa" w:w="2340"/>
+            <w:tcW w:type="dxa" w:w="2412"/>
             <w:tcMar>
               <w:top w:w="100" w:type="dxa"/>
               <w:bottom w:w="100" w:type="dxa"/>
@@ -1778,7 +1802,7 @@
             </w:pPr>
             <w:r>
               <w:rPr>
-                <w:rFonts w:ascii="Arial" w:hAnsi="Arial"/>
+                <w:rFonts w:ascii="Inter" w:hAnsi="Inter"/>
                 <w:b/>
                 <w:color w:val="0F172A"/>
                 <w:sz w:val="18"/>
@@ -1789,7 +1813,7 @@
         </w:tc>
         <w:tc>
           <w:tcPr>
-            <w:tcW w:type="dxa" w:w="2340"/>
+            <w:tcW w:type="dxa" w:w="2412"/>
             <w:tcMar>
               <w:top w:w="100" w:type="dxa"/>
               <w:bottom w:w="100" w:type="dxa"/>
@@ -1804,9 +1828,9 @@
             </w:pPr>
             <w:r>
               <w:rPr>
-                <w:rFonts w:ascii="Arial" w:hAnsi="Arial"/>
+                <w:rFonts w:ascii="Inter" w:hAnsi="Inter"/>
                 <w:b w:val="0"/>
-                <w:color w:val="1E293B"/>
+                <w:color w:val="334155"/>
                 <w:sz w:val="18"/>
               </w:rPr>
               <w:t>Prensas Hidráulicas</w:t>
@@ -1815,7 +1839,7 @@
         </w:tc>
         <w:tc>
           <w:tcPr>
-            <w:tcW w:type="dxa" w:w="2340"/>
+            <w:tcW w:type="dxa" w:w="2412"/>
             <w:tcMar>
               <w:top w:w="100" w:type="dxa"/>
               <w:bottom w:w="100" w:type="dxa"/>
@@ -1830,9 +1854,9 @@
             </w:pPr>
             <w:r>
               <w:rPr>
-                <w:rFonts w:ascii="Arial" w:hAnsi="Arial"/>
+                <w:rFonts w:ascii="Inter" w:hAnsi="Inter"/>
                 <w:b w:val="0"/>
-                <w:color w:val="1E293B"/>
+                <w:color w:val="334155"/>
                 <w:sz w:val="18"/>
               </w:rPr>
               <w:t>T4 (Hidráulicas)</w:t>
@@ -1841,7 +1865,7 @@
         </w:tc>
         <w:tc>
           <w:tcPr>
-            <w:tcW w:type="dxa" w:w="2340"/>
+            <w:tcW w:type="dxa" w:w="2412"/>
             <w:tcMar>
               <w:top w:w="100" w:type="dxa"/>
               <w:bottom w:w="100" w:type="dxa"/>
@@ -1856,9 +1880,9 @@
             </w:pPr>
             <w:r>
               <w:rPr>
-                <w:rFonts w:ascii="Arial" w:hAnsi="Arial"/>
+                <w:rFonts w:ascii="Inter" w:hAnsi="Inter"/>
                 <w:b w:val="0"/>
-                <w:color w:val="1E293B"/>
+                <w:color w:val="334155"/>
                 <w:sz w:val="18"/>
               </w:rPr>
               <w:t>Regresa a Alineado para corrección de prensado</w:t>
@@ -1869,7 +1893,7 @@
       <w:tr>
         <w:tc>
           <w:tcPr>
-            <w:tcW w:type="dxa" w:w="2340"/>
+            <w:tcW w:type="dxa" w:w="2412"/>
             <w:tcMar>
               <w:top w:w="100" w:type="dxa"/>
               <w:bottom w:w="100" w:type="dxa"/>
@@ -1884,7 +1908,7 @@
             </w:pPr>
             <w:r>
               <w:rPr>
-                <w:rFonts w:ascii="Arial" w:hAnsi="Arial"/>
+                <w:rFonts w:ascii="Inter" w:hAnsi="Inter"/>
                 <w:b/>
                 <w:color w:val="0F172A"/>
                 <w:sz w:val="18"/>
@@ -1895,7 +1919,7 @@
         </w:tc>
         <w:tc>
           <w:tcPr>
-            <w:tcW w:type="dxa" w:w="2340"/>
+            <w:tcW w:type="dxa" w:w="2412"/>
             <w:tcMar>
               <w:top w:w="100" w:type="dxa"/>
               <w:bottom w:w="100" w:type="dxa"/>
@@ -1910,9 +1934,9 @@
             </w:pPr>
             <w:r>
               <w:rPr>
-                <w:rFonts w:ascii="Arial" w:hAnsi="Arial"/>
+                <w:rFonts w:ascii="Inter" w:hAnsi="Inter"/>
                 <w:b w:val="0"/>
-                <w:color w:val="1E293B"/>
+                <w:color w:val="334155"/>
                 <w:sz w:val="18"/>
               </w:rPr>
               <w:t>Inspección Final</w:t>
@@ -1921,7 +1945,7 @@
         </w:tc>
         <w:tc>
           <w:tcPr>
-            <w:tcW w:type="dxa" w:w="2340"/>
+            <w:tcW w:type="dxa" w:w="2412"/>
             <w:tcMar>
               <w:top w:w="100" w:type="dxa"/>
               <w:bottom w:w="100" w:type="dxa"/>
@@ -1936,9 +1960,9 @@
             </w:pPr>
             <w:r>
               <w:rPr>
-                <w:rFonts w:ascii="Arial" w:hAnsi="Arial"/>
+                <w:rFonts w:ascii="Inter" w:hAnsi="Inter"/>
                 <w:b w:val="0"/>
-                <w:color w:val="1E293B"/>
+                <w:color w:val="334155"/>
                 <w:sz w:val="18"/>
               </w:rPr>
               <w:t>T6 (Calidad Final)</w:t>
@@ -1947,7 +1971,7 @@
         </w:tc>
         <w:tc>
           <w:tcPr>
-            <w:tcW w:type="dxa" w:w="2340"/>
+            <w:tcW w:type="dxa" w:w="2412"/>
             <w:tcMar>
               <w:top w:w="100" w:type="dxa"/>
               <w:bottom w:w="100" w:type="dxa"/>
@@ -1962,9 +1986,9 @@
             </w:pPr>
             <w:r>
               <w:rPr>
-                <w:rFonts w:ascii="Arial" w:hAnsi="Arial"/>
+                <w:rFonts w:ascii="Inter" w:hAnsi="Inter"/>
                 <w:b w:val="0"/>
-                <w:color w:val="1E293B"/>
+                <w:color w:val="334155"/>
                 <w:sz w:val="18"/>
               </w:rPr>
               <w:t>Regresa a Adorno (montaje de toquilla, tafilete o herraje)</w:t>
@@ -1980,12 +2004,20 @@
     </w:p>
     <w:p>
       <w:pPr>
+        <w:spacing w:before="80" w:after="160"/>
+        <w:pBdr>
+          <w:bottom w:val="single" w:sz="6" w:space="8" w:color="CBD5E1"/>
+        </w:pBdr>
+      </w:pPr>
+    </w:p>
+    <w:p>
+      <w:pPr>
         <w:keepNext/>
         <w:spacing w:before="320" w:after="80"/>
       </w:pPr>
       <w:r>
         <w:rPr>
-          <w:rFonts w:ascii="Arial" w:hAnsi="Arial"/>
+          <w:rFonts w:ascii="Inter" w:hAnsi="Inter"/>
           <w:b/>
           <w:color w:val="0F172A"/>
           <w:sz w:val="28"/>
@@ -2000,7 +2032,7 @@
       </w:pPr>
       <w:r>
         <w:rPr>
-          <w:rFonts w:ascii="Arial" w:hAnsi="Arial"/>
+          <w:rFonts w:ascii="Inter" w:hAnsi="Inter"/>
           <w:b/>
           <w:color w:val="0F172A"/>
           <w:sz w:val="20"/>
@@ -2014,9 +2046,9 @@
       </w:pPr>
       <w:r>
         <w:rPr>
-          <w:rFonts w:ascii="Arial" w:hAnsi="Arial"/>
+          <w:rFonts w:ascii="Inter" w:hAnsi="Inter"/>
           <w:b w:val="0"/>
-          <w:color w:val="1E293B"/>
+          <w:color w:val="334155"/>
           <w:sz w:val="20"/>
         </w:rPr>
         <w:t>Cálculo automático del acumulado de piezas concluidas por operador conforme a la tarifa fija asignada ($/pza). Generación de Pre-reporte de corte con función de exportación nativa a Microsoft Excel para conciliación administrativa.</w:t>
@@ -2029,7 +2061,7 @@
       </w:pPr>
       <w:r>
         <w:rPr>
-          <w:rFonts w:ascii="Arial" w:hAnsi="Arial"/>
+          <w:rFonts w:ascii="Inter" w:hAnsi="Inter"/>
           <w:b/>
           <w:color w:val="0F172A"/>
           <w:sz w:val="20"/>
@@ -2043,13 +2075,21 @@
       </w:pPr>
       <w:r>
         <w:rPr>
-          <w:rFonts w:ascii="Arial" w:hAnsi="Arial"/>
+          <w:rFonts w:ascii="Inter" w:hAnsi="Inter"/>
           <w:b w:val="0"/>
-          <w:color w:val="1E293B"/>
+          <w:color w:val="334155"/>
           <w:sz w:val="20"/>
         </w:rPr>
         <w:t>Panel táctil para registro de paro operativo en piso: Estación/Máquina, operador, hora inicio, hora fin y motivo general. Mapeo y registro histórico para análisis de disponibilidad de línea.</w:t>
       </w:r>
+    </w:p>
+    <w:p>
+      <w:pPr>
+        <w:spacing w:before="80" w:after="160"/>
+        <w:pBdr>
+          <w:bottom w:val="single" w:sz="6" w:space="8" w:color="CBD5E1"/>
+        </w:pBdr>
+      </w:pPr>
     </w:p>
     <w:p>
       <w:pPr>
@@ -2058,7 +2098,7 @@
       </w:pPr>
       <w:r>
         <w:rPr>
-          <w:rFonts w:ascii="Arial" w:hAnsi="Arial"/>
+          <w:rFonts w:ascii="Inter" w:hAnsi="Inter"/>
           <w:b/>
           <w:color w:val="0F172A"/>
           <w:sz w:val="28"/>
@@ -2073,7 +2113,7 @@
       </w:pPr>
       <w:r>
         <w:rPr>
-          <w:rFonts w:ascii="Arial" w:hAnsi="Arial"/>
+          <w:rFonts w:ascii="Inter" w:hAnsi="Inter"/>
           <w:b/>
           <w:color w:val="0F172A"/>
           <w:sz w:val="20"/>
@@ -2087,9 +2127,9 @@
       </w:pPr>
       <w:r>
         <w:rPr>
-          <w:rFonts w:ascii="Arial" w:hAnsi="Arial"/>
+          <w:rFonts w:ascii="Inter" w:hAnsi="Inter"/>
           <w:b w:val="0"/>
-          <w:color w:val="1E293B"/>
+          <w:color w:val="334155"/>
           <w:sz w:val="20"/>
         </w:rPr>
         <w:t>Tafiletes y Toquillas alimentan a Adorno como buffers independientes según la orden de producción. La terminal de Adorno despliega un semáforo de disponibilidad por talla y modelo para evitar cuellos de botella antes de iniciar el ensamble.</w:t>
@@ -2102,7 +2142,7 @@
       </w:pPr>
       <w:r>
         <w:rPr>
-          <w:rFonts w:ascii="Arial" w:hAnsi="Arial"/>
+          <w:rFonts w:ascii="Inter" w:hAnsi="Inter"/>
           <w:b/>
           <w:color w:val="0F172A"/>
           <w:sz w:val="20"/>
@@ -2116,16 +2156,16 @@
       </w:pPr>
       <w:r>
         <w:rPr>
-          <w:rFonts w:ascii="Arial" w:hAnsi="Arial"/>
+          <w:rFonts w:ascii="Inter" w:hAnsi="Inter"/>
           <w:b w:val="0"/>
-          <w:color w:val="1E293B"/>
+          <w:color w:val="334155"/>
           <w:sz w:val="20"/>
         </w:rPr>
         <w:t xml:space="preserve">En Adorno e Inspección Final se muestran en pantalla </w:t>
       </w:r>
       <w:r>
         <w:rPr>
-          <w:rFonts w:ascii="Arial" w:hAnsi="Arial"/>
+          <w:rFonts w:ascii="Inter" w:hAnsi="Inter"/>
           <w:b/>
           <w:color w:val="0F172A"/>
           <w:sz w:val="20"/>
@@ -2134,13 +2174,21 @@
       </w:r>
       <w:r>
         <w:rPr>
-          <w:rFonts w:ascii="Arial" w:hAnsi="Arial"/>
+          <w:rFonts w:ascii="Inter" w:hAnsi="Inter"/>
           <w:b w:val="0"/>
-          <w:color w:val="1E293B"/>
+          <w:color w:val="334155"/>
           <w:sz w:val="20"/>
         </w:rPr>
         <w:t xml:space="preserve"> (almacenadas en AWS S3 en diferentes ángulos de armado, toquilla, herraje, color y doblado de falda) para confrontar físicamente el sombrero terminado contra el estándar oficial.</w:t>
       </w:r>
+    </w:p>
+    <w:p>
+      <w:pPr>
+        <w:spacing w:before="80" w:after="160"/>
+        <w:pBdr>
+          <w:bottom w:val="single" w:sz="6" w:space="8" w:color="CBD5E1"/>
+        </w:pBdr>
+      </w:pPr>
     </w:p>
     <w:p>
       <w:pPr>
@@ -2149,7 +2197,7 @@
       </w:pPr>
       <w:r>
         <w:rPr>
-          <w:rFonts w:ascii="Arial" w:hAnsi="Arial"/>
+          <w:rFonts w:ascii="Inter" w:hAnsi="Inter"/>
           <w:b/>
           <w:color w:val="0F172A"/>
           <w:sz w:val="28"/>
@@ -2163,9 +2211,9 @@
       </w:pPr>
       <w:r>
         <w:rPr>
-          <w:rFonts w:ascii="Arial" w:hAnsi="Arial"/>
+          <w:rFonts w:ascii="Inter" w:hAnsi="Inter"/>
           <w:b w:val="0"/>
-          <w:color w:val="1E293B"/>
+          <w:color w:val="334155"/>
           <w:sz w:val="20"/>
         </w:rPr>
         <w:t>Tras la reunión de validación técnica con la Ing. de Soporte CONTPAQi, se definieron los lineamientos definitivos para la conexión:</w:t>
@@ -2178,18 +2226,18 @@
         <w:tblLook w:firstColumn="1" w:firstRow="1" w:lastColumn="0" w:lastRow="0" w:noHBand="0" w:noVBand="1" w:val="04A0"/>
       </w:tblPr>
       <w:tblGrid>
-        <w:gridCol w:w="9360"/>
+        <w:gridCol w:w="9648"/>
       </w:tblGrid>
       <w:tr>
         <w:tc>
           <w:tcPr>
-            <w:tcW w:type="dxa" w:w="9360"/>
+            <w:tcW w:type="dxa" w:w="9648"/>
             <w:shd w:fill="0F172A"/>
             <w:tcMar>
-              <w:top w:w="140" w:type="dxa"/>
-              <w:bottom w:w="140" w:type="dxa"/>
-              <w:left w:w="200" w:type="dxa"/>
-              <w:right w:w="200" w:type="dxa"/>
+              <w:top w:w="130" w:type="dxa"/>
+              <w:bottom w:w="130" w:type="dxa"/>
+              <w:left w:w="180" w:type="dxa"/>
+              <w:right w:w="180" w:type="dxa"/>
             </w:tcMar>
           </w:tcPr>
           <w:p>
@@ -2257,9 +2305,9 @@
       </w:pPr>
       <w:r>
         <w:rPr>
-          <w:rFonts w:ascii="Arial" w:hAnsi="Arial"/>
+          <w:rFonts w:ascii="Inter" w:hAnsi="Inter"/>
           <w:b/>
-          <w:color w:val="8B5E3C"/>
+          <w:color w:val="2563EB"/>
           <w:sz w:val="23"/>
         </w:rPr>
         <w:t>Intercambio de Datos y Ventajas Técnicas:</w:t>
@@ -2272,18 +2320,18 @@
       </w:pPr>
       <w:r>
         <w:rPr>
-          <w:rFonts w:ascii="Arial" w:hAnsi="Arial"/>
+          <w:rFonts w:ascii="Inter" w:hAnsi="Inter"/>
           <w:b/>
           <w:color w:val="0F172A"/>
           <w:sz w:val="20"/>
         </w:rPr>
-        <w:t>Lectura CONTPAQi ➔ MES:</w:t>
+        <w:t>Lectura CONTPAQi MES:</w:t>
       </w:r>
       <w:r>
         <w:rPr>
-          <w:rFonts w:ascii="Arial" w:hAnsi="Arial"/>
+          <w:rFonts w:ascii="Inter" w:hAnsi="Inter"/>
           <w:b w:val="0"/>
-          <w:color w:val="1E293B"/>
+          <w:color w:val="334155"/>
           <w:sz w:val="20"/>
         </w:rPr>
         <w:t xml:space="preserve"> Pedidos del cliente, fecha compromiso, catálogo de productos, lista de materiales estándar (BOM) e inventario de insumos.</w:t>
@@ -2296,18 +2344,18 @@
       </w:pPr>
       <w:r>
         <w:rPr>
-          <w:rFonts w:ascii="Arial" w:hAnsi="Arial"/>
+          <w:rFonts w:ascii="Inter" w:hAnsi="Inter"/>
           <w:b/>
           <w:color w:val="0F172A"/>
           <w:sz w:val="20"/>
         </w:rPr>
-        <w:t>Escritura MES ➔ CONTPAQi:</w:t>
+        <w:t>Escritura MES CONTPAQi:</w:t>
       </w:r>
       <w:r>
         <w:rPr>
-          <w:rFonts w:ascii="Arial" w:hAnsi="Arial"/>
+          <w:rFonts w:ascii="Inter" w:hAnsi="Inter"/>
           <w:b w:val="0"/>
-          <w:color w:val="1E293B"/>
+          <w:color w:val="334155"/>
           <w:sz w:val="20"/>
         </w:rPr>
         <w:t xml:space="preserve"> Salidas de materia prima cargadas a la orden (consumo real) y entrada de producto terminado referenciando el folio del lote MES en el campo de observaciones de la partida.</w:t>
@@ -2320,7 +2368,7 @@
       </w:pPr>
       <w:r>
         <w:rPr>
-          <w:rFonts w:ascii="Arial" w:hAnsi="Arial"/>
+          <w:rFonts w:ascii="Inter" w:hAnsi="Inter"/>
           <w:b/>
           <w:color w:val="0F172A"/>
           <w:sz w:val="20"/>
@@ -2329,13 +2377,21 @@
       </w:r>
       <w:r>
         <w:rPr>
-          <w:rFonts w:ascii="Arial" w:hAnsi="Arial"/>
+          <w:rFonts w:ascii="Inter" w:hAnsi="Inter"/>
           <w:b w:val="0"/>
-          <w:color w:val="1E293B"/>
+          <w:color w:val="334155"/>
           <w:sz w:val="20"/>
         </w:rPr>
         <w:t xml:space="preserve"> Acceso directo vía Vistas y Procedimientos Almacenados en Microsoft SQL Server con usuario dedicado. No consume licencias concurrentes de usuario de CONTPAQi Comercial.</w:t>
       </w:r>
+    </w:p>
+    <w:p>
+      <w:pPr>
+        <w:spacing w:before="80" w:after="160"/>
+        <w:pBdr>
+          <w:bottom w:val="single" w:sz="6" w:space="8" w:color="CBD5E1"/>
+        </w:pBdr>
+      </w:pPr>
     </w:p>
     <w:p>
       <w:pPr>
@@ -2344,7 +2400,7 @@
       </w:pPr>
       <w:r>
         <w:rPr>
-          <w:rFonts w:ascii="Arial" w:hAnsi="Arial"/>
+          <w:rFonts w:ascii="Inter" w:hAnsi="Inter"/>
           <w:b/>
           <w:color w:val="0F172A"/>
           <w:sz w:val="28"/>
@@ -2359,9 +2415,9 @@
       </w:pPr>
       <w:r>
         <w:rPr>
-          <w:rFonts w:ascii="Arial" w:hAnsi="Arial"/>
+          <w:rFonts w:ascii="Inter" w:hAnsi="Inter"/>
           <w:b/>
-          <w:color w:val="8B5E3C"/>
+          <w:color w:val="2563EB"/>
           <w:sz w:val="23"/>
         </w:rPr>
         <w:t>7.1 Distribución de las 6 Tablets en Planta:</w:t>
@@ -2374,14 +2430,14 @@
         <w:tblLook w:firstColumn="1" w:firstRow="1" w:lastColumn="0" w:lastRow="0" w:noHBand="0" w:noVBand="1" w:val="04A0"/>
       </w:tblPr>
       <w:tblGrid>
-        <w:gridCol w:w="3120"/>
-        <w:gridCol w:w="3120"/>
-        <w:gridCol w:w="3120"/>
+        <w:gridCol w:w="3216"/>
+        <w:gridCol w:w="3216"/>
+        <w:gridCol w:w="3216"/>
       </w:tblGrid>
       <w:tr>
         <w:tc>
           <w:tcPr>
-            <w:tcW w:type="dxa" w:w="3120"/>
+            <w:tcW w:type="dxa" w:w="3216"/>
             <w:tcMar>
               <w:top w:w="100" w:type="dxa"/>
               <w:bottom w:w="100" w:type="dxa"/>
@@ -2396,7 +2452,7 @@
             </w:pPr>
             <w:r>
               <w:rPr>
-                <w:rFonts w:ascii="Arial" w:hAnsi="Arial"/>
+                <w:rFonts w:ascii="Inter" w:hAnsi="Inter"/>
                 <w:b/>
                 <w:color w:val="0F172A"/>
                 <w:sz w:val="19"/>
@@ -2407,7 +2463,7 @@
         </w:tc>
         <w:tc>
           <w:tcPr>
-            <w:tcW w:type="dxa" w:w="3120"/>
+            <w:tcW w:type="dxa" w:w="3216"/>
             <w:tcMar>
               <w:top w:w="100" w:type="dxa"/>
               <w:bottom w:w="100" w:type="dxa"/>
@@ -2422,7 +2478,7 @@
             </w:pPr>
             <w:r>
               <w:rPr>
-                <w:rFonts w:ascii="Arial" w:hAnsi="Arial"/>
+                <w:rFonts w:ascii="Inter" w:hAnsi="Inter"/>
                 <w:b/>
                 <w:color w:val="0F172A"/>
                 <w:sz w:val="19"/>
@@ -2433,7 +2489,7 @@
         </w:tc>
         <w:tc>
           <w:tcPr>
-            <w:tcW w:type="dxa" w:w="3120"/>
+            <w:tcW w:type="dxa" w:w="3216"/>
             <w:tcMar>
               <w:top w:w="100" w:type="dxa"/>
               <w:bottom w:w="100" w:type="dxa"/>
@@ -2448,7 +2504,7 @@
             </w:pPr>
             <w:r>
               <w:rPr>
-                <w:rFonts w:ascii="Arial" w:hAnsi="Arial"/>
+                <w:rFonts w:ascii="Inter" w:hAnsi="Inter"/>
                 <w:b/>
                 <w:color w:val="0F172A"/>
                 <w:sz w:val="19"/>
@@ -2461,7 +2517,7 @@
       <w:tr>
         <w:tc>
           <w:tcPr>
-            <w:tcW w:type="dxa" w:w="3120"/>
+            <w:tcW w:type="dxa" w:w="3216"/>
             <w:tcMar>
               <w:top w:w="100" w:type="dxa"/>
               <w:bottom w:w="100" w:type="dxa"/>
@@ -2476,7 +2532,7 @@
             </w:pPr>
             <w:r>
               <w:rPr>
-                <w:rFonts w:ascii="Arial" w:hAnsi="Arial"/>
+                <w:rFonts w:ascii="Inter" w:hAnsi="Inter"/>
                 <w:b/>
                 <w:color w:val="0F172A"/>
                 <w:sz w:val="18"/>
@@ -2487,7 +2543,7 @@
         </w:tc>
         <w:tc>
           <w:tcPr>
-            <w:tcW w:type="dxa" w:w="3120"/>
+            <w:tcW w:type="dxa" w:w="3216"/>
             <w:tcMar>
               <w:top w:w="100" w:type="dxa"/>
               <w:bottom w:w="100" w:type="dxa"/>
@@ -2502,7 +2558,7 @@
             </w:pPr>
             <w:r>
               <w:rPr>
-                <w:rFonts w:ascii="Arial" w:hAnsi="Arial"/>
+                <w:rFonts w:ascii="Inter" w:hAnsi="Inter"/>
                 <w:b/>
                 <w:color w:val="0F172A"/>
                 <w:sz w:val="18"/>
@@ -2513,7 +2569,7 @@
         </w:tc>
         <w:tc>
           <w:tcPr>
-            <w:tcW w:type="dxa" w:w="3120"/>
+            <w:tcW w:type="dxa" w:w="3216"/>
             <w:tcMar>
               <w:top w:w="100" w:type="dxa"/>
               <w:bottom w:w="100" w:type="dxa"/>
@@ -2528,9 +2584,9 @@
             </w:pPr>
             <w:r>
               <w:rPr>
-                <w:rFonts w:ascii="Arial" w:hAnsi="Arial"/>
+                <w:rFonts w:ascii="Inter" w:hAnsi="Inter"/>
                 <w:b w:val="0"/>
-                <w:color w:val="1E293B"/>
+                <w:color w:val="334155"/>
                 <w:sz w:val="18"/>
               </w:rPr>
               <w:t>Pegado copa-falda (nacimiento del lote de 60 pzas), Alambrado, Replanchado con alambre y Refaldeo de falda</w:t>
@@ -2541,7 +2597,7 @@
       <w:tr>
         <w:tc>
           <w:tcPr>
-            <w:tcW w:type="dxa" w:w="3120"/>
+            <w:tcW w:type="dxa" w:w="3216"/>
             <w:tcMar>
               <w:top w:w="100" w:type="dxa"/>
               <w:bottom w:w="100" w:type="dxa"/>
@@ -2556,7 +2612,7 @@
             </w:pPr>
             <w:r>
               <w:rPr>
-                <w:rFonts w:ascii="Arial" w:hAnsi="Arial"/>
+                <w:rFonts w:ascii="Inter" w:hAnsi="Inter"/>
                 <w:b/>
                 <w:color w:val="0F172A"/>
                 <w:sz w:val="18"/>
@@ -2567,7 +2623,7 @@
         </w:tc>
         <w:tc>
           <w:tcPr>
-            <w:tcW w:type="dxa" w:w="3120"/>
+            <w:tcW w:type="dxa" w:w="3216"/>
             <w:tcMar>
               <w:top w:w="100" w:type="dxa"/>
               <w:bottom w:w="100" w:type="dxa"/>
@@ -2582,7 +2638,7 @@
             </w:pPr>
             <w:r>
               <w:rPr>
-                <w:rFonts w:ascii="Arial" w:hAnsi="Arial"/>
+                <w:rFonts w:ascii="Inter" w:hAnsi="Inter"/>
                 <w:b/>
                 <w:color w:val="0F172A"/>
                 <w:sz w:val="18"/>
@@ -2593,7 +2649,7 @@
         </w:tc>
         <w:tc>
           <w:tcPr>
-            <w:tcW w:type="dxa" w:w="3120"/>
+            <w:tcW w:type="dxa" w:w="3216"/>
             <w:tcMar>
               <w:top w:w="100" w:type="dxa"/>
               <w:bottom w:w="100" w:type="dxa"/>
@@ -2608,9 +2664,9 @@
             </w:pPr>
             <w:r>
               <w:rPr>
-                <w:rFonts w:ascii="Arial" w:hAnsi="Arial"/>
+                <w:rFonts w:ascii="Inter" w:hAnsi="Inter"/>
                 <w:b w:val="0"/>
-                <w:color w:val="1E293B"/>
+                <w:color w:val="334155"/>
                 <w:sz w:val="18"/>
               </w:rPr>
               <w:t>Baño con alambre (Endopado y rigidizado)</w:t>
@@ -2621,7 +2677,7 @@
       <w:tr>
         <w:tc>
           <w:tcPr>
-            <w:tcW w:type="dxa" w:w="3120"/>
+            <w:tcW w:type="dxa" w:w="3216"/>
             <w:tcMar>
               <w:top w:w="100" w:type="dxa"/>
               <w:bottom w:w="100" w:type="dxa"/>
@@ -2636,7 +2692,7 @@
             </w:pPr>
             <w:r>
               <w:rPr>
-                <w:rFonts w:ascii="Arial" w:hAnsi="Arial"/>
+                <w:rFonts w:ascii="Inter" w:hAnsi="Inter"/>
                 <w:b/>
                 <w:color w:val="0F172A"/>
                 <w:sz w:val="18"/>
@@ -2647,7 +2703,7 @@
         </w:tc>
         <w:tc>
           <w:tcPr>
-            <w:tcW w:type="dxa" w:w="3120"/>
+            <w:tcW w:type="dxa" w:w="3216"/>
             <w:tcMar>
               <w:top w:w="100" w:type="dxa"/>
               <w:bottom w:w="100" w:type="dxa"/>
@@ -2662,7 +2718,7 @@
             </w:pPr>
             <w:r>
               <w:rPr>
-                <w:rFonts w:ascii="Arial" w:hAnsi="Arial"/>
+                <w:rFonts w:ascii="Inter" w:hAnsi="Inter"/>
                 <w:b/>
                 <w:color w:val="0F172A"/>
                 <w:sz w:val="18"/>
@@ -2673,7 +2729,7 @@
         </w:tc>
         <w:tc>
           <w:tcPr>
-            <w:tcW w:type="dxa" w:w="3120"/>
+            <w:tcW w:type="dxa" w:w="3216"/>
             <w:tcMar>
               <w:top w:w="100" w:type="dxa"/>
               <w:bottom w:w="100" w:type="dxa"/>
@@ -2688,9 +2744,9 @@
             </w:pPr>
             <w:r>
               <w:rPr>
-                <w:rFonts w:ascii="Arial" w:hAnsi="Arial"/>
+                <w:rFonts w:ascii="Inter" w:hAnsi="Inter"/>
                 <w:b w:val="0"/>
-                <w:color w:val="1E293B"/>
+                <w:color w:val="334155"/>
                 <w:sz w:val="18"/>
               </w:rPr>
               <w:t>Refuerzo a pistola, Filtro C2, Pintura, Filtro C3 y Acabado de brillo</w:t>
@@ -2701,7 +2757,7 @@
       <w:tr>
         <w:tc>
           <w:tcPr>
-            <w:tcW w:type="dxa" w:w="3120"/>
+            <w:tcW w:type="dxa" w:w="3216"/>
             <w:tcMar>
               <w:top w:w="100" w:type="dxa"/>
               <w:bottom w:w="100" w:type="dxa"/>
@@ -2716,7 +2772,7 @@
             </w:pPr>
             <w:r>
               <w:rPr>
-                <w:rFonts w:ascii="Arial" w:hAnsi="Arial"/>
+                <w:rFonts w:ascii="Inter" w:hAnsi="Inter"/>
                 <w:b/>
                 <w:color w:val="0F172A"/>
                 <w:sz w:val="18"/>
@@ -2727,7 +2783,7 @@
         </w:tc>
         <w:tc>
           <w:tcPr>
-            <w:tcW w:type="dxa" w:w="3120"/>
+            <w:tcW w:type="dxa" w:w="3216"/>
             <w:tcMar>
               <w:top w:w="100" w:type="dxa"/>
               <w:bottom w:w="100" w:type="dxa"/>
@@ -2742,7 +2798,7 @@
             </w:pPr>
             <w:r>
               <w:rPr>
-                <w:rFonts w:ascii="Arial" w:hAnsi="Arial"/>
+                <w:rFonts w:ascii="Inter" w:hAnsi="Inter"/>
                 <w:b/>
                 <w:color w:val="0F172A"/>
                 <w:sz w:val="18"/>
@@ -2753,7 +2809,7 @@
         </w:tc>
         <w:tc>
           <w:tcPr>
-            <w:tcW w:type="dxa" w:w="3120"/>
+            <w:tcW w:type="dxa" w:w="3216"/>
             <w:tcMar>
               <w:top w:w="100" w:type="dxa"/>
               <w:bottom w:w="100" w:type="dxa"/>
@@ -2768,9 +2824,9 @@
             </w:pPr>
             <w:r>
               <w:rPr>
-                <w:rFonts w:ascii="Arial" w:hAnsi="Arial"/>
+                <w:rFonts w:ascii="Inter" w:hAnsi="Inter"/>
                 <w:b w:val="0"/>
-                <w:color w:val="1E293B"/>
+                <w:color w:val="334155"/>
                 <w:sz w:val="18"/>
               </w:rPr>
               <w:t>Hidráulicas Alineado (división en sublotes de 15 pzas), Filtro C4 y Pre-adorno (perforado y tafilete)</w:t>
@@ -2781,7 +2837,7 @@
       <w:tr>
         <w:tc>
           <w:tcPr>
-            <w:tcW w:type="dxa" w:w="3120"/>
+            <w:tcW w:type="dxa" w:w="3216"/>
             <w:tcMar>
               <w:top w:w="100" w:type="dxa"/>
               <w:bottom w:w="100" w:type="dxa"/>
@@ -2796,7 +2852,7 @@
             </w:pPr>
             <w:r>
               <w:rPr>
-                <w:rFonts w:ascii="Arial" w:hAnsi="Arial"/>
+                <w:rFonts w:ascii="Inter" w:hAnsi="Inter"/>
                 <w:b/>
                 <w:color w:val="0F172A"/>
                 <w:sz w:val="18"/>
@@ -2807,7 +2863,7 @@
         </w:tc>
         <w:tc>
           <w:tcPr>
-            <w:tcW w:type="dxa" w:w="3120"/>
+            <w:tcW w:type="dxa" w:w="3216"/>
             <w:tcMar>
               <w:top w:w="100" w:type="dxa"/>
               <w:bottom w:w="100" w:type="dxa"/>
@@ -2822,7 +2878,7 @@
             </w:pPr>
             <w:r>
               <w:rPr>
-                <w:rFonts w:ascii="Arial" w:hAnsi="Arial"/>
+                <w:rFonts w:ascii="Inter" w:hAnsi="Inter"/>
                 <w:b/>
                 <w:color w:val="0F172A"/>
                 <w:sz w:val="18"/>
@@ -2833,7 +2889,7 @@
         </w:tc>
         <w:tc>
           <w:tcPr>
-            <w:tcW w:type="dxa" w:w="3120"/>
+            <w:tcW w:type="dxa" w:w="3216"/>
             <w:tcMar>
               <w:top w:w="100" w:type="dxa"/>
               <w:bottom w:w="100" w:type="dxa"/>
@@ -2848,9 +2904,9 @@
             </w:pPr>
             <w:r>
               <w:rPr>
-                <w:rFonts w:ascii="Arial" w:hAnsi="Arial"/>
+                <w:rFonts w:ascii="Inter" w:hAnsi="Inter"/>
                 <w:b w:val="0"/>
-                <w:color w:val="1E293B"/>
+                <w:color w:val="334155"/>
                 <w:sz w:val="18"/>
               </w:rPr>
               <w:t>Entregas de subensambles a Adorno (semáforo de disponibilidad por talla y modelo)</w:t>
@@ -2861,7 +2917,7 @@
       <w:tr>
         <w:tc>
           <w:tcPr>
-            <w:tcW w:type="dxa" w:w="3120"/>
+            <w:tcW w:type="dxa" w:w="3216"/>
             <w:tcMar>
               <w:top w:w="100" w:type="dxa"/>
               <w:bottom w:w="100" w:type="dxa"/>
@@ -2876,7 +2932,7 @@
             </w:pPr>
             <w:r>
               <w:rPr>
-                <w:rFonts w:ascii="Arial" w:hAnsi="Arial"/>
+                <w:rFonts w:ascii="Inter" w:hAnsi="Inter"/>
                 <w:b/>
                 <w:color w:val="0F172A"/>
                 <w:sz w:val="18"/>
@@ -2887,7 +2943,7 @@
         </w:tc>
         <w:tc>
           <w:tcPr>
-            <w:tcW w:type="dxa" w:w="3120"/>
+            <w:tcW w:type="dxa" w:w="3216"/>
             <w:tcMar>
               <w:top w:w="100" w:type="dxa"/>
               <w:bottom w:w="100" w:type="dxa"/>
@@ -2902,7 +2958,7 @@
             </w:pPr>
             <w:r>
               <w:rPr>
-                <w:rFonts w:ascii="Arial" w:hAnsi="Arial"/>
+                <w:rFonts w:ascii="Inter" w:hAnsi="Inter"/>
                 <w:b/>
                 <w:color w:val="0F172A"/>
                 <w:sz w:val="18"/>
@@ -2913,7 +2969,7 @@
         </w:tc>
         <w:tc>
           <w:tcPr>
-            <w:tcW w:type="dxa" w:w="3120"/>
+            <w:tcW w:type="dxa" w:w="3216"/>
             <w:tcMar>
               <w:top w:w="100" w:type="dxa"/>
               <w:bottom w:w="100" w:type="dxa"/>
@@ -2928,9 +2984,9 @@
             </w:pPr>
             <w:r>
               <w:rPr>
-                <w:rFonts w:ascii="Arial" w:hAnsi="Arial"/>
+                <w:rFonts w:ascii="Inter" w:hAnsi="Inter"/>
                 <w:b w:val="0"/>
-                <w:color w:val="1E293B"/>
+                <w:color w:val="334155"/>
                 <w:sz w:val="18"/>
               </w:rPr>
               <w:t>Adorno (etiquetas, parche, toquilla), Filtro C5, Producto Liberado y entrega al cliente</w:t>
@@ -2951,9 +3007,9 @@
       </w:pPr>
       <w:r>
         <w:rPr>
-          <w:rFonts w:ascii="Arial" w:hAnsi="Arial"/>
+          <w:rFonts w:ascii="Inter" w:hAnsi="Inter"/>
           <w:b/>
-          <w:color w:val="8B5E3C"/>
+          <w:color w:val="2563EB"/>
           <w:sz w:val="23"/>
         </w:rPr>
         <w:t>7.2 Perfiles de Acceso (3 Roles):</w:t>
@@ -2966,7 +3022,7 @@
       </w:pPr>
       <w:r>
         <w:rPr>
-          <w:rFonts w:ascii="Arial" w:hAnsi="Arial"/>
+          <w:rFonts w:ascii="Inter" w:hAnsi="Inter"/>
           <w:b/>
           <w:color w:val="0F172A"/>
           <w:sz w:val="20"/>
@@ -2975,19 +3031,19 @@
       </w:r>
       <w:r>
         <w:rPr>
-          <w:rFonts w:ascii="Arial" w:hAnsi="Arial"/>
+          <w:rFonts w:ascii="Inter" w:hAnsi="Inter"/>
           <w:b w:val="0"/>
-          <w:color w:val="1E293B"/>
+          <w:color w:val="334155"/>
           <w:sz w:val="20"/>
         </w:rPr>
         <w:t xml:space="preserve"> Acceso total. Administración de órdenes, creación y partición de lotes, impresión de tarjetas viajeras, configuración de rutas, almacenes y usuarios. </w:t>
       </w:r>
       <w:r>
         <w:rPr>
-          <w:rFonts w:ascii="Arial" w:hAnsi="Arial"/>
+          <w:rFonts w:ascii="Inter" w:hAnsi="Inter"/>
           <w:b w:val="0"/>
           <w:i/>
-          <w:color w:val="1E293B"/>
+          <w:color w:val="334155"/>
           <w:sz w:val="20"/>
         </w:rPr>
         <w:t>(Dirección General opera con perfil Ingeniero Admin para consulta y auditoría total).</w:t>
@@ -3000,7 +3056,7 @@
       </w:pPr>
       <w:r>
         <w:rPr>
-          <w:rFonts w:ascii="Arial" w:hAnsi="Arial"/>
+          <w:rFonts w:ascii="Inter" w:hAnsi="Inter"/>
           <w:b/>
           <w:color w:val="0F172A"/>
           <w:sz w:val="20"/>
@@ -3009,9 +3065,9 @@
       </w:r>
       <w:r>
         <w:rPr>
-          <w:rFonts w:ascii="Arial" w:hAnsi="Arial"/>
+          <w:rFonts w:ascii="Inter" w:hAnsi="Inter"/>
           <w:b w:val="0"/>
-          <w:color w:val="1E293B"/>
+          <w:color w:val="334155"/>
           <w:sz w:val="20"/>
         </w:rPr>
         <w:t xml:space="preserve"> Consulta de WIP de sus almacenes asignados, registro de depósito de lotes, división en sublotes, captura de paros de máquina y resolución de reprocesos.</w:t>
@@ -3024,7 +3080,7 @@
       </w:pPr>
       <w:r>
         <w:rPr>
-          <w:rFonts w:ascii="Arial" w:hAnsi="Arial"/>
+          <w:rFonts w:ascii="Inter" w:hAnsi="Inter"/>
           <w:b/>
           <w:color w:val="0F172A"/>
           <w:sz w:val="20"/>
@@ -3033,13 +3089,21 @@
       </w:r>
       <w:r>
         <w:rPr>
-          <w:rFonts w:ascii="Arial" w:hAnsi="Arial"/>
+          <w:rFonts w:ascii="Inter" w:hAnsi="Inter"/>
           <w:b w:val="0"/>
-          <w:color w:val="1E293B"/>
+          <w:color w:val="334155"/>
           <w:sz w:val="20"/>
         </w:rPr>
         <w:t xml:space="preserve"> Acceso exclusivo a los 5 filtros de calidad para aprobar o rechazar lotes.</w:t>
       </w:r>
+    </w:p>
+    <w:p>
+      <w:pPr>
+        <w:spacing w:before="80" w:after="160"/>
+        <w:pBdr>
+          <w:bottom w:val="single" w:sz="6" w:space="8" w:color="CBD5E1"/>
+        </w:pBdr>
+      </w:pPr>
     </w:p>
     <w:p>
       <w:pPr>
@@ -3048,7 +3112,7 @@
       </w:pPr>
       <w:r>
         <w:rPr>
-          <w:rFonts w:ascii="Arial" w:hAnsi="Arial"/>
+          <w:rFonts w:ascii="Inter" w:hAnsi="Inter"/>
           <w:b/>
           <w:color w:val="0F172A"/>
           <w:sz w:val="28"/>
@@ -3063,9 +3127,9 @@
       </w:pPr>
       <w:r>
         <w:rPr>
-          <w:rFonts w:ascii="Arial" w:hAnsi="Arial"/>
+          <w:rFonts w:ascii="Inter" w:hAnsi="Inter"/>
           <w:b/>
-          <w:color w:val="8B5E3C"/>
+          <w:color w:val="2563EB"/>
           <w:sz w:val="23"/>
         </w:rPr>
         <w:t>8.1 Arquitectura de Servicios en la Nube (AWS / Cloud Hosting):</w:t>
@@ -3077,9 +3141,9 @@
       </w:pPr>
       <w:r>
         <w:rPr>
-          <w:rFonts w:ascii="Arial" w:hAnsi="Arial"/>
+          <w:rFonts w:ascii="Inter" w:hAnsi="Inter"/>
           <w:b w:val="0"/>
-          <w:color w:val="1E293B"/>
+          <w:color w:val="334155"/>
           <w:sz w:val="20"/>
         </w:rPr>
         <w:t>Para garantizar alta disponibilidad, velocidad de respuesta en terminales y almacenamiento seguro de imágenes de fichas técnicas, la solución se despliega en una arquitectura cloud optimizada:</w:t>
@@ -3092,7 +3156,7 @@
       </w:pPr>
       <w:r>
         <w:rPr>
-          <w:rFonts w:ascii="Arial" w:hAnsi="Arial"/>
+          <w:rFonts w:ascii="Inter" w:hAnsi="Inter"/>
           <w:b/>
           <w:color w:val="0F172A"/>
           <w:sz w:val="20"/>
@@ -3101,9 +3165,9 @@
       </w:r>
       <w:r>
         <w:rPr>
-          <w:rFonts w:ascii="Arial" w:hAnsi="Arial"/>
+          <w:rFonts w:ascii="Inter" w:hAnsi="Inter"/>
           <w:b w:val="0"/>
-          <w:color w:val="1E293B"/>
+          <w:color w:val="334155"/>
           <w:sz w:val="20"/>
         </w:rPr>
         <w:t xml:space="preserve"> Instancia Linux optimizada para ejecutar el backend API del MES y servir la aplicación web a las terminales.</w:t>
@@ -3116,7 +3180,7 @@
       </w:pPr>
       <w:r>
         <w:rPr>
-          <w:rFonts w:ascii="Arial" w:hAnsi="Arial"/>
+          <w:rFonts w:ascii="Inter" w:hAnsi="Inter"/>
           <w:b/>
           <w:color w:val="0F172A"/>
           <w:sz w:val="20"/>
@@ -3125,9 +3189,9 @@
       </w:r>
       <w:r>
         <w:rPr>
-          <w:rFonts w:ascii="Arial" w:hAnsi="Arial"/>
+          <w:rFonts w:ascii="Inter" w:hAnsi="Inter"/>
           <w:b w:val="0"/>
-          <w:color w:val="1E293B"/>
+          <w:color w:val="334155"/>
           <w:sz w:val="20"/>
         </w:rPr>
         <w:t xml:space="preserve"> Bucket de almacenamiento en la nube de alta durabilidad para guardar y servir de inmediato las múltiples fotografías oficiales de alta resolución de cada sombrero.</w:t>
@@ -3140,7 +3204,7 @@
       </w:pPr>
       <w:r>
         <w:rPr>
-          <w:rFonts w:ascii="Arial" w:hAnsi="Arial"/>
+          <w:rFonts w:ascii="Inter" w:hAnsi="Inter"/>
           <w:b/>
           <w:color w:val="0F172A"/>
           <w:sz w:val="20"/>
@@ -3149,9 +3213,9 @@
       </w:r>
       <w:r>
         <w:rPr>
-          <w:rFonts w:ascii="Arial" w:hAnsi="Arial"/>
+          <w:rFonts w:ascii="Inter" w:hAnsi="Inter"/>
           <w:b w:val="0"/>
-          <w:color w:val="1E293B"/>
+          <w:color w:val="334155"/>
           <w:sz w:val="20"/>
         </w:rPr>
         <w:t xml:space="preserve"> Base de datos PostgreSQL con respaldos automáticos continuos de transacciones y estados de lote.</w:t>
@@ -3164,7 +3228,7 @@
       </w:pPr>
       <w:r>
         <w:rPr>
-          <w:rFonts w:ascii="Arial" w:hAnsi="Arial"/>
+          <w:rFonts w:ascii="Inter" w:hAnsi="Inter"/>
           <w:b/>
           <w:color w:val="0F172A"/>
           <w:sz w:val="20"/>
@@ -3173,9 +3237,9 @@
       </w:r>
       <w:r>
         <w:rPr>
-          <w:rFonts w:ascii="Arial" w:hAnsi="Arial"/>
+          <w:rFonts w:ascii="Inter" w:hAnsi="Inter"/>
           <w:b w:val="0"/>
-          <w:color w:val="1E293B"/>
+          <w:color w:val="334155"/>
           <w:sz w:val="20"/>
         </w:rPr>
         <w:t xml:space="preserve"> Servicio local ultraligero montado en el servidor Windows donde reside Microsoft SQL Server de CONTPAQi Comercial para consultar órdenes y escribir folios de producto terminado.</w:t>
@@ -3188,9 +3252,9 @@
       </w:pPr>
       <w:r>
         <w:rPr>
-          <w:rFonts w:ascii="Arial" w:hAnsi="Arial"/>
+          <w:rFonts w:ascii="Inter" w:hAnsi="Inter"/>
           <w:b/>
-          <w:color w:val="8B5E3C"/>
+          <w:color w:val="2563EB"/>
           <w:sz w:val="23"/>
         </w:rPr>
         <w:t>8.2 Costos Estimados de Servicios de Operación (Cloud Hosting a Cubrir por el Cliente):</w:t>
@@ -3202,9 +3266,9 @@
       </w:pPr>
       <w:r>
         <w:rPr>
-          <w:rFonts w:ascii="Arial" w:hAnsi="Arial"/>
+          <w:rFonts w:ascii="Inter" w:hAnsi="Inter"/>
           <w:b w:val="0"/>
-          <w:color w:val="1E293B"/>
+          <w:color w:val="334155"/>
           <w:sz w:val="20"/>
         </w:rPr>
         <w:t>Los siguientes consumos mensuales de infraestructura cloud son facturados directamente por los proveedores (ej. AWS):</w:t>
@@ -3217,15 +3281,15 @@
         <w:tblLook w:firstColumn="1" w:firstRow="1" w:lastColumn="0" w:lastRow="0" w:noHBand="0" w:noVBand="1" w:val="04A0"/>
       </w:tblPr>
       <w:tblGrid>
-        <w:gridCol w:w="2340"/>
-        <w:gridCol w:w="2340"/>
-        <w:gridCol w:w="2340"/>
-        <w:gridCol w:w="2340"/>
+        <w:gridCol w:w="2412"/>
+        <w:gridCol w:w="2412"/>
+        <w:gridCol w:w="2412"/>
+        <w:gridCol w:w="2412"/>
       </w:tblGrid>
       <w:tr>
         <w:tc>
           <w:tcPr>
-            <w:tcW w:type="dxa" w:w="2340"/>
+            <w:tcW w:type="dxa" w:w="2412"/>
             <w:tcMar>
               <w:top w:w="100" w:type="dxa"/>
               <w:bottom w:w="100" w:type="dxa"/>
@@ -3240,7 +3304,7 @@
             </w:pPr>
             <w:r>
               <w:rPr>
-                <w:rFonts w:ascii="Arial" w:hAnsi="Arial"/>
+                <w:rFonts w:ascii="Inter" w:hAnsi="Inter"/>
                 <w:b/>
                 <w:color w:val="0F172A"/>
                 <w:sz w:val="19"/>
@@ -3251,7 +3315,7 @@
         </w:tc>
         <w:tc>
           <w:tcPr>
-            <w:tcW w:type="dxa" w:w="2340"/>
+            <w:tcW w:type="dxa" w:w="2412"/>
             <w:tcMar>
               <w:top w:w="100" w:type="dxa"/>
               <w:bottom w:w="100" w:type="dxa"/>
@@ -3266,7 +3330,7 @@
             </w:pPr>
             <w:r>
               <w:rPr>
-                <w:rFonts w:ascii="Arial" w:hAnsi="Arial"/>
+                <w:rFonts w:ascii="Inter" w:hAnsi="Inter"/>
                 <w:b/>
                 <w:color w:val="0F172A"/>
                 <w:sz w:val="19"/>
@@ -3277,7 +3341,7 @@
         </w:tc>
         <w:tc>
           <w:tcPr>
-            <w:tcW w:type="dxa" w:w="2340"/>
+            <w:tcW w:type="dxa" w:w="2412"/>
             <w:tcMar>
               <w:top w:w="100" w:type="dxa"/>
               <w:bottom w:w="100" w:type="dxa"/>
@@ -3292,7 +3356,7 @@
             </w:pPr>
             <w:r>
               <w:rPr>
-                <w:rFonts w:ascii="Arial" w:hAnsi="Arial"/>
+                <w:rFonts w:ascii="Inter" w:hAnsi="Inter"/>
                 <w:b/>
                 <w:color w:val="0F172A"/>
                 <w:sz w:val="19"/>
@@ -3303,7 +3367,7 @@
         </w:tc>
         <w:tc>
           <w:tcPr>
-            <w:tcW w:type="dxa" w:w="2340"/>
+            <w:tcW w:type="dxa" w:w="2412"/>
             <w:tcMar>
               <w:top w:w="100" w:type="dxa"/>
               <w:bottom w:w="100" w:type="dxa"/>
@@ -3318,7 +3382,7 @@
             </w:pPr>
             <w:r>
               <w:rPr>
-                <w:rFonts w:ascii="Arial" w:hAnsi="Arial"/>
+                <w:rFonts w:ascii="Inter" w:hAnsi="Inter"/>
                 <w:b/>
                 <w:color w:val="0F172A"/>
                 <w:sz w:val="19"/>
@@ -3331,7 +3395,7 @@
       <w:tr>
         <w:tc>
           <w:tcPr>
-            <w:tcW w:type="dxa" w:w="2340"/>
+            <w:tcW w:type="dxa" w:w="2412"/>
             <w:tcMar>
               <w:top w:w="100" w:type="dxa"/>
               <w:bottom w:w="100" w:type="dxa"/>
@@ -3346,7 +3410,7 @@
             </w:pPr>
             <w:r>
               <w:rPr>
-                <w:rFonts w:ascii="Arial" w:hAnsi="Arial"/>
+                <w:rFonts w:ascii="Inter" w:hAnsi="Inter"/>
                 <w:b/>
                 <w:color w:val="0F172A"/>
                 <w:sz w:val="18"/>
@@ -3357,7 +3421,7 @@
         </w:tc>
         <w:tc>
           <w:tcPr>
-            <w:tcW w:type="dxa" w:w="2340"/>
+            <w:tcW w:type="dxa" w:w="2412"/>
             <w:tcMar>
               <w:top w:w="100" w:type="dxa"/>
               <w:bottom w:w="100" w:type="dxa"/>
@@ -3372,9 +3436,9 @@
             </w:pPr>
             <w:r>
               <w:rPr>
-                <w:rFonts w:ascii="Arial" w:hAnsi="Arial"/>
+                <w:rFonts w:ascii="Inter" w:hAnsi="Inter"/>
                 <w:b w:val="0"/>
-                <w:color w:val="1E293B"/>
+                <w:color w:val="334155"/>
                 <w:sz w:val="18"/>
               </w:rPr>
               <w:t>Almacenamiento seguro de fotos oficiales de muestras por modelo</w:t>
@@ -3383,7 +3447,7 @@
         </w:tc>
         <w:tc>
           <w:tcPr>
-            <w:tcW w:type="dxa" w:w="2340"/>
+            <w:tcW w:type="dxa" w:w="2412"/>
             <w:tcMar>
               <w:top w:w="100" w:type="dxa"/>
               <w:bottom w:w="100" w:type="dxa"/>
@@ -3398,9 +3462,9 @@
             </w:pPr>
             <w:r>
               <w:rPr>
-                <w:rFonts w:ascii="Arial" w:hAnsi="Arial"/>
+                <w:rFonts w:ascii="Inter" w:hAnsi="Inter"/>
                 <w:b w:val="0"/>
-                <w:color w:val="1E293B"/>
+                <w:color w:val="334155"/>
                 <w:sz w:val="18"/>
               </w:rPr>
               <w:t>Bucket con almacenamiento de 50GB a 100GB y transferencias</w:t>
@@ -3409,7 +3473,7 @@
         </w:tc>
         <w:tc>
           <w:tcPr>
-            <w:tcW w:type="dxa" w:w="2340"/>
+            <w:tcW w:type="dxa" w:w="2412"/>
             <w:tcMar>
               <w:top w:w="100" w:type="dxa"/>
               <w:bottom w:w="100" w:type="dxa"/>
@@ -3424,9 +3488,9 @@
             </w:pPr>
             <w:r>
               <w:rPr>
-                <w:rFonts w:ascii="Arial" w:hAnsi="Arial"/>
+                <w:rFonts w:ascii="Inter" w:hAnsi="Inter"/>
                 <w:b w:val="0"/>
-                <w:color w:val="1E293B"/>
+                <w:color w:val="334155"/>
                 <w:sz w:val="18"/>
               </w:rPr>
               <w:t>$5 – $12 USD / mes</w:t>
@@ -3437,7 +3501,7 @@
       <w:tr>
         <w:tc>
           <w:tcPr>
-            <w:tcW w:type="dxa" w:w="2340"/>
+            <w:tcW w:type="dxa" w:w="2412"/>
             <w:tcMar>
               <w:top w:w="100" w:type="dxa"/>
               <w:bottom w:w="100" w:type="dxa"/>
@@ -3452,7 +3516,7 @@
             </w:pPr>
             <w:r>
               <w:rPr>
-                <w:rFonts w:ascii="Arial" w:hAnsi="Arial"/>
+                <w:rFonts w:ascii="Inter" w:hAnsi="Inter"/>
                 <w:b/>
                 <w:color w:val="0F172A"/>
                 <w:sz w:val="18"/>
@@ -3463,7 +3527,7 @@
         </w:tc>
         <w:tc>
           <w:tcPr>
-            <w:tcW w:type="dxa" w:w="2340"/>
+            <w:tcW w:type="dxa" w:w="2412"/>
             <w:tcMar>
               <w:top w:w="100" w:type="dxa"/>
               <w:bottom w:w="100" w:type="dxa"/>
@@ -3478,9 +3542,9 @@
             </w:pPr>
             <w:r>
               <w:rPr>
-                <w:rFonts w:ascii="Arial" w:hAnsi="Arial"/>
+                <w:rFonts w:ascii="Inter" w:hAnsi="Inter"/>
                 <w:b w:val="0"/>
-                <w:color w:val="1E293B"/>
+                <w:color w:val="334155"/>
                 <w:sz w:val="18"/>
               </w:rPr>
               <w:t>Servidor de aplicaciones web y APIs en alta disponibilidad</w:t>
@@ -3489,7 +3553,7 @@
         </w:tc>
         <w:tc>
           <w:tcPr>
-            <w:tcW w:type="dxa" w:w="2340"/>
+            <w:tcW w:type="dxa" w:w="2412"/>
             <w:tcMar>
               <w:top w:w="100" w:type="dxa"/>
               <w:bottom w:w="100" w:type="dxa"/>
@@ -3504,9 +3568,9 @@
             </w:pPr>
             <w:r>
               <w:rPr>
-                <w:rFonts w:ascii="Arial" w:hAnsi="Arial"/>
+                <w:rFonts w:ascii="Inter" w:hAnsi="Inter"/>
                 <w:b w:val="0"/>
-                <w:color w:val="1E293B"/>
+                <w:color w:val="334155"/>
                 <w:sz w:val="18"/>
               </w:rPr>
               <w:t>Instancia 2 vCPU, 4GB RAM con SSL e IP elástica dedicada</w:t>
@@ -3515,7 +3579,7 @@
         </w:tc>
         <w:tc>
           <w:tcPr>
-            <w:tcW w:type="dxa" w:w="2340"/>
+            <w:tcW w:type="dxa" w:w="2412"/>
             <w:tcMar>
               <w:top w:w="100" w:type="dxa"/>
               <w:bottom w:w="100" w:type="dxa"/>
@@ -3530,9 +3594,9 @@
             </w:pPr>
             <w:r>
               <w:rPr>
-                <w:rFonts w:ascii="Arial" w:hAnsi="Arial"/>
+                <w:rFonts w:ascii="Inter" w:hAnsi="Inter"/>
                 <w:b w:val="0"/>
-                <w:color w:val="1E293B"/>
+                <w:color w:val="334155"/>
                 <w:sz w:val="18"/>
               </w:rPr>
               <w:t>$22 – $38 USD / mes</w:t>
@@ -3543,7 +3607,7 @@
       <w:tr>
         <w:tc>
           <w:tcPr>
-            <w:tcW w:type="dxa" w:w="2340"/>
+            <w:tcW w:type="dxa" w:w="2412"/>
             <w:tcMar>
               <w:top w:w="100" w:type="dxa"/>
               <w:bottom w:w="100" w:type="dxa"/>
@@ -3558,7 +3622,7 @@
             </w:pPr>
             <w:r>
               <w:rPr>
-                <w:rFonts w:ascii="Arial" w:hAnsi="Arial"/>
+                <w:rFonts w:ascii="Inter" w:hAnsi="Inter"/>
                 <w:b/>
                 <w:color w:val="0F172A"/>
                 <w:sz w:val="18"/>
@@ -3569,7 +3633,7 @@
         </w:tc>
         <w:tc>
           <w:tcPr>
-            <w:tcW w:type="dxa" w:w="2340"/>
+            <w:tcW w:type="dxa" w:w="2412"/>
             <w:tcMar>
               <w:top w:w="100" w:type="dxa"/>
               <w:bottom w:w="100" w:type="dxa"/>
@@ -3584,9 +3648,9 @@
             </w:pPr>
             <w:r>
               <w:rPr>
-                <w:rFonts w:ascii="Arial" w:hAnsi="Arial"/>
+                <w:rFonts w:ascii="Inter" w:hAnsi="Inter"/>
                 <w:b w:val="0"/>
-                <w:color w:val="1E293B"/>
+                <w:color w:val="334155"/>
                 <w:sz w:val="18"/>
               </w:rPr>
               <w:t>PostgreSQL gestionada con snapshots automáticos diarios</w:t>
@@ -3595,7 +3659,7 @@
         </w:tc>
         <w:tc>
           <w:tcPr>
-            <w:tcW w:type="dxa" w:w="2340"/>
+            <w:tcW w:type="dxa" w:w="2412"/>
             <w:tcMar>
               <w:top w:w="100" w:type="dxa"/>
               <w:bottom w:w="100" w:type="dxa"/>
@@ -3610,9 +3674,9 @@
             </w:pPr>
             <w:r>
               <w:rPr>
-                <w:rFonts w:ascii="Arial" w:hAnsi="Arial"/>
+                <w:rFonts w:ascii="Inter" w:hAnsi="Inter"/>
                 <w:b w:val="0"/>
-                <w:color w:val="1E293B"/>
+                <w:color w:val="334155"/>
                 <w:sz w:val="18"/>
               </w:rPr>
               <w:t>Almacenamiento SSD 20GB con redundancia</w:t>
@@ -3621,7 +3685,7 @@
         </w:tc>
         <w:tc>
           <w:tcPr>
-            <w:tcW w:type="dxa" w:w="2340"/>
+            <w:tcW w:type="dxa" w:w="2412"/>
             <w:tcMar>
               <w:top w:w="100" w:type="dxa"/>
               <w:bottom w:w="100" w:type="dxa"/>
@@ -3636,9 +3700,9 @@
             </w:pPr>
             <w:r>
               <w:rPr>
-                <w:rFonts w:ascii="Arial" w:hAnsi="Arial"/>
+                <w:rFonts w:ascii="Inter" w:hAnsi="Inter"/>
                 <w:b w:val="0"/>
-                <w:color w:val="1E293B"/>
+                <w:color w:val="334155"/>
                 <w:sz w:val="18"/>
               </w:rPr>
               <w:t>$18 – $30 USD / mes</w:t>
@@ -3649,7 +3713,7 @@
       <w:tr>
         <w:tc>
           <w:tcPr>
-            <w:tcW w:type="dxa" w:w="2340"/>
+            <w:tcW w:type="dxa" w:w="2412"/>
             <w:tcMar>
               <w:top w:w="100" w:type="dxa"/>
               <w:bottom w:w="100" w:type="dxa"/>
@@ -3664,7 +3728,7 @@
             </w:pPr>
             <w:r>
               <w:rPr>
-                <w:rFonts w:ascii="Arial" w:hAnsi="Arial"/>
+                <w:rFonts w:ascii="Inter" w:hAnsi="Inter"/>
                 <w:b/>
                 <w:color w:val="0F172A"/>
                 <w:sz w:val="18"/>
@@ -3675,7 +3739,7 @@
         </w:tc>
         <w:tc>
           <w:tcPr>
-            <w:tcW w:type="dxa" w:w="2340"/>
+            <w:tcW w:type="dxa" w:w="2412"/>
             <w:tcMar>
               <w:top w:w="100" w:type="dxa"/>
               <w:bottom w:w="100" w:type="dxa"/>
@@ -3690,9 +3754,9 @@
             </w:pPr>
             <w:r>
               <w:rPr>
-                <w:rFonts w:ascii="Arial" w:hAnsi="Arial"/>
+                <w:rFonts w:ascii="Inter" w:hAnsi="Inter"/>
                 <w:b w:val="0"/>
-                <w:color w:val="1E293B"/>
+                <w:color w:val="334155"/>
                 <w:sz w:val="18"/>
               </w:rPr>
               <w:t xml:space="preserve">Enlace web cifrado </w:t>
@@ -3701,16 +3765,16 @@
               <w:rPr>
                 <w:rFonts w:ascii="Consolas" w:hAnsi="Consolas"/>
                 <w:b/>
-                <w:color w:val="8B5E3C"/>
+                <w:color w:val="2563EB"/>
                 <w:sz w:val="17"/>
               </w:rPr>
               <w:t>mes.tombstonehats.com</w:t>
             </w:r>
             <w:r>
               <w:rPr>
-                <w:rFonts w:ascii="Arial" w:hAnsi="Arial"/>
+                <w:rFonts w:ascii="Inter" w:hAnsi="Inter"/>
                 <w:b w:val="0"/>
-                <w:color w:val="1E293B"/>
+                <w:color w:val="334155"/>
                 <w:sz w:val="18"/>
               </w:rPr>
               <w:t xml:space="preserve"> para navegación segura</w:t>
@@ -3719,7 +3783,7 @@
         </w:tc>
         <w:tc>
           <w:tcPr>
-            <w:tcW w:type="dxa" w:w="2340"/>
+            <w:tcW w:type="dxa" w:w="2412"/>
             <w:tcMar>
               <w:top w:w="100" w:type="dxa"/>
               <w:bottom w:w="100" w:type="dxa"/>
@@ -3734,9 +3798,9 @@
             </w:pPr>
             <w:r>
               <w:rPr>
-                <w:rFonts w:ascii="Arial" w:hAnsi="Arial"/>
+                <w:rFonts w:ascii="Inter" w:hAnsi="Inter"/>
                 <w:b w:val="0"/>
-                <w:color w:val="1E293B"/>
+                <w:color w:val="334155"/>
                 <w:sz w:val="18"/>
               </w:rPr>
               <w:t>Certificado SSL wildcard Let's Encrypt / AWS ACM</w:t>
@@ -3745,7 +3809,7 @@
         </w:tc>
         <w:tc>
           <w:tcPr>
-            <w:tcW w:type="dxa" w:w="2340"/>
+            <w:tcW w:type="dxa" w:w="2412"/>
             <w:tcMar>
               <w:top w:w="100" w:type="dxa"/>
               <w:bottom w:w="100" w:type="dxa"/>
@@ -3760,9 +3824,9 @@
             </w:pPr>
             <w:r>
               <w:rPr>
-                <w:rFonts w:ascii="Arial" w:hAnsi="Arial"/>
+                <w:rFonts w:ascii="Inter" w:hAnsi="Inter"/>
                 <w:b w:val="0"/>
-                <w:color w:val="1E293B"/>
+                <w:color w:val="334155"/>
                 <w:sz w:val="18"/>
               </w:rPr>
               <w:t>$0 USD (Incluido)</w:t>
@@ -3773,7 +3837,7 @@
       <w:tr>
         <w:tc>
           <w:tcPr>
-            <w:tcW w:type="dxa" w:w="2340"/>
+            <w:tcW w:type="dxa" w:w="2412"/>
             <w:tcMar>
               <w:top w:w="100" w:type="dxa"/>
               <w:bottom w:w="100" w:type="dxa"/>
@@ -3788,7 +3852,7 @@
             </w:pPr>
             <w:r>
               <w:rPr>
-                <w:rFonts w:ascii="Arial" w:hAnsi="Arial"/>
+                <w:rFonts w:ascii="Inter" w:hAnsi="Inter"/>
                 <w:b/>
                 <w:color w:val="0F172A"/>
                 <w:sz w:val="18"/>
@@ -3799,7 +3863,7 @@
         </w:tc>
         <w:tc>
           <w:tcPr>
-            <w:tcW w:type="dxa" w:w="2340"/>
+            <w:tcW w:type="dxa" w:w="2412"/>
             <w:tcMar>
               <w:top w:w="100" w:type="dxa"/>
               <w:bottom w:w="100" w:type="dxa"/>
@@ -3814,10 +3878,10 @@
             </w:pPr>
             <w:r>
               <w:rPr>
-                <w:rFonts w:ascii="Arial" w:hAnsi="Arial"/>
+                <w:rFonts w:ascii="Inter" w:hAnsi="Inter"/>
                 <w:b w:val="0"/>
                 <w:i/>
-                <w:color w:val="1E293B"/>
+                <w:color w:val="334155"/>
                 <w:sz w:val="18"/>
               </w:rPr>
               <w:t>Consumo promedio facturado directamente a cuenta de Tombstone</w:t>
@@ -3826,7 +3890,7 @@
         </w:tc>
         <w:tc>
           <w:tcPr>
-            <w:tcW w:type="dxa" w:w="2340"/>
+            <w:tcW w:type="dxa" w:w="2412"/>
             <w:tcMar>
               <w:top w:w="100" w:type="dxa"/>
               <w:bottom w:w="100" w:type="dxa"/>
@@ -3841,9 +3905,9 @@
             </w:pPr>
             <w:r>
               <w:rPr>
-                <w:rFonts w:ascii="Arial" w:hAnsi="Arial"/>
+                <w:rFonts w:ascii="Inter" w:hAnsi="Inter"/>
                 <w:b w:val="0"/>
-                <w:color w:val="1E293B"/>
+                <w:color w:val="334155"/>
                 <w:sz w:val="18"/>
               </w:rPr>
               <w:t>—</w:t>
@@ -3852,7 +3916,7 @@
         </w:tc>
         <w:tc>
           <w:tcPr>
-            <w:tcW w:type="dxa" w:w="2340"/>
+            <w:tcW w:type="dxa" w:w="2412"/>
             <w:tcMar>
               <w:top w:w="100" w:type="dxa"/>
               <w:bottom w:w="100" w:type="dxa"/>
@@ -3867,7 +3931,7 @@
             </w:pPr>
             <w:r>
               <w:rPr>
-                <w:rFonts w:ascii="Arial" w:hAnsi="Arial"/>
+                <w:rFonts w:ascii="Inter" w:hAnsi="Inter"/>
                 <w:b/>
                 <w:color w:val="0F172A"/>
                 <w:sz w:val="18"/>
@@ -3876,19 +3940,19 @@
             </w:r>
             <w:r>
               <w:rPr>
-                <w:rFonts w:ascii="Arial" w:hAnsi="Arial"/>
+                <w:rFonts w:ascii="Inter" w:hAnsi="Inter"/>
                 <w:b w:val="0"/>
-                <w:color w:val="1E293B"/>
+                <w:color w:val="334155"/>
                 <w:sz w:val="18"/>
               </w:rPr>
               <w:t>&lt;br&gt;</w:t>
             </w:r>
             <w:r>
               <w:rPr>
-                <w:rFonts w:ascii="Arial" w:hAnsi="Arial"/>
+                <w:rFonts w:ascii="Inter" w:hAnsi="Inter"/>
                 <w:b w:val="0"/>
                 <w:i/>
-                <w:color w:val="1E293B"/>
+                <w:color w:val="334155"/>
                 <w:sz w:val="18"/>
               </w:rPr>
               <w:t>(aprox. $900 – $1,600 MXN / mes)</w:t>
@@ -3909,9 +3973,9 @@
       </w:pPr>
       <w:r>
         <w:rPr>
-          <w:rFonts w:ascii="Arial" w:hAnsi="Arial"/>
+          <w:rFonts w:ascii="Inter" w:hAnsi="Inter"/>
           <w:b/>
-          <w:color w:val="8B5E3C"/>
+          <w:color w:val="2563EB"/>
           <w:sz w:val="23"/>
         </w:rPr>
         <w:t>8.3 Conectividad y Modalidad de Entrega:</w:t>
@@ -3924,7 +3988,7 @@
       </w:pPr>
       <w:r>
         <w:rPr>
-          <w:rFonts w:ascii="Arial" w:hAnsi="Arial"/>
+          <w:rFonts w:ascii="Inter" w:hAnsi="Inter"/>
           <w:b/>
           <w:color w:val="0F172A"/>
           <w:sz w:val="20"/>
@@ -3933,9 +3997,9 @@
       </w:r>
       <w:r>
         <w:rPr>
-          <w:rFonts w:ascii="Arial" w:hAnsi="Arial"/>
+          <w:rFonts w:ascii="Inter" w:hAnsi="Inter"/>
           <w:b w:val="0"/>
-          <w:color w:val="1E293B"/>
+          <w:color w:val="334155"/>
           <w:sz w:val="20"/>
         </w:rPr>
         <w:t xml:space="preserve"> El sistema requiere red Wi-Fi estable y continua en las zonas de trabajo de la nave para actualización inmediata del WIP entre almacenes.</w:t>
@@ -3948,7 +4012,7 @@
       </w:pPr>
       <w:r>
         <w:rPr>
-          <w:rFonts w:ascii="Arial" w:hAnsi="Arial"/>
+          <w:rFonts w:ascii="Inter" w:hAnsi="Inter"/>
           <w:b/>
           <w:color w:val="0F172A"/>
           <w:sz w:val="20"/>
@@ -3957,13 +4021,21 @@
       </w:r>
       <w:r>
         <w:rPr>
-          <w:rFonts w:ascii="Arial" w:hAnsi="Arial"/>
+          <w:rFonts w:ascii="Inter" w:hAnsi="Inter"/>
           <w:b w:val="0"/>
-          <w:color w:val="1E293B"/>
+          <w:color w:val="334155"/>
           <w:sz w:val="20"/>
         </w:rPr>
         <w:t xml:space="preserve"> Si el cliente decide prescindir de la póliza de soporte y mantenimiento al término del proyecto, se le entregan los recursos necesarios (código de despliegue, configuración de contenedores y scripts de base de datos) para que asuma su operación independiente sin servicios administrados de Uanify.</w:t>
       </w:r>
+    </w:p>
+    <w:p>
+      <w:pPr>
+        <w:spacing w:before="80" w:after="160"/>
+        <w:pBdr>
+          <w:bottom w:val="single" w:sz="6" w:space="8" w:color="CBD5E1"/>
+        </w:pBdr>
+      </w:pPr>
     </w:p>
     <w:p>
       <w:pPr>
@@ -3972,7 +4044,7 @@
       </w:pPr>
       <w:r>
         <w:rPr>
-          <w:rFonts w:ascii="Arial" w:hAnsi="Arial"/>
+          <w:rFonts w:ascii="Inter" w:hAnsi="Inter"/>
           <w:b/>
           <w:color w:val="0F172A"/>
           <w:sz w:val="28"/>
@@ -3987,14 +4059,14 @@
         <w:tblLook w:firstColumn="1" w:firstRow="1" w:lastColumn="0" w:lastRow="0" w:noHBand="0" w:noVBand="1" w:val="04A0"/>
       </w:tblPr>
       <w:tblGrid>
-        <w:gridCol w:w="3120"/>
-        <w:gridCol w:w="3120"/>
-        <w:gridCol w:w="3120"/>
+        <w:gridCol w:w="3216"/>
+        <w:gridCol w:w="3216"/>
+        <w:gridCol w:w="3216"/>
       </w:tblGrid>
       <w:tr>
         <w:tc>
           <w:tcPr>
-            <w:tcW w:type="dxa" w:w="3120"/>
+            <w:tcW w:type="dxa" w:w="3216"/>
             <w:tcMar>
               <w:top w:w="100" w:type="dxa"/>
               <w:bottom w:w="100" w:type="dxa"/>
@@ -4009,7 +4081,7 @@
             </w:pPr>
             <w:r>
               <w:rPr>
-                <w:rFonts w:ascii="Arial" w:hAnsi="Arial"/>
+                <w:rFonts w:ascii="Inter" w:hAnsi="Inter"/>
                 <w:b/>
                 <w:color w:val="0F172A"/>
                 <w:sz w:val="19"/>
@@ -4020,7 +4092,7 @@
         </w:tc>
         <w:tc>
           <w:tcPr>
-            <w:tcW w:type="dxa" w:w="3120"/>
+            <w:tcW w:type="dxa" w:w="3216"/>
             <w:tcMar>
               <w:top w:w="100" w:type="dxa"/>
               <w:bottom w:w="100" w:type="dxa"/>
@@ -4035,7 +4107,7 @@
             </w:pPr>
             <w:r>
               <w:rPr>
-                <w:rFonts w:ascii="Arial" w:hAnsi="Arial"/>
+                <w:rFonts w:ascii="Inter" w:hAnsi="Inter"/>
                 <w:b/>
                 <w:color w:val="0F172A"/>
                 <w:sz w:val="19"/>
@@ -4046,7 +4118,7 @@
         </w:tc>
         <w:tc>
           <w:tcPr>
-            <w:tcW w:type="dxa" w:w="3120"/>
+            <w:tcW w:type="dxa" w:w="3216"/>
             <w:tcMar>
               <w:top w:w="100" w:type="dxa"/>
               <w:bottom w:w="100" w:type="dxa"/>
@@ -4061,7 +4133,7 @@
             </w:pPr>
             <w:r>
               <w:rPr>
-                <w:rFonts w:ascii="Arial" w:hAnsi="Arial"/>
+                <w:rFonts w:ascii="Inter" w:hAnsi="Inter"/>
                 <w:b/>
                 <w:color w:val="0F172A"/>
                 <w:sz w:val="19"/>
@@ -4074,7 +4146,7 @@
       <w:tr>
         <w:tc>
           <w:tcPr>
-            <w:tcW w:type="dxa" w:w="3120"/>
+            <w:tcW w:type="dxa" w:w="3216"/>
             <w:tcMar>
               <w:top w:w="100" w:type="dxa"/>
               <w:bottom w:w="100" w:type="dxa"/>
@@ -4089,7 +4161,7 @@
             </w:pPr>
             <w:r>
               <w:rPr>
-                <w:rFonts w:ascii="Arial" w:hAnsi="Arial"/>
+                <w:rFonts w:ascii="Inter" w:hAnsi="Inter"/>
                 <w:b/>
                 <w:color w:val="0F172A"/>
                 <w:sz w:val="18"/>
@@ -4100,7 +4172,7 @@
         </w:tc>
         <w:tc>
           <w:tcPr>
-            <w:tcW w:type="dxa" w:w="3120"/>
+            <w:tcW w:type="dxa" w:w="3216"/>
             <w:tcMar>
               <w:top w:w="100" w:type="dxa"/>
               <w:bottom w:w="100" w:type="dxa"/>
@@ -4115,9 +4187,9 @@
             </w:pPr>
             <w:r>
               <w:rPr>
-                <w:rFonts w:ascii="Arial" w:hAnsi="Arial"/>
+                <w:rFonts w:ascii="Inter" w:hAnsi="Inter"/>
                 <w:b w:val="0"/>
-                <w:color w:val="1E293B"/>
+                <w:color w:val="334155"/>
                 <w:sz w:val="18"/>
               </w:rPr>
               <w:t>8 semanas</w:t>
@@ -4126,7 +4198,7 @@
         </w:tc>
         <w:tc>
           <w:tcPr>
-            <w:tcW w:type="dxa" w:w="3120"/>
+            <w:tcW w:type="dxa" w:w="3216"/>
             <w:tcMar>
               <w:top w:w="100" w:type="dxa"/>
               <w:bottom w:w="100" w:type="dxa"/>
@@ -4141,9 +4213,9 @@
             </w:pPr>
             <w:r>
               <w:rPr>
-                <w:rFonts w:ascii="Arial" w:hAnsi="Arial"/>
+                <w:rFonts w:ascii="Inter" w:hAnsi="Inter"/>
                 <w:b w:val="0"/>
-                <w:color w:val="1E293B"/>
+                <w:color w:val="334155"/>
                 <w:sz w:val="18"/>
               </w:rPr>
               <w:t>Construcción de módulos, vistas de almacén, terminal QR y puente SQL CONTPAQi.</w:t>
@@ -4154,7 +4226,7 @@
       <w:tr>
         <w:tc>
           <w:tcPr>
-            <w:tcW w:type="dxa" w:w="3120"/>
+            <w:tcW w:type="dxa" w:w="3216"/>
             <w:tcMar>
               <w:top w:w="100" w:type="dxa"/>
               <w:bottom w:w="100" w:type="dxa"/>
@@ -4169,7 +4241,7 @@
             </w:pPr>
             <w:r>
               <w:rPr>
-                <w:rFonts w:ascii="Arial" w:hAnsi="Arial"/>
+                <w:rFonts w:ascii="Inter" w:hAnsi="Inter"/>
                 <w:b/>
                 <w:color w:val="0F172A"/>
                 <w:sz w:val="18"/>
@@ -4180,7 +4252,7 @@
         </w:tc>
         <w:tc>
           <w:tcPr>
-            <w:tcW w:type="dxa" w:w="3120"/>
+            <w:tcW w:type="dxa" w:w="3216"/>
             <w:tcMar>
               <w:top w:w="100" w:type="dxa"/>
               <w:bottom w:w="100" w:type="dxa"/>
@@ -4195,9 +4267,9 @@
             </w:pPr>
             <w:r>
               <w:rPr>
-                <w:rFonts w:ascii="Arial" w:hAnsi="Arial"/>
+                <w:rFonts w:ascii="Inter" w:hAnsi="Inter"/>
                 <w:b w:val="0"/>
-                <w:color w:val="1E293B"/>
+                <w:color w:val="334155"/>
                 <w:sz w:val="18"/>
               </w:rPr>
               <w:t>1 semana</w:t>
@@ -4206,7 +4278,7 @@
         </w:tc>
         <w:tc>
           <w:tcPr>
-            <w:tcW w:type="dxa" w:w="3120"/>
+            <w:tcW w:type="dxa" w:w="3216"/>
             <w:tcMar>
               <w:top w:w="100" w:type="dxa"/>
               <w:bottom w:w="100" w:type="dxa"/>
@@ -4221,9 +4293,9 @@
             </w:pPr>
             <w:r>
               <w:rPr>
-                <w:rFonts w:ascii="Arial" w:hAnsi="Arial"/>
+                <w:rFonts w:ascii="Inter" w:hAnsi="Inter"/>
                 <w:b w:val="0"/>
-                <w:color w:val="1E293B"/>
+                <w:color w:val="334155"/>
                 <w:sz w:val="18"/>
               </w:rPr>
               <w:t>Despliegue en piso, pruebas con usuarios reales y validación de tarjetas viajeras.</w:t>
@@ -4234,7 +4306,7 @@
       <w:tr>
         <w:tc>
           <w:tcPr>
-            <w:tcW w:type="dxa" w:w="3120"/>
+            <w:tcW w:type="dxa" w:w="3216"/>
             <w:tcMar>
               <w:top w:w="100" w:type="dxa"/>
               <w:bottom w:w="100" w:type="dxa"/>
@@ -4249,7 +4321,7 @@
             </w:pPr>
             <w:r>
               <w:rPr>
-                <w:rFonts w:ascii="Arial" w:hAnsi="Arial"/>
+                <w:rFonts w:ascii="Inter" w:hAnsi="Inter"/>
                 <w:b/>
                 <w:color w:val="0F172A"/>
                 <w:sz w:val="18"/>
@@ -4260,7 +4332,7 @@
         </w:tc>
         <w:tc>
           <w:tcPr>
-            <w:tcW w:type="dxa" w:w="3120"/>
+            <w:tcW w:type="dxa" w:w="3216"/>
             <w:tcMar>
               <w:top w:w="100" w:type="dxa"/>
               <w:bottom w:w="100" w:type="dxa"/>
@@ -4275,9 +4347,9 @@
             </w:pPr>
             <w:r>
               <w:rPr>
-                <w:rFonts w:ascii="Arial" w:hAnsi="Arial"/>
+                <w:rFonts w:ascii="Inter" w:hAnsi="Inter"/>
                 <w:b w:val="0"/>
-                <w:color w:val="1E293B"/>
+                <w:color w:val="334155"/>
                 <w:sz w:val="18"/>
               </w:rPr>
               <w:t>2 semanas</w:t>
@@ -4286,7 +4358,7 @@
         </w:tc>
         <w:tc>
           <w:tcPr>
-            <w:tcW w:type="dxa" w:w="3120"/>
+            <w:tcW w:type="dxa" w:w="3216"/>
             <w:tcMar>
               <w:top w:w="100" w:type="dxa"/>
               <w:bottom w:w="100" w:type="dxa"/>
@@ -4301,9 +4373,9 @@
             </w:pPr>
             <w:r>
               <w:rPr>
-                <w:rFonts w:ascii="Arial" w:hAnsi="Arial"/>
+                <w:rFonts w:ascii="Inter" w:hAnsi="Inter"/>
                 <w:b w:val="0"/>
-                <w:color w:val="1E293B"/>
+                <w:color w:val="334155"/>
                 <w:sz w:val="18"/>
               </w:rPr>
               <w:t>Ajustes de ergonomía táctil, afinación de vistas y validación de descargas SQL.</w:t>
@@ -4314,7 +4386,7 @@
       <w:tr>
         <w:tc>
           <w:tcPr>
-            <w:tcW w:type="dxa" w:w="3120"/>
+            <w:tcW w:type="dxa" w:w="3216"/>
             <w:tcMar>
               <w:top w:w="100" w:type="dxa"/>
               <w:bottom w:w="100" w:type="dxa"/>
@@ -4329,7 +4401,7 @@
             </w:pPr>
             <w:r>
               <w:rPr>
-                <w:rFonts w:ascii="Arial" w:hAnsi="Arial"/>
+                <w:rFonts w:ascii="Inter" w:hAnsi="Inter"/>
                 <w:b/>
                 <w:color w:val="0F172A"/>
                 <w:sz w:val="18"/>
@@ -4340,7 +4412,7 @@
         </w:tc>
         <w:tc>
           <w:tcPr>
-            <w:tcW w:type="dxa" w:w="3120"/>
+            <w:tcW w:type="dxa" w:w="3216"/>
             <w:tcMar>
               <w:top w:w="100" w:type="dxa"/>
               <w:bottom w:w="100" w:type="dxa"/>
@@ -4355,9 +4427,9 @@
             </w:pPr>
             <w:r>
               <w:rPr>
-                <w:rFonts w:ascii="Arial" w:hAnsi="Arial"/>
+                <w:rFonts w:ascii="Inter" w:hAnsi="Inter"/>
                 <w:b w:val="0"/>
-                <w:color w:val="1E293B"/>
+                <w:color w:val="334155"/>
                 <w:sz w:val="18"/>
               </w:rPr>
               <w:t>1 semana</w:t>
@@ -4366,7 +4438,7 @@
         </w:tc>
         <w:tc>
           <w:tcPr>
-            <w:tcW w:type="dxa" w:w="3120"/>
+            <w:tcW w:type="dxa" w:w="3216"/>
             <w:tcMar>
               <w:top w:w="100" w:type="dxa"/>
               <w:bottom w:w="100" w:type="dxa"/>
@@ -4381,9 +4453,9 @@
             </w:pPr>
             <w:r>
               <w:rPr>
-                <w:rFonts w:ascii="Arial" w:hAnsi="Arial"/>
+                <w:rFonts w:ascii="Inter" w:hAnsi="Inter"/>
                 <w:b w:val="0"/>
-                <w:color w:val="1E293B"/>
+                <w:color w:val="334155"/>
                 <w:sz w:val="18"/>
               </w:rPr>
               <w:t>Puesta en marcha oficial en nave industrial y arranque productivo.</w:t>
@@ -4394,7 +4466,7 @@
       <w:tr>
         <w:tc>
           <w:tcPr>
-            <w:tcW w:type="dxa" w:w="3120"/>
+            <w:tcW w:type="dxa" w:w="3216"/>
             <w:tcMar>
               <w:top w:w="100" w:type="dxa"/>
               <w:bottom w:w="100" w:type="dxa"/>
@@ -4409,7 +4481,7 @@
             </w:pPr>
             <w:r>
               <w:rPr>
-                <w:rFonts w:ascii="Arial" w:hAnsi="Arial"/>
+                <w:rFonts w:ascii="Inter" w:hAnsi="Inter"/>
                 <w:b/>
                 <w:color w:val="0F172A"/>
                 <w:sz w:val="18"/>
@@ -4420,7 +4492,7 @@
         </w:tc>
         <w:tc>
           <w:tcPr>
-            <w:tcW w:type="dxa" w:w="3120"/>
+            <w:tcW w:type="dxa" w:w="3216"/>
             <w:tcMar>
               <w:top w:w="100" w:type="dxa"/>
               <w:bottom w:w="100" w:type="dxa"/>
@@ -4435,7 +4507,7 @@
             </w:pPr>
             <w:r>
               <w:rPr>
-                <w:rFonts w:ascii="Arial" w:hAnsi="Arial"/>
+                <w:rFonts w:ascii="Inter" w:hAnsi="Inter"/>
                 <w:b/>
                 <w:color w:val="0F172A"/>
                 <w:sz w:val="18"/>
@@ -4446,7 +4518,7 @@
         </w:tc>
         <w:tc>
           <w:tcPr>
-            <w:tcW w:type="dxa" w:w="3120"/>
+            <w:tcW w:type="dxa" w:w="3216"/>
             <w:tcMar>
               <w:top w:w="100" w:type="dxa"/>
               <w:bottom w:w="100" w:type="dxa"/>
@@ -4461,7 +4533,7 @@
             </w:pPr>
             <w:r>
               <w:rPr>
-                <w:rFonts w:ascii="Arial" w:hAnsi="Arial"/>
+                <w:rFonts w:ascii="Inter" w:hAnsi="Inter"/>
                 <w:b/>
                 <w:color w:val="0F172A"/>
                 <w:sz w:val="18"/>
@@ -4484,22 +4556,22 @@
         <w:tblLook w:firstColumn="1" w:firstRow="1" w:lastColumn="0" w:lastRow="0" w:noHBand="0" w:noVBand="1" w:val="04A0"/>
       </w:tblPr>
       <w:tblGrid>
-        <w:gridCol w:w="9360"/>
+        <w:gridCol w:w="9648"/>
       </w:tblGrid>
       <w:tr>
         <w:tc>
           <w:tcPr>
-            <w:tcW w:type="dxa" w:w="9360"/>
+            <w:tcW w:type="dxa" w:w="9648"/>
             <w:shd w:fill="F8FAFC"/>
             <w:tcMar>
-              <w:top w:w="140" w:type="dxa"/>
-              <w:bottom w:w="140" w:type="dxa"/>
-              <w:left w:w="220" w:type="dxa"/>
-              <w:right w:w="220" w:type="dxa"/>
+              <w:top w:w="130" w:type="dxa"/>
+              <w:bottom w:w="130" w:type="dxa"/>
+              <w:left w:w="200" w:type="dxa"/>
+              <w:right w:w="200" w:type="dxa"/>
             </w:tcMar>
             <w:tcBorders>
               <w:top w:val="none"/>
-              <w:left w:val="single" w:sz="24" w:space="0" w:color="8B5E3C"/>
+              <w:left w:val="single" w:sz="24" w:space="0" w:color="2563EB"/>
               <w:bottom w:val="none"/>
               <w:right w:val="none"/>
             </w:tcBorders>
@@ -4510,7 +4582,7 @@
             </w:pPr>
             <w:r>
               <w:rPr>
-                <w:rFonts w:ascii="Arial" w:hAnsi="Arial"/>
+                <w:rFonts w:ascii="Inter" w:hAnsi="Inter"/>
                 <w:b/>
                 <w:color w:val="0F172A"/>
                 <w:sz w:val="19"/>
@@ -4519,16 +4591,16 @@
             </w:r>
             <w:r>
               <w:rPr>
-                <w:rFonts w:ascii="Arial" w:hAnsi="Arial"/>
+                <w:rFonts w:ascii="Inter" w:hAnsi="Inter"/>
                 <w:b w:val="0"/>
-                <w:color w:val="1E293B"/>
+                <w:color w:val="334155"/>
                 <w:sz w:val="19"/>
               </w:rPr>
               <w:t xml:space="preserve"> </w:t>
             </w:r>
             <w:r>
               <w:rPr>
-                <w:rFonts w:ascii="Arial" w:hAnsi="Arial"/>
+                <w:rFonts w:ascii="Inter" w:hAnsi="Inter"/>
                 <w:b/>
                 <w:color w:val="0F172A"/>
                 <w:sz w:val="19"/>
@@ -4537,9 +4609,9 @@
             </w:r>
             <w:r>
               <w:rPr>
-                <w:rFonts w:ascii="Arial" w:hAnsi="Arial"/>
+                <w:rFonts w:ascii="Inter" w:hAnsi="Inter"/>
                 <w:b w:val="0"/>
-                <w:color w:val="1E293B"/>
+                <w:color w:val="334155"/>
                 <w:sz w:val="19"/>
               </w:rPr>
               <w:t xml:space="preserve"> incluidas a partir del Go-Live formal en nave industrial.</w:t>
@@ -4556,12 +4628,20 @@
     </w:p>
     <w:p>
       <w:pPr>
+        <w:spacing w:before="80" w:after="160"/>
+        <w:pBdr>
+          <w:bottom w:val="single" w:sz="6" w:space="8" w:color="CBD5E1"/>
+        </w:pBdr>
+      </w:pPr>
+    </w:p>
+    <w:p>
+      <w:pPr>
         <w:keepNext/>
         <w:spacing w:before="320" w:after="80"/>
       </w:pPr>
       <w:r>
         <w:rPr>
-          <w:rFonts w:ascii="Arial" w:hAnsi="Arial"/>
+          <w:rFonts w:ascii="Inter" w:hAnsi="Inter"/>
           <w:b/>
           <w:color w:val="0F172A"/>
           <w:sz w:val="28"/>
@@ -4576,9 +4656,9 @@
       </w:pPr>
       <w:r>
         <w:rPr>
-          <w:rFonts w:ascii="Arial" w:hAnsi="Arial"/>
+          <w:rFonts w:ascii="Inter" w:hAnsi="Inter"/>
           <w:b/>
-          <w:color w:val="8B5E3C"/>
+          <w:color w:val="2563EB"/>
           <w:sz w:val="23"/>
         </w:rPr>
         <w:t>10.1 Inversión en Desarrollo de Software (12 Semanas de Proyecto):</w:t>
@@ -4591,7 +4671,7 @@
       </w:pPr>
       <w:r>
         <w:rPr>
-          <w:rFonts w:ascii="Arial" w:hAnsi="Arial"/>
+          <w:rFonts w:ascii="Inter" w:hAnsi="Inter"/>
           <w:b/>
           <w:color w:val="0F172A"/>
           <w:sz w:val="20"/>
@@ -4600,16 +4680,16 @@
       </w:r>
       <w:r>
         <w:rPr>
-          <w:rFonts w:ascii="Arial" w:hAnsi="Arial"/>
+          <w:rFonts w:ascii="Inter" w:hAnsi="Inter"/>
           <w:b w:val="0"/>
-          <w:color w:val="1E293B"/>
+          <w:color w:val="334155"/>
           <w:sz w:val="20"/>
         </w:rPr>
         <w:t xml:space="preserve"> </w:t>
       </w:r>
       <w:r>
         <w:rPr>
-          <w:rFonts w:ascii="Arial" w:hAnsi="Arial"/>
+          <w:rFonts w:ascii="Inter" w:hAnsi="Inter"/>
           <w:b/>
           <w:color w:val="0F172A"/>
           <w:sz w:val="20"/>
@@ -4624,9 +4704,9 @@
       </w:pPr>
       <w:r>
         <w:rPr>
-          <w:rFonts w:ascii="Arial" w:hAnsi="Arial"/>
+          <w:rFonts w:ascii="Inter" w:hAnsi="Inter"/>
           <w:b/>
-          <w:color w:val="8B5E3C"/>
+          <w:color w:val="2563EB"/>
           <w:sz w:val="23"/>
         </w:rPr>
         <w:t>10.2 Hardware de Piso e Insumos (Estimación para 6 Estaciones de Nave):</w:t>
@@ -4638,9 +4718,9 @@
       </w:pPr>
       <w:r>
         <w:rPr>
-          <w:rFonts w:ascii="Arial" w:hAnsi="Arial"/>
+          <w:rFonts w:ascii="Inter" w:hAnsi="Inter"/>
           <w:b w:val="0"/>
-          <w:color w:val="1E293B"/>
+          <w:color w:val="334155"/>
           <w:sz w:val="20"/>
         </w:rPr>
         <w:t>Se presenta la estimación consolidada de adquisición de equipos para las 6 estaciones oficiales:</w:t>
@@ -4653,16 +4733,16 @@
         <w:tblLook w:firstColumn="1" w:firstRow="1" w:lastColumn="0" w:lastRow="0" w:noHBand="0" w:noVBand="1" w:val="04A0"/>
       </w:tblPr>
       <w:tblGrid>
-        <w:gridCol w:w="1872"/>
-        <w:gridCol w:w="1872"/>
-        <w:gridCol w:w="1872"/>
-        <w:gridCol w:w="1872"/>
-        <w:gridCol w:w="1872"/>
+        <w:gridCol w:w="1930"/>
+        <w:gridCol w:w="1930"/>
+        <w:gridCol w:w="1930"/>
+        <w:gridCol w:w="1930"/>
+        <w:gridCol w:w="1930"/>
       </w:tblGrid>
       <w:tr>
         <w:tc>
           <w:tcPr>
-            <w:tcW w:type="dxa" w:w="1872"/>
+            <w:tcW w:type="dxa" w:w="1930"/>
             <w:tcMar>
               <w:top w:w="100" w:type="dxa"/>
               <w:bottom w:w="100" w:type="dxa"/>
@@ -4677,7 +4757,7 @@
             </w:pPr>
             <w:r>
               <w:rPr>
-                <w:rFonts w:ascii="Arial" w:hAnsi="Arial"/>
+                <w:rFonts w:ascii="Inter" w:hAnsi="Inter"/>
                 <w:b/>
                 <w:color w:val="0F172A"/>
                 <w:sz w:val="19"/>
@@ -4688,7 +4768,7 @@
         </w:tc>
         <w:tc>
           <w:tcPr>
-            <w:tcW w:type="dxa" w:w="1872"/>
+            <w:tcW w:type="dxa" w:w="1930"/>
             <w:tcMar>
               <w:top w:w="100" w:type="dxa"/>
               <w:bottom w:w="100" w:type="dxa"/>
@@ -4703,7 +4783,7 @@
             </w:pPr>
             <w:r>
               <w:rPr>
-                <w:rFonts w:ascii="Arial" w:hAnsi="Arial"/>
+                <w:rFonts w:ascii="Inter" w:hAnsi="Inter"/>
                 <w:b/>
                 <w:color w:val="0F172A"/>
                 <w:sz w:val="19"/>
@@ -4714,7 +4794,7 @@
         </w:tc>
         <w:tc>
           <w:tcPr>
-            <w:tcW w:type="dxa" w:w="1872"/>
+            <w:tcW w:type="dxa" w:w="1930"/>
             <w:tcMar>
               <w:top w:w="100" w:type="dxa"/>
               <w:bottom w:w="100" w:type="dxa"/>
@@ -4729,7 +4809,7 @@
             </w:pPr>
             <w:r>
               <w:rPr>
-                <w:rFonts w:ascii="Arial" w:hAnsi="Arial"/>
+                <w:rFonts w:ascii="Inter" w:hAnsi="Inter"/>
                 <w:b/>
                 <w:color w:val="0F172A"/>
                 <w:sz w:val="19"/>
@@ -4740,7 +4820,7 @@
         </w:tc>
         <w:tc>
           <w:tcPr>
-            <w:tcW w:type="dxa" w:w="1872"/>
+            <w:tcW w:type="dxa" w:w="1930"/>
             <w:tcMar>
               <w:top w:w="100" w:type="dxa"/>
               <w:bottom w:w="100" w:type="dxa"/>
@@ -4755,7 +4835,7 @@
             </w:pPr>
             <w:r>
               <w:rPr>
-                <w:rFonts w:ascii="Arial" w:hAnsi="Arial"/>
+                <w:rFonts w:ascii="Inter" w:hAnsi="Inter"/>
                 <w:b/>
                 <w:color w:val="0F172A"/>
                 <w:sz w:val="19"/>
@@ -4766,7 +4846,7 @@
         </w:tc>
         <w:tc>
           <w:tcPr>
-            <w:tcW w:type="dxa" w:w="1872"/>
+            <w:tcW w:type="dxa" w:w="1930"/>
             <w:tcMar>
               <w:top w:w="100" w:type="dxa"/>
               <w:bottom w:w="100" w:type="dxa"/>
@@ -4781,7 +4861,7 @@
             </w:pPr>
             <w:r>
               <w:rPr>
-                <w:rFonts w:ascii="Arial" w:hAnsi="Arial"/>
+                <w:rFonts w:ascii="Inter" w:hAnsi="Inter"/>
                 <w:b/>
                 <w:color w:val="0F172A"/>
                 <w:sz w:val="19"/>
@@ -4794,7 +4874,7 @@
       <w:tr>
         <w:tc>
           <w:tcPr>
-            <w:tcW w:type="dxa" w:w="1872"/>
+            <w:tcW w:type="dxa" w:w="1930"/>
             <w:tcMar>
               <w:top w:w="100" w:type="dxa"/>
               <w:bottom w:w="100" w:type="dxa"/>
@@ -4809,7 +4889,7 @@
             </w:pPr>
             <w:r>
               <w:rPr>
-                <w:rFonts w:ascii="Arial" w:hAnsi="Arial"/>
+                <w:rFonts w:ascii="Inter" w:hAnsi="Inter"/>
                 <w:b/>
                 <w:color w:val="0F172A"/>
                 <w:sz w:val="18"/>
@@ -4820,7 +4900,7 @@
         </w:tc>
         <w:tc>
           <w:tcPr>
-            <w:tcW w:type="dxa" w:w="1872"/>
+            <w:tcW w:type="dxa" w:w="1930"/>
             <w:tcMar>
               <w:top w:w="100" w:type="dxa"/>
               <w:bottom w:w="100" w:type="dxa"/>
@@ -4835,7 +4915,7 @@
             </w:pPr>
             <w:r>
               <w:rPr>
-                <w:rFonts w:ascii="Arial" w:hAnsi="Arial"/>
+                <w:rFonts w:ascii="Inter" w:hAnsi="Inter"/>
                 <w:b/>
                 <w:color w:val="0F172A"/>
                 <w:sz w:val="18"/>
@@ -4844,19 +4924,19 @@
             </w:r>
             <w:r>
               <w:rPr>
-                <w:rFonts w:ascii="Arial" w:hAnsi="Arial"/>
+                <w:rFonts w:ascii="Inter" w:hAnsi="Inter"/>
                 <w:b w:val="0"/>
-                <w:color w:val="1E293B"/>
+                <w:color w:val="334155"/>
                 <w:sz w:val="18"/>
               </w:rPr>
               <w:t xml:space="preserve"> (128GB ROM, Wi-Fi 5GHz, chasis aluminio) </w:t>
             </w:r>
             <w:r>
               <w:rPr>
-                <w:rFonts w:ascii="Arial" w:hAnsi="Arial"/>
+                <w:rFonts w:ascii="Inter" w:hAnsi="Inter"/>
                 <w:b w:val="0"/>
                 <w:i/>
-                <w:color w:val="1E293B"/>
+                <w:color w:val="334155"/>
                 <w:sz w:val="18"/>
               </w:rPr>
               <w:t>(Alt: Samsung Galaxy Tab A9+)</w:t>
@@ -4865,7 +4945,7 @@
         </w:tc>
         <w:tc>
           <w:tcPr>
-            <w:tcW w:type="dxa" w:w="1872"/>
+            <w:tcW w:type="dxa" w:w="1930"/>
             <w:tcMar>
               <w:top w:w="100" w:type="dxa"/>
               <w:bottom w:w="100" w:type="dxa"/>
@@ -4880,9 +4960,9 @@
             </w:pPr>
             <w:r>
               <w:rPr>
-                <w:rFonts w:ascii="Arial" w:hAnsi="Arial"/>
+                <w:rFonts w:ascii="Inter" w:hAnsi="Inter"/>
                 <w:b w:val="0"/>
-                <w:color w:val="1E293B"/>
+                <w:color w:val="334155"/>
                 <w:sz w:val="18"/>
               </w:rPr>
               <w:t>6 pzas</w:t>
@@ -4891,7 +4971,7 @@
         </w:tc>
         <w:tc>
           <w:tcPr>
-            <w:tcW w:type="dxa" w:w="1872"/>
+            <w:tcW w:type="dxa" w:w="1930"/>
             <w:tcMar>
               <w:top w:w="100" w:type="dxa"/>
               <w:bottom w:w="100" w:type="dxa"/>
@@ -4906,9 +4986,9 @@
             </w:pPr>
             <w:r>
               <w:rPr>
-                <w:rFonts w:ascii="Arial" w:hAnsi="Arial"/>
+                <w:rFonts w:ascii="Inter" w:hAnsi="Inter"/>
                 <w:b w:val="0"/>
-                <w:color w:val="1E293B"/>
+                <w:color w:val="334155"/>
                 <w:sz w:val="18"/>
               </w:rPr>
               <w:t>$3,200 – $3,600 MXN</w:t>
@@ -4917,7 +4997,7 @@
         </w:tc>
         <w:tc>
           <w:tcPr>
-            <w:tcW w:type="dxa" w:w="1872"/>
+            <w:tcW w:type="dxa" w:w="1930"/>
             <w:tcMar>
               <w:top w:w="100" w:type="dxa"/>
               <w:bottom w:w="100" w:type="dxa"/>
@@ -4932,7 +5012,7 @@
             </w:pPr>
             <w:r>
               <w:rPr>
-                <w:rFonts w:ascii="Arial" w:hAnsi="Arial"/>
+                <w:rFonts w:ascii="Inter" w:hAnsi="Inter"/>
                 <w:b/>
                 <w:color w:val="0F172A"/>
                 <w:sz w:val="18"/>
@@ -4945,7 +5025,7 @@
       <w:tr>
         <w:tc>
           <w:tcPr>
-            <w:tcW w:type="dxa" w:w="1872"/>
+            <w:tcW w:type="dxa" w:w="1930"/>
             <w:tcMar>
               <w:top w:w="100" w:type="dxa"/>
               <w:bottom w:w="100" w:type="dxa"/>
@@ -4960,7 +5040,7 @@
             </w:pPr>
             <w:r>
               <w:rPr>
-                <w:rFonts w:ascii="Arial" w:hAnsi="Arial"/>
+                <w:rFonts w:ascii="Inter" w:hAnsi="Inter"/>
                 <w:b/>
                 <w:color w:val="0F172A"/>
                 <w:sz w:val="18"/>
@@ -4971,7 +5051,7 @@
         </w:tc>
         <w:tc>
           <w:tcPr>
-            <w:tcW w:type="dxa" w:w="1872"/>
+            <w:tcW w:type="dxa" w:w="1930"/>
             <w:tcMar>
               <w:top w:w="100" w:type="dxa"/>
               <w:bottom w:w="100" w:type="dxa"/>
@@ -4986,9 +5066,9 @@
             </w:pPr>
             <w:r>
               <w:rPr>
-                <w:rFonts w:ascii="Arial" w:hAnsi="Arial"/>
+                <w:rFonts w:ascii="Inter" w:hAnsi="Inter"/>
                 <w:b w:val="0"/>
-                <w:color w:val="1E293B"/>
+                <w:color w:val="334155"/>
                 <w:sz w:val="18"/>
               </w:rPr>
               <w:t>Carcasa antichoque tricapa de alta protección con soporte rotativo 360° para piso industrial</w:t>
@@ -4997,7 +5077,7 @@
         </w:tc>
         <w:tc>
           <w:tcPr>
-            <w:tcW w:type="dxa" w:w="1872"/>
+            <w:tcW w:type="dxa" w:w="1930"/>
             <w:tcMar>
               <w:top w:w="100" w:type="dxa"/>
               <w:bottom w:w="100" w:type="dxa"/>
@@ -5012,9 +5092,9 @@
             </w:pPr>
             <w:r>
               <w:rPr>
-                <w:rFonts w:ascii="Arial" w:hAnsi="Arial"/>
+                <w:rFonts w:ascii="Inter" w:hAnsi="Inter"/>
                 <w:b w:val="0"/>
-                <w:color w:val="1E293B"/>
+                <w:color w:val="334155"/>
                 <w:sz w:val="18"/>
               </w:rPr>
               <w:t>6 pzas</w:t>
@@ -5023,7 +5103,7 @@
         </w:tc>
         <w:tc>
           <w:tcPr>
-            <w:tcW w:type="dxa" w:w="1872"/>
+            <w:tcW w:type="dxa" w:w="1930"/>
             <w:tcMar>
               <w:top w:w="100" w:type="dxa"/>
               <w:bottom w:w="100" w:type="dxa"/>
@@ -5038,9 +5118,9 @@
             </w:pPr>
             <w:r>
               <w:rPr>
-                <w:rFonts w:ascii="Arial" w:hAnsi="Arial"/>
+                <w:rFonts w:ascii="Inter" w:hAnsi="Inter"/>
                 <w:b w:val="0"/>
-                <w:color w:val="1E293B"/>
+                <w:color w:val="334155"/>
                 <w:sz w:val="18"/>
               </w:rPr>
               <w:t>$650 – $850 MXN</w:t>
@@ -5049,7 +5129,7 @@
         </w:tc>
         <w:tc>
           <w:tcPr>
-            <w:tcW w:type="dxa" w:w="1872"/>
+            <w:tcW w:type="dxa" w:w="1930"/>
             <w:tcMar>
               <w:top w:w="100" w:type="dxa"/>
               <w:bottom w:w="100" w:type="dxa"/>
@@ -5064,7 +5144,7 @@
             </w:pPr>
             <w:r>
               <w:rPr>
-                <w:rFonts w:ascii="Arial" w:hAnsi="Arial"/>
+                <w:rFonts w:ascii="Inter" w:hAnsi="Inter"/>
                 <w:b/>
                 <w:color w:val="0F172A"/>
                 <w:sz w:val="18"/>
@@ -5077,7 +5157,7 @@
       <w:tr>
         <w:tc>
           <w:tcPr>
-            <w:tcW w:type="dxa" w:w="1872"/>
+            <w:tcW w:type="dxa" w:w="1930"/>
             <w:tcMar>
               <w:top w:w="100" w:type="dxa"/>
               <w:bottom w:w="100" w:type="dxa"/>
@@ -5092,7 +5172,7 @@
             </w:pPr>
             <w:r>
               <w:rPr>
-                <w:rFonts w:ascii="Arial" w:hAnsi="Arial"/>
+                <w:rFonts w:ascii="Inter" w:hAnsi="Inter"/>
                 <w:b/>
                 <w:color w:val="0F172A"/>
                 <w:sz w:val="18"/>
@@ -5103,7 +5183,7 @@
         </w:tc>
         <w:tc>
           <w:tcPr>
-            <w:tcW w:type="dxa" w:w="1872"/>
+            <w:tcW w:type="dxa" w:w="1930"/>
             <w:tcMar>
               <w:top w:w="100" w:type="dxa"/>
               <w:bottom w:w="100" w:type="dxa"/>
@@ -5118,9 +5198,9 @@
             </w:pPr>
             <w:r>
               <w:rPr>
-                <w:rFonts w:ascii="Arial" w:hAnsi="Arial"/>
+                <w:rFonts w:ascii="Inter" w:hAnsi="Inter"/>
                 <w:b w:val="0"/>
-                <w:color w:val="1E293B"/>
+                <w:color w:val="334155"/>
                 <w:sz w:val="18"/>
               </w:rPr>
               <w:t>Brazo metálico de sujeción fija para mesas de Rampa, Adorno y Prensas</w:t>
@@ -5129,7 +5209,7 @@
         </w:tc>
         <w:tc>
           <w:tcPr>
-            <w:tcW w:type="dxa" w:w="1872"/>
+            <w:tcW w:type="dxa" w:w="1930"/>
             <w:tcMar>
               <w:top w:w="100" w:type="dxa"/>
               <w:bottom w:w="100" w:type="dxa"/>
@@ -5144,9 +5224,9 @@
             </w:pPr>
             <w:r>
               <w:rPr>
-                <w:rFonts w:ascii="Arial" w:hAnsi="Arial"/>
+                <w:rFonts w:ascii="Inter" w:hAnsi="Inter"/>
                 <w:b w:val="0"/>
-                <w:color w:val="1E293B"/>
+                <w:color w:val="334155"/>
                 <w:sz w:val="18"/>
               </w:rPr>
               <w:t>6 pzas</w:t>
@@ -5155,7 +5235,7 @@
         </w:tc>
         <w:tc>
           <w:tcPr>
-            <w:tcW w:type="dxa" w:w="1872"/>
+            <w:tcW w:type="dxa" w:w="1930"/>
             <w:tcMar>
               <w:top w:w="100" w:type="dxa"/>
               <w:bottom w:w="100" w:type="dxa"/>
@@ -5170,9 +5250,9 @@
             </w:pPr>
             <w:r>
               <w:rPr>
-                <w:rFonts w:ascii="Arial" w:hAnsi="Arial"/>
+                <w:rFonts w:ascii="Inter" w:hAnsi="Inter"/>
                 <w:b w:val="0"/>
-                <w:color w:val="1E293B"/>
+                <w:color w:val="334155"/>
                 <w:sz w:val="18"/>
               </w:rPr>
               <w:t>$750 – $950 MXN</w:t>
@@ -5181,7 +5261,7 @@
         </w:tc>
         <w:tc>
           <w:tcPr>
-            <w:tcW w:type="dxa" w:w="1872"/>
+            <w:tcW w:type="dxa" w:w="1930"/>
             <w:tcMar>
               <w:top w:w="100" w:type="dxa"/>
               <w:bottom w:w="100" w:type="dxa"/>
@@ -5196,7 +5276,7 @@
             </w:pPr>
             <w:r>
               <w:rPr>
-                <w:rFonts w:ascii="Arial" w:hAnsi="Arial"/>
+                <w:rFonts w:ascii="Inter" w:hAnsi="Inter"/>
                 <w:b/>
                 <w:color w:val="0F172A"/>
                 <w:sz w:val="18"/>
@@ -5209,7 +5289,7 @@
       <w:tr>
         <w:tc>
           <w:tcPr>
-            <w:tcW w:type="dxa" w:w="1872"/>
+            <w:tcW w:type="dxa" w:w="1930"/>
             <w:tcMar>
               <w:top w:w="100" w:type="dxa"/>
               <w:bottom w:w="100" w:type="dxa"/>
@@ -5224,7 +5304,7 @@
             </w:pPr>
             <w:r>
               <w:rPr>
-                <w:rFonts w:ascii="Arial" w:hAnsi="Arial"/>
+                <w:rFonts w:ascii="Inter" w:hAnsi="Inter"/>
                 <w:b/>
                 <w:color w:val="0F172A"/>
                 <w:sz w:val="18"/>
@@ -5235,7 +5315,7 @@
         </w:tc>
         <w:tc>
           <w:tcPr>
-            <w:tcW w:type="dxa" w:w="1872"/>
+            <w:tcW w:type="dxa" w:w="1930"/>
             <w:tcMar>
               <w:top w:w="100" w:type="dxa"/>
               <w:bottom w:w="100" w:type="dxa"/>
@@ -5250,10 +5330,10 @@
             </w:pPr>
             <w:r>
               <w:rPr>
-                <w:rFonts w:ascii="Arial" w:hAnsi="Arial"/>
+                <w:rFonts w:ascii="Inter" w:hAnsi="Inter"/>
                 <w:b w:val="0"/>
                 <w:i/>
-                <w:color w:val="1E293B"/>
+                <w:color w:val="334155"/>
                 <w:sz w:val="18"/>
               </w:rPr>
               <w:t>Operación táctil con escaneo vía cámara integrada del dispositivo</w:t>
@@ -5262,7 +5342,7 @@
         </w:tc>
         <w:tc>
           <w:tcPr>
-            <w:tcW w:type="dxa" w:w="1872"/>
+            <w:tcW w:type="dxa" w:w="1930"/>
             <w:tcMar>
               <w:top w:w="100" w:type="dxa"/>
               <w:bottom w:w="100" w:type="dxa"/>
@@ -5277,9 +5357,9 @@
             </w:pPr>
             <w:r>
               <w:rPr>
-                <w:rFonts w:ascii="Arial" w:hAnsi="Arial"/>
+                <w:rFonts w:ascii="Inter" w:hAnsi="Inter"/>
                 <w:b w:val="0"/>
-                <w:color w:val="1E293B"/>
+                <w:color w:val="334155"/>
                 <w:sz w:val="18"/>
               </w:rPr>
               <w:t>—</w:t>
@@ -5288,7 +5368,7 @@
         </w:tc>
         <w:tc>
           <w:tcPr>
-            <w:tcW w:type="dxa" w:w="1872"/>
+            <w:tcW w:type="dxa" w:w="1930"/>
             <w:tcMar>
               <w:top w:w="100" w:type="dxa"/>
               <w:bottom w:w="100" w:type="dxa"/>
@@ -5303,9 +5383,9 @@
             </w:pPr>
             <w:r>
               <w:rPr>
-                <w:rFonts w:ascii="Arial" w:hAnsi="Arial"/>
+                <w:rFonts w:ascii="Inter" w:hAnsi="Inter"/>
                 <w:b w:val="0"/>
-                <w:color w:val="1E293B"/>
+                <w:color w:val="334155"/>
                 <w:sz w:val="18"/>
               </w:rPr>
               <w:t>—</w:t>
@@ -5314,7 +5394,7 @@
         </w:tc>
         <w:tc>
           <w:tcPr>
-            <w:tcW w:type="dxa" w:w="1872"/>
+            <w:tcW w:type="dxa" w:w="1930"/>
             <w:tcMar>
               <w:top w:w="100" w:type="dxa"/>
               <w:bottom w:w="100" w:type="dxa"/>
@@ -5329,7 +5409,7 @@
             </w:pPr>
             <w:r>
               <w:rPr>
-                <w:rFonts w:ascii="Arial" w:hAnsi="Arial"/>
+                <w:rFonts w:ascii="Inter" w:hAnsi="Inter"/>
                 <w:b/>
                 <w:color w:val="0F172A"/>
                 <w:sz w:val="18"/>
@@ -5342,7 +5422,7 @@
       <w:tr>
         <w:tc>
           <w:tcPr>
-            <w:tcW w:type="dxa" w:w="1872"/>
+            <w:tcW w:type="dxa" w:w="1930"/>
             <w:tcMar>
               <w:top w:w="100" w:type="dxa"/>
               <w:bottom w:w="100" w:type="dxa"/>
@@ -5357,7 +5437,7 @@
             </w:pPr>
             <w:r>
               <w:rPr>
-                <w:rFonts w:ascii="Arial" w:hAnsi="Arial"/>
+                <w:rFonts w:ascii="Inter" w:hAnsi="Inter"/>
                 <w:b/>
                 <w:color w:val="0F172A"/>
                 <w:sz w:val="18"/>
@@ -5368,7 +5448,7 @@
         </w:tc>
         <w:tc>
           <w:tcPr>
-            <w:tcW w:type="dxa" w:w="1872"/>
+            <w:tcW w:type="dxa" w:w="1930"/>
             <w:tcMar>
               <w:top w:w="100" w:type="dxa"/>
               <w:bottom w:w="100" w:type="dxa"/>
@@ -5383,7 +5463,7 @@
             </w:pPr>
             <w:r>
               <w:rPr>
-                <w:rFonts w:ascii="Arial" w:hAnsi="Arial"/>
+                <w:rFonts w:ascii="Inter" w:hAnsi="Inter"/>
                 <w:b/>
                 <w:color w:val="0F172A"/>
                 <w:sz w:val="18"/>
@@ -5392,16 +5472,16 @@
             </w:r>
             <w:r>
               <w:rPr>
-                <w:rFonts w:ascii="Arial" w:hAnsi="Arial"/>
+                <w:rFonts w:ascii="Inter" w:hAnsi="Inter"/>
                 <w:b w:val="0"/>
-                <w:color w:val="1E293B"/>
+                <w:color w:val="334155"/>
                 <w:sz w:val="18"/>
               </w:rPr>
               <w:t xml:space="preserve"> Pistola inalámbrica industrial Netum/Tera HW-0002 ($1,450 – $1,850)&lt;br&gt;</w:t>
             </w:r>
             <w:r>
               <w:rPr>
-                <w:rFonts w:ascii="Arial" w:hAnsi="Arial"/>
+                <w:rFonts w:ascii="Inter" w:hAnsi="Inter"/>
                 <w:b/>
                 <w:color w:val="0F172A"/>
                 <w:sz w:val="18"/>
@@ -5410,9 +5490,9 @@
             </w:r>
             <w:r>
               <w:rPr>
-                <w:rFonts w:ascii="Arial" w:hAnsi="Arial"/>
+                <w:rFonts w:ascii="Inter" w:hAnsi="Inter"/>
                 <w:b w:val="0"/>
-                <w:color w:val="1E293B"/>
+                <w:color w:val="334155"/>
                 <w:sz w:val="18"/>
               </w:rPr>
               <w:t xml:space="preserve"> Escáner fijo de mesa Zebra/Eyoyo 2D manos libres ($2,200 – $2,900)</w:t>
@@ -5421,7 +5501,7 @@
         </w:tc>
         <w:tc>
           <w:tcPr>
-            <w:tcW w:type="dxa" w:w="1872"/>
+            <w:tcW w:type="dxa" w:w="1930"/>
             <w:tcMar>
               <w:top w:w="100" w:type="dxa"/>
               <w:bottom w:w="100" w:type="dxa"/>
@@ -5436,9 +5516,9 @@
             </w:pPr>
             <w:r>
               <w:rPr>
-                <w:rFonts w:ascii="Arial" w:hAnsi="Arial"/>
+                <w:rFonts w:ascii="Inter" w:hAnsi="Inter"/>
                 <w:b w:val="0"/>
-                <w:color w:val="1E293B"/>
+                <w:color w:val="334155"/>
                 <w:sz w:val="18"/>
               </w:rPr>
               <w:t>6 pzas</w:t>
@@ -5447,7 +5527,7 @@
         </w:tc>
         <w:tc>
           <w:tcPr>
-            <w:tcW w:type="dxa" w:w="1872"/>
+            <w:tcW w:type="dxa" w:w="1930"/>
             <w:tcMar>
               <w:top w:w="100" w:type="dxa"/>
               <w:bottom w:w="100" w:type="dxa"/>
@@ -5462,9 +5542,9 @@
             </w:pPr>
             <w:r>
               <w:rPr>
-                <w:rFonts w:ascii="Arial" w:hAnsi="Arial"/>
+                <w:rFonts w:ascii="Inter" w:hAnsi="Inter"/>
                 <w:b w:val="0"/>
-                <w:color w:val="1E293B"/>
+                <w:color w:val="334155"/>
                 <w:sz w:val="18"/>
               </w:rPr>
               <w:t>$1,450 – $2,200 MXN</w:t>
@@ -5473,7 +5553,7 @@
         </w:tc>
         <w:tc>
           <w:tcPr>
-            <w:tcW w:type="dxa" w:w="1872"/>
+            <w:tcW w:type="dxa" w:w="1930"/>
             <w:tcMar>
               <w:top w:w="100" w:type="dxa"/>
               <w:bottom w:w="100" w:type="dxa"/>
@@ -5488,7 +5568,7 @@
             </w:pPr>
             <w:r>
               <w:rPr>
-                <w:rFonts w:ascii="Arial" w:hAnsi="Arial"/>
+                <w:rFonts w:ascii="Inter" w:hAnsi="Inter"/>
                 <w:b/>
                 <w:color w:val="0F172A"/>
                 <w:sz w:val="18"/>
@@ -5501,7 +5581,7 @@
       <w:tr>
         <w:tc>
           <w:tcPr>
-            <w:tcW w:type="dxa" w:w="1872"/>
+            <w:tcW w:type="dxa" w:w="1930"/>
             <w:tcMar>
               <w:top w:w="100" w:type="dxa"/>
               <w:bottom w:w="100" w:type="dxa"/>
@@ -5516,7 +5596,7 @@
             </w:pPr>
             <w:r>
               <w:rPr>
-                <w:rFonts w:ascii="Arial" w:hAnsi="Arial"/>
+                <w:rFonts w:ascii="Inter" w:hAnsi="Inter"/>
                 <w:b/>
                 <w:color w:val="0F172A"/>
                 <w:sz w:val="18"/>
@@ -5527,7 +5607,7 @@
         </w:tc>
         <w:tc>
           <w:tcPr>
-            <w:tcW w:type="dxa" w:w="1872"/>
+            <w:tcW w:type="dxa" w:w="1930"/>
             <w:tcMar>
               <w:top w:w="100" w:type="dxa"/>
               <w:bottom w:w="100" w:type="dxa"/>
@@ -5542,10 +5622,10 @@
             </w:pPr>
             <w:r>
               <w:rPr>
-                <w:rFonts w:ascii="Arial" w:hAnsi="Arial"/>
+                <w:rFonts w:ascii="Inter" w:hAnsi="Inter"/>
                 <w:b w:val="0"/>
                 <w:i/>
-                <w:color w:val="1E293B"/>
+                <w:color w:val="334155"/>
                 <w:sz w:val="18"/>
               </w:rPr>
               <w:t>Kits completos: 6 Tablets Xiaomi + 6 Fundas + 6 Soportes + 6 Escáneres 2D</w:t>
@@ -5554,7 +5634,7 @@
         </w:tc>
         <w:tc>
           <w:tcPr>
-            <w:tcW w:type="dxa" w:w="1872"/>
+            <w:tcW w:type="dxa" w:w="1930"/>
             <w:tcMar>
               <w:top w:w="100" w:type="dxa"/>
               <w:bottom w:w="100" w:type="dxa"/>
@@ -5569,9 +5649,9 @@
             </w:pPr>
             <w:r>
               <w:rPr>
-                <w:rFonts w:ascii="Arial" w:hAnsi="Arial"/>
+                <w:rFonts w:ascii="Inter" w:hAnsi="Inter"/>
                 <w:b w:val="0"/>
-                <w:color w:val="1E293B"/>
+                <w:color w:val="334155"/>
                 <w:sz w:val="18"/>
               </w:rPr>
               <w:t>—</w:t>
@@ -5580,7 +5660,7 @@
         </w:tc>
         <w:tc>
           <w:tcPr>
-            <w:tcW w:type="dxa" w:w="1872"/>
+            <w:tcW w:type="dxa" w:w="1930"/>
             <w:tcMar>
               <w:top w:w="100" w:type="dxa"/>
               <w:bottom w:w="100" w:type="dxa"/>
@@ -5595,9 +5675,9 @@
             </w:pPr>
             <w:r>
               <w:rPr>
-                <w:rFonts w:ascii="Arial" w:hAnsi="Arial"/>
+                <w:rFonts w:ascii="Inter" w:hAnsi="Inter"/>
                 <w:b w:val="0"/>
-                <w:color w:val="1E293B"/>
+                <w:color w:val="334155"/>
                 <w:sz w:val="18"/>
               </w:rPr>
               <w:t>—</w:t>
@@ -5606,7 +5686,7 @@
         </w:tc>
         <w:tc>
           <w:tcPr>
-            <w:tcW w:type="dxa" w:w="1872"/>
+            <w:tcW w:type="dxa" w:w="1930"/>
             <w:tcMar>
               <w:top w:w="100" w:type="dxa"/>
               <w:bottom w:w="100" w:type="dxa"/>
@@ -5621,7 +5701,7 @@
             </w:pPr>
             <w:r>
               <w:rPr>
-                <w:rFonts w:ascii="Arial" w:hAnsi="Arial"/>
+                <w:rFonts w:ascii="Inter" w:hAnsi="Inter"/>
                 <w:b/>
                 <w:color w:val="0F172A"/>
                 <w:sz w:val="18"/>
@@ -5643,10 +5723,10 @@
       </w:pPr>
       <w:r>
         <w:rPr>
-          <w:rFonts w:ascii="Arial" w:hAnsi="Arial"/>
+          <w:rFonts w:ascii="Inter" w:hAnsi="Inter"/>
           <w:b w:val="0"/>
           <w:i/>
-          <w:color w:val="1E293B"/>
+          <w:color w:val="334155"/>
           <w:sz w:val="20"/>
         </w:rPr>
         <w:t>Nota: Los equipos deben ser adquiridos directamente por Tombstone Hats bajo la ficha técnica recomendada.</w:t>
@@ -5659,9 +5739,9 @@
       </w:pPr>
       <w:r>
         <w:rPr>
-          <w:rFonts w:ascii="Arial" w:hAnsi="Arial"/>
+          <w:rFonts w:ascii="Inter" w:hAnsi="Inter"/>
           <w:b/>
-          <w:color w:val="8B5E3C"/>
+          <w:color w:val="2563EB"/>
           <w:sz w:val="23"/>
         </w:rPr>
         <w:t>10.3 Póliza Opcional de Mantenimiento y Soporte Continuo (Post-Garantía):</w:t>
@@ -5673,16 +5753,16 @@
       </w:pPr>
       <w:r>
         <w:rPr>
-          <w:rFonts w:ascii="Arial" w:hAnsi="Arial"/>
+          <w:rFonts w:ascii="Inter" w:hAnsi="Inter"/>
           <w:b w:val="0"/>
-          <w:color w:val="1E293B"/>
+          <w:color w:val="334155"/>
           <w:sz w:val="20"/>
         </w:rPr>
         <w:t xml:space="preserve">Al concluir las </w:t>
       </w:r>
       <w:r>
         <w:rPr>
-          <w:rFonts w:ascii="Arial" w:hAnsi="Arial"/>
+          <w:rFonts w:ascii="Inter" w:hAnsi="Inter"/>
           <w:b/>
           <w:color w:val="0F172A"/>
           <w:sz w:val="20"/>
@@ -5691,9 +5771,9 @@
       </w:r>
       <w:r>
         <w:rPr>
-          <w:rFonts w:ascii="Arial" w:hAnsi="Arial"/>
+          <w:rFonts w:ascii="Inter" w:hAnsi="Inter"/>
           <w:b w:val="0"/>
-          <w:color w:val="1E293B"/>
+          <w:color w:val="334155"/>
           <w:sz w:val="20"/>
         </w:rPr>
         <w:t>, se ofrece una póliza de servicio mensual opcional para garantizar la continuidad operativa:</w:t>
@@ -5706,7 +5786,7 @@
       </w:pPr>
       <w:r>
         <w:rPr>
-          <w:rFonts w:ascii="Arial" w:hAnsi="Arial"/>
+          <w:rFonts w:ascii="Inter" w:hAnsi="Inter"/>
           <w:b/>
           <w:color w:val="0F172A"/>
           <w:sz w:val="20"/>
@@ -5715,16 +5795,16 @@
       </w:r>
       <w:r>
         <w:rPr>
-          <w:rFonts w:ascii="Arial" w:hAnsi="Arial"/>
+          <w:rFonts w:ascii="Inter" w:hAnsi="Inter"/>
           <w:b w:val="0"/>
-          <w:color w:val="1E293B"/>
+          <w:color w:val="334155"/>
           <w:sz w:val="20"/>
         </w:rPr>
         <w:t xml:space="preserve"> </w:t>
       </w:r>
       <w:r>
         <w:rPr>
-          <w:rFonts w:ascii="Arial" w:hAnsi="Arial"/>
+          <w:rFonts w:ascii="Inter" w:hAnsi="Inter"/>
           <w:b/>
           <w:color w:val="0F172A"/>
           <w:sz w:val="20"/>
@@ -5739,7 +5819,7 @@
       </w:pPr>
       <w:r>
         <w:rPr>
-          <w:rFonts w:ascii="Arial" w:hAnsi="Arial"/>
+          <w:rFonts w:ascii="Inter" w:hAnsi="Inter"/>
           <w:b/>
           <w:color w:val="0F172A"/>
           <w:sz w:val="20"/>
@@ -5754,9 +5834,9 @@
       </w:pPr>
       <w:r>
         <w:rPr>
-          <w:rFonts w:ascii="Arial" w:hAnsi="Arial"/>
+          <w:rFonts w:ascii="Inter" w:hAnsi="Inter"/>
           <w:b w:val="0"/>
-          <w:color w:val="1E293B"/>
+          <w:color w:val="334155"/>
           <w:sz w:val="20"/>
         </w:rPr>
         <w:t>Respaldos diarios automáticos y cifrados de la base de datos en nube.</w:t>
@@ -5769,9 +5849,9 @@
       </w:pPr>
       <w:r>
         <w:rPr>
-          <w:rFonts w:ascii="Arial" w:hAnsi="Arial"/>
+          <w:rFonts w:ascii="Inter" w:hAnsi="Inter"/>
           <w:b w:val="0"/>
-          <w:color w:val="1E293B"/>
+          <w:color w:val="334155"/>
           <w:sz w:val="20"/>
         </w:rPr>
         <w:t>Supervisión y monitoreo de disponibilidad del servidor y red local.</w:t>
@@ -5784,9 +5864,9 @@
       </w:pPr>
       <w:r>
         <w:rPr>
-          <w:rFonts w:ascii="Arial" w:hAnsi="Arial"/>
+          <w:rFonts w:ascii="Inter" w:hAnsi="Inter"/>
           <w:b w:val="0"/>
-          <w:color w:val="1E293B"/>
+          <w:color w:val="334155"/>
           <w:sz w:val="20"/>
         </w:rPr>
         <w:t>Mantenimiento preventivo y afinación de consultas SQL al microservicio de CONTPAQi Comercial.</w:t>
@@ -5799,9 +5879,9 @@
       </w:pPr>
       <w:r>
         <w:rPr>
-          <w:rFonts w:ascii="Arial" w:hAnsi="Arial"/>
+          <w:rFonts w:ascii="Inter" w:hAnsi="Inter"/>
           <w:b w:val="0"/>
-          <w:color w:val="1E293B"/>
+          <w:color w:val="334155"/>
           <w:sz w:val="20"/>
         </w:rPr>
         <w:t>Soporte técnico correctivo ante incidencias y dudas operativas de supervisores.</w:t>
@@ -5814,13 +5894,21 @@
       </w:pPr>
       <w:r>
         <w:rPr>
-          <w:rFonts w:ascii="Arial" w:hAnsi="Arial"/>
+          <w:rFonts w:ascii="Inter" w:hAnsi="Inter"/>
           <w:b w:val="0"/>
-          <w:color w:val="1E293B"/>
+          <w:color w:val="334155"/>
           <w:sz w:val="20"/>
         </w:rPr>
         <w:t>Actualizaciones menores de seguridad y ajustes menores de flujo en terminales de piso.</w:t>
       </w:r>
+    </w:p>
+    <w:p>
+      <w:pPr>
+        <w:spacing w:before="80" w:after="160"/>
+        <w:pBdr>
+          <w:bottom w:val="single" w:sz="6" w:space="8" w:color="CBD5E1"/>
+        </w:pBdr>
+      </w:pPr>
     </w:p>
     <w:p>
       <w:pPr>
@@ -5829,7 +5917,7 @@
       </w:pPr>
       <w:r>
         <w:rPr>
-          <w:rFonts w:ascii="Arial" w:hAnsi="Arial"/>
+          <w:rFonts w:ascii="Inter" w:hAnsi="Inter"/>
           <w:b/>
           <w:color w:val="0F172A"/>
           <w:sz w:val="28"/>
@@ -5844,9 +5932,9 @@
       </w:pPr>
       <w:r>
         <w:rPr>
-          <w:rFonts w:ascii="Arial" w:hAnsi="Arial"/>
+          <w:rFonts w:ascii="Inter" w:hAnsi="Inter"/>
           <w:b/>
-          <w:color w:val="8B5E3C"/>
+          <w:color w:val="2563EB"/>
           <w:sz w:val="23"/>
         </w:rPr>
         <w:t>Supuestos Obligatorios:</w:t>
@@ -5859,9 +5947,9 @@
       </w:pPr>
       <w:r>
         <w:rPr>
-          <w:rFonts w:ascii="Arial" w:hAnsi="Arial"/>
+          <w:rFonts w:ascii="Inter" w:hAnsi="Inter"/>
           <w:b w:val="0"/>
-          <w:color w:val="1E293B"/>
+          <w:color w:val="334155"/>
           <w:sz w:val="20"/>
         </w:rPr>
         <w:t>Red local Wi-Fi con cobertura estable y continua en los puntos de almacén y calidad de la nave.</w:t>
@@ -5874,9 +5962,9 @@
       </w:pPr>
       <w:r>
         <w:rPr>
-          <w:rFonts w:ascii="Arial" w:hAnsi="Arial"/>
+          <w:rFonts w:ascii="Inter" w:hAnsi="Inter"/>
           <w:b w:val="0"/>
-          <w:color w:val="1E293B"/>
+          <w:color w:val="334155"/>
           <w:sz w:val="20"/>
         </w:rPr>
         <w:t>Servidor de CONTPAQi Comercial accesible en red local con credenciales a Microsoft SQL Server.</w:t>
@@ -5889,9 +5977,9 @@
       </w:pPr>
       <w:r>
         <w:rPr>
-          <w:rFonts w:ascii="Arial" w:hAnsi="Arial"/>
+          <w:rFonts w:ascii="Inter" w:hAnsi="Inter"/>
           <w:b w:val="0"/>
-          <w:color w:val="1E293B"/>
+          <w:color w:val="334155"/>
           <w:sz w:val="20"/>
         </w:rPr>
         <w:t>Impresora láser de oficina funcional para impresión de tarjetas en papel carta estándar.</w:t>
@@ -5904,9 +5992,9 @@
       </w:pPr>
       <w:r>
         <w:rPr>
-          <w:rFonts w:ascii="Arial" w:hAnsi="Arial"/>
+          <w:rFonts w:ascii="Inter" w:hAnsi="Inter"/>
           <w:b/>
-          <w:color w:val="8B5E3C"/>
+          <w:color w:val="2563EB"/>
           <w:sz w:val="23"/>
         </w:rPr>
         <w:t>Exclusiones Explícitas del Alcance:</w:t>
@@ -5919,7 +6007,7 @@
       </w:pPr>
       <w:r>
         <w:rPr>
-          <w:rFonts w:ascii="Arial" w:hAnsi="Arial"/>
+          <w:rFonts w:ascii="Inter" w:hAnsi="Inter"/>
           <w:b/>
           <w:color w:val="0F172A"/>
           <w:sz w:val="20"/>
@@ -5928,9 +6016,9 @@
       </w:r>
       <w:r>
         <w:rPr>
-          <w:rFonts w:ascii="Arial" w:hAnsi="Arial"/>
+          <w:rFonts w:ascii="Inter" w:hAnsi="Inter"/>
           <w:b w:val="0"/>
-          <w:color w:val="1E293B"/>
+          <w:color w:val="334155"/>
           <w:sz w:val="20"/>
         </w:rPr>
         <w:t xml:space="preserve"> No se contempla almacenamiento en desconexión.</w:t>
@@ -5943,7 +6031,7 @@
       </w:pPr>
       <w:r>
         <w:rPr>
-          <w:rFonts w:ascii="Arial" w:hAnsi="Arial"/>
+          <w:rFonts w:ascii="Inter" w:hAnsi="Inter"/>
           <w:b/>
           <w:color w:val="0F172A"/>
           <w:sz w:val="20"/>
@@ -5952,9 +6040,9 @@
       </w:r>
       <w:r>
         <w:rPr>
-          <w:rFonts w:ascii="Arial" w:hAnsi="Arial"/>
+          <w:rFonts w:ascii="Inter" w:hAnsi="Inter"/>
           <w:b w:val="0"/>
-          <w:color w:val="1E293B"/>
+          <w:color w:val="334155"/>
           <w:sz w:val="20"/>
         </w:rPr>
         <w:t xml:space="preserve"> La partición la define el Ingeniero en el sistema.</w:t>
@@ -5967,7 +6055,7 @@
       </w:pPr>
       <w:r>
         <w:rPr>
-          <w:rFonts w:ascii="Arial" w:hAnsi="Arial"/>
+          <w:rFonts w:ascii="Inter" w:hAnsi="Inter"/>
           <w:b/>
           <w:color w:val="0F172A"/>
           <w:sz w:val="20"/>
@@ -5976,9 +6064,9 @@
       </w:r>
       <w:r>
         <w:rPr>
-          <w:rFonts w:ascii="Arial" w:hAnsi="Arial"/>
+          <w:rFonts w:ascii="Inter" w:hAnsi="Inter"/>
           <w:b w:val="0"/>
-          <w:color w:val="1E293B"/>
+          <w:color w:val="334155"/>
           <w:sz w:val="20"/>
         </w:rPr>
         <w:t xml:space="preserve"> La visualización se concentra en tablets y computadoras.</w:t>
@@ -5991,7 +6079,7 @@
       </w:pPr>
       <w:r>
         <w:rPr>
-          <w:rFonts w:ascii="Arial" w:hAnsi="Arial"/>
+          <w:rFonts w:ascii="Inter" w:hAnsi="Inter"/>
           <w:b/>
           <w:color w:val="0F172A"/>
           <w:sz w:val="20"/>
@@ -6000,9 +6088,9 @@
       </w:r>
       <w:r>
         <w:rPr>
-          <w:rFonts w:ascii="Arial" w:hAnsi="Arial"/>
+          <w:rFonts w:ascii="Inter" w:hAnsi="Inter"/>
           <w:b w:val="0"/>
-          <w:color w:val="1E293B"/>
+          <w:color w:val="334155"/>
           <w:sz w:val="20"/>
         </w:rPr>
         <w:t xml:space="preserve"> El registro de paros se realiza de manera manual en la tablet.</w:t>
@@ -6015,7 +6103,7 @@
       </w:pPr>
       <w:r>
         <w:rPr>
-          <w:rFonts w:ascii="Arial" w:hAnsi="Arial"/>
+          <w:rFonts w:ascii="Inter" w:hAnsi="Inter"/>
           <w:b/>
           <w:color w:val="0F172A"/>
           <w:sz w:val="20"/>
@@ -6024,18 +6112,19 @@
       </w:r>
       <w:r>
         <w:rPr>
-          <w:rFonts w:ascii="Arial" w:hAnsi="Arial"/>
+          <w:rFonts w:ascii="Inter" w:hAnsi="Inter"/>
           <w:b w:val="0"/>
-          <w:color w:val="1E293B"/>
+          <w:color w:val="334155"/>
           <w:sz w:val="20"/>
         </w:rPr>
         <w:t xml:space="preserve"> Se realizan de forma habitual dentro de CONTPAQi Comercial.</w:t>
       </w:r>
     </w:p>
     <w:sectPr>
-      <w:footerReference w:type="default" r:id="rId9"/>
+      <w:headerReference w:type="default" r:id="rId9"/>
+      <w:footerReference w:type="default" r:id="rId10"/>
       <w:pgSz w:w="12240" w:h="15840"/>
-      <w:pgMar w:top="1440" w:right="1440" w:bottom="1440" w:left="1440" w:header="720" w:footer="720" w:gutter="0"/>
+      <w:pgMar w:top="1224" w:right="1296" w:bottom="1224" w:left="1296" w:header="720" w:footer="720" w:gutter="0"/>
       <w:cols w:space="720"/>
       <w:docGrid w:linePitch="360"/>
     </w:sectPr>
@@ -6052,14 +6141,25 @@
     </w:pPr>
     <w:r>
       <w:rPr>
-        <w:rFonts w:ascii="Arial" w:hAnsi="Arial"/>
+        <w:rFonts w:ascii="Inter" w:hAnsi="Inter"/>
         <w:color w:val="64748B"/>
         <w:sz w:val="17"/>
       </w:rPr>
-      <w:t>Tombstone Hats MES · Uanify Software Industrial  |  Propuesta Tecnica &amp; Comercial - Sistema MES (MVP)</w:t>
+      <w:t>Tombstone Hats MES · Uanify Software Industrial  |  Propuesta Técnica &amp; Comercial – Sistema MES (MVP)</w:t>
     </w:r>
   </w:p>
 </w:ftr>
+</file>
+
+<file path=word/header1.xml><?xml version="1.0" encoding="utf-8"?>
+<w:hdr xmlns:m="http://schemas.openxmlformats.org/officeDocument/2006/math" xmlns:mc="http://schemas.openxmlformats.org/markup-compatibility/2006" xmlns:mo="http://schemas.microsoft.com/office/mac/office/2008/main" xmlns:mv="urn:schemas-microsoft-com:mac:vml" xmlns:o="urn:schemas-microsoft-com:office:office" xmlns:r="http://schemas.openxmlformats.org/officeDocument/2006/relationships" xmlns:v="urn:schemas-microsoft-com:vml" xmlns:w10="urn:schemas-microsoft-com:office:word" xmlns:w14="http://schemas.microsoft.com/office/word/2010/wordml" xmlns:w="http://schemas.openxmlformats.org/wordprocessingml/2006/main" xmlns:wne="http://schemas.microsoft.com/office/word/2006/wordml" xmlns:wp14="http://schemas.microsoft.com/office/word/2010/wordprocessingDrawing" xmlns:wp="http://schemas.openxmlformats.org/drawingml/2006/wordprocessingDrawing" xmlns:wpc="http://schemas.microsoft.com/office/word/2010/wordprocessingCanvas" xmlns:wpg="http://schemas.microsoft.com/office/word/2010/wordprocessingGroup" xmlns:wpi="http://schemas.microsoft.com/office/word/2010/wordprocessingInk" xmlns:wps="http://schemas.microsoft.com/office/word/2010/wordprocessingShape" mc:Ignorable="w14 wp14">
+  <w:p>
+    <w:pPr>
+      <w:pStyle w:val="Header"/>
+    </w:pPr>
+    <w:r/>
+  </w:p>
+</w:hdr>
 </file>
 
 <file path=word/numbering.xml><?xml version="1.0" encoding="utf-8"?>
